--- a/docs/MASTER_GUIDE.docx
+++ b/docs/MASTER_GUIDE.docx
@@ -28,7 +28,7 @@
         </w:p>
       </w:sdtContent>
     </w:sdt>
-    <w:bookmarkStart w:id="74" w:name="expense-tracker-bot-master-guide"/>
+    <w:bookmarkStart w:id="87" w:name="expense-tracker-bot-master-guide"/>
     <w:p>
       <w:pPr>
         <w:pStyle w:val="Heading1"/>
@@ -68,7 +68,7 @@
         <w:t xml:space="preserve"> </w:t>
       </w:r>
       <w:r>
-        <w:t xml:space="preserve">2026-05-04 ·</w:t>
+        <w:t xml:space="preserve">2026-06-26 ·</w:t>
       </w:r>
       <w:r>
         <w:t xml:space="preserve"> </w:t>
@@ -590,6 +590,33 @@
       </w:hyperlink>
     </w:p>
     <w:p>
+      <w:pPr>
+        <w:pStyle w:val="Compact"/>
+        <w:numPr>
+          <w:ilvl w:val="0"/>
+          <w:numId w:val="1001"/>
+        </w:numPr>
+      </w:pPr>
+      <w:hyperlink w:anchor="X1a215e2c21d202b1a0cef28bf362ac34bddec10">
+        <w:r>
+          <w:rPr>
+            <w:rStyle w:val="Hyperlink"/>
+          </w:rPr>
+          <w:t xml:space="preserve">Change log &amp; lessons learned</w:t>
+        </w:r>
+      </w:hyperlink>
+      <w:r>
+        <w:t xml:space="preserve"> </w:t>
+      </w:r>
+      <w:r>
+        <w:rPr>
+          <w:i/>
+          <w:iCs/>
+        </w:rPr>
+        <w:t xml:space="preserve">(new — covers every prod change since launch with the reasoning behind it)</w:t>
+      </w:r>
+    </w:p>
+    <w:p>
       <w:r>
         <w:pict>
           <v:rect style="width:0;height:1.5pt" o:hralign="center" o:hrstd="t" o:hr="t"/>
@@ -3648,19 +3675,37 @@
         <w:rPr>
           <w:rStyle w:val="VerbatimChar"/>
         </w:rPr>
+        <w:t xml:space="preserve">openai/gpt-oss-20b</w:t>
+      </w:r>
+      <w:r>
+        <w:t xml:space="preserve"> </w:t>
+      </w:r>
+      <w:r>
+        <w:t xml:space="preserve">(cheap, fast, very reliable on</w:t>
+      </w:r>
+      <w:r>
+        <w:t xml:space="preserve"> </w:t>
+      </w:r>
+      <w:r>
+        <w:t xml:space="preserve">structured-JSON extraction). Migrated 2026-06-25 from</w:t>
+      </w:r>
+      <w:r>
+        <w:t xml:space="preserve"> </w:t>
+      </w:r>
+      <w:r>
+        <w:rPr>
+          <w:rStyle w:val="VerbatimChar"/>
+        </w:rPr>
         <w:t xml:space="preserve">llama-3.1-8b-instant</w:t>
       </w:r>
       <w:r>
-        <w:t xml:space="preserve"> </w:t>
-      </w:r>
-      <w:r>
-        <w:t xml:space="preserve">(cheap, fast, perfectly</w:t>
-      </w:r>
-      <w:r>
-        <w:t xml:space="preserve"> </w:t>
-      </w:r>
-      <w:r>
-        <w:t xml:space="preserve">capable of structured-JSON extraction).</w:t>
+        <w:t xml:space="preserve">, which Groq deprecated with hard</w:t>
+      </w:r>
+      <w:r>
+        <w:t xml:space="preserve"> </w:t>
+      </w:r>
+      <w:r>
+        <w:t xml:space="preserve">decommission on 2026-08-16.</w:t>
       </w:r>
     </w:p>
     <w:p>
@@ -3756,13 +3801,19 @@
         <w:t xml:space="preserve"> </w:t>
       </w:r>
       <w:r>
-        <w:t xml:space="preserve">(which Llama-3.1-8b nails) — we don’t</w:t>
-      </w:r>
-      <w:r>
-        <w:t xml:space="preserve"> </w:t>
-      </w:r>
-      <w:r>
-        <w:t xml:space="preserve">need GPT-4-class reasoning. If you ever want to swap, set</w:t>
+        <w:t xml:space="preserve">(which any small open-weights model</w:t>
+      </w:r>
+      <w:r>
+        <w:t xml:space="preserve"> </w:t>
+      </w:r>
+      <w:r>
+        <w:t xml:space="preserve">nails) — we don’t need GPT-4-class reasoning. If you ever want to</w:t>
+      </w:r>
+      <w:r>
+        <w:t xml:space="preserve"> </w:t>
+      </w:r>
+      <w:r>
+        <w:t xml:space="preserve">swap, set</w:t>
       </w:r>
       <w:r>
         <w:t xml:space="preserve"> </w:t>
@@ -3789,13 +3840,110 @@
         <w:t xml:space="preserve">anthropic</w:t>
       </w:r>
       <w:r>
-        <w:t xml:space="preserve">) and add the appropriate API</w:t>
-      </w:r>
-      <w:r>
-        <w:t xml:space="preserve"> </w:t>
-      </w:r>
-      <w:r>
-        <w:t xml:space="preserve">key — zero code changes.</w:t>
+        <w:t xml:space="preserve">) and add the</w:t>
+      </w:r>
+      <w:r>
+        <w:t xml:space="preserve"> </w:t>
+      </w:r>
+      <w:r>
+        <w:t xml:space="preserve">appropriate API key — zero code changes.</w:t>
+      </w:r>
+    </w:p>
+    <w:p>
+      <w:pPr>
+        <w:pStyle w:val="Compact"/>
+        <w:numPr>
+          <w:ilvl w:val="0"/>
+          <w:numId w:val="1014"/>
+        </w:numPr>
+      </w:pPr>
+      <w:r>
+        <w:rPr>
+          <w:b/>
+          <w:bCs/>
+        </w:rPr>
+        <w:t xml:space="preserve">Model survivorship — important reality check:</w:t>
+      </w:r>
+      <w:r>
+        <w:t xml:space="preserve"> </w:t>
+      </w:r>
+      <w:r>
+        <w:t xml:space="preserve">Groq deprecates</w:t>
+      </w:r>
+      <w:r>
+        <w:t xml:space="preserve"> </w:t>
+      </w:r>
+      <w:r>
+        <w:t xml:space="preserve">models with surprising frequency (8B Llama dropped 7 weeks notice</w:t>
+      </w:r>
+      <w:r>
+        <w:t xml:space="preserve"> </w:t>
+      </w:r>
+      <w:r>
+        <w:t xml:space="preserve">on us in June 2026). The</w:t>
+      </w:r>
+      <w:r>
+        <w:t xml:space="preserve"> </w:t>
+      </w:r>
+      <w:r>
+        <w:rPr>
+          <w:rStyle w:val="VerbatimChar"/>
+        </w:rPr>
+        <w:t xml:space="preserve">LLMClient</w:t>
+      </w:r>
+      <w:r>
+        <w:t xml:space="preserve"> </w:t>
+      </w:r>
+      <w:r>
+        <w:t xml:space="preserve">Protocol means swapping in a</w:t>
+      </w:r>
+      <w:r>
+        <w:t xml:space="preserve"> </w:t>
+      </w:r>
+      <w:r>
+        <w:t xml:space="preserve">new model is one env-var (or one default change in</w:t>
+      </w:r>
+      <w:r>
+        <w:t xml:space="preserve"> </w:t>
+      </w:r>
+      <w:r>
+        <w:rPr>
+          <w:rStyle w:val="VerbatimChar"/>
+        </w:rPr>
+        <w:t xml:space="preserve">config.py</w:t>
+      </w:r>
+      <w:r>
+        <w:t xml:space="preserve">),</w:t>
+      </w:r>
+      <w:r>
+        <w:t xml:space="preserve"> </w:t>
+      </w:r>
+      <w:r>
+        <w:t xml:space="preserve">but you have to actually NOTICE the deprecation email. See §13.4</w:t>
+      </w:r>
+      <w:r>
+        <w:t xml:space="preserve"> </w:t>
+      </w:r>
+      <w:r>
+        <w:t xml:space="preserve">for the full story and §9.10 for the</w:t>
+      </w:r>
+      <w:r>
+        <w:t xml:space="preserve"> </w:t>
+      </w:r>
+      <w:r>
+        <w:t xml:space="preserve">“Groq said they’re killing</w:t>
+      </w:r>
+      <w:r>
+        <w:t xml:space="preserve"> </w:t>
+      </w:r>
+      <w:r>
+        <w:t xml:space="preserve">our model”</w:t>
+      </w:r>
+      <w:r>
+        <w:t xml:space="preserve"> </w:t>
+      </w:r>
+      <w:r>
+        <w:t xml:space="preserve">runbook.</w:t>
       </w:r>
     </w:p>
     <w:bookmarkEnd w:id="18"/>
@@ -6354,6 +6502,103 @@
           </w:p>
         </w:tc>
       </w:tr>
+      <w:tr>
+        <w:tc>
+          <w:tcPr/>
+          <w:p>
+            <w:pPr>
+              <w:pStyle w:val="Compact"/>
+            </w:pPr>
+            <w:r>
+              <w:t xml:space="preserve">—</w:t>
+            </w:r>
+          </w:p>
+        </w:tc>
+        <w:tc>
+          <w:tcPr/>
+          <w:p>
+            <w:pPr>
+              <w:pStyle w:val="Compact"/>
+            </w:pPr>
+            <w:r>
+              <w:rPr>
+                <w:rStyle w:val="VerbatimChar"/>
+              </w:rPr>
+              <w:t xml:space="preserve">GROQ_MODEL</w:t>
+            </w:r>
+          </w:p>
+        </w:tc>
+        <w:tc>
+          <w:tcPr/>
+          <w:p>
+            <w:pPr>
+              <w:pStyle w:val="Compact"/>
+            </w:pPr>
+            <w:r>
+              <w:rPr>
+                <w:b/>
+                <w:bCs/>
+              </w:rPr>
+              <w:t xml:space="preserve">NOT SET</w:t>
+            </w:r>
+            <w:r>
+              <w:t xml:space="preserve"> </w:t>
+            </w:r>
+            <w:r>
+              <w:t xml:space="preserve">on Render</w:t>
+            </w:r>
+          </w:p>
+        </w:tc>
+        <w:tc>
+          <w:tcPr/>
+          <w:p>
+            <w:pPr>
+              <w:pStyle w:val="Compact"/>
+            </w:pPr>
+            <w:r>
+              <w:t xml:space="preserve">(would be</w:t>
+            </w:r>
+            <w:r>
+              <w:t xml:space="preserve"> </w:t>
+            </w:r>
+            <w:r>
+              <w:rPr>
+                <w:rStyle w:val="VerbatimChar"/>
+              </w:rPr>
+              <w:t xml:space="preserve">openai/gpt-oss-20b</w:t>
+            </w:r>
+            <w:r>
+              <w:t xml:space="preserve">)</w:t>
+            </w:r>
+          </w:p>
+        </w:tc>
+        <w:tc>
+          <w:tcPr/>
+          <w:p>
+            <w:pPr>
+              <w:pStyle w:val="Compact"/>
+            </w:pPr>
+            <w:r>
+              <w:t xml:space="preserve">Deliberately omitted. The code default in</w:t>
+            </w:r>
+            <w:r>
+              <w:t xml:space="preserve"> </w:t>
+            </w:r>
+            <w:r>
+              <w:rPr>
+                <w:rStyle w:val="VerbatimChar"/>
+              </w:rPr>
+              <w:t xml:space="preserve">src/expense_tracker/config.py</w:t>
+            </w:r>
+            <w:r>
+              <w:t xml:space="preserve"> </w:t>
+            </w:r>
+            <w:r>
+              <w:t xml:space="preserve">is the source of truth, so model migrations only need a code push — no Render dashboard click required. See §13.4 for why this design held up well during the June 2026 model migration.</w:t>
+            </w:r>
+          </w:p>
+        </w:tc>
+      </w:tr>
     </w:tbl>
     <w:bookmarkEnd w:id="24"/>
     <w:bookmarkStart w:id="25" w:name="local-development-.env-file"/>
@@ -6468,7 +6713,7 @@
         <w:rPr>
           <w:rStyle w:val="NormalTok"/>
         </w:rPr>
-        <w:t xml:space="preserve">llama-3.1-8b-instant</w:t>
+        <w:t xml:space="preserve">openai/gpt-oss-20b</w:t>
       </w:r>
       <w:r>
         <w:br/>
@@ -9769,7 +10014,7 @@
       </w:r>
     </w:p>
     <w:bookmarkEnd w:id="32"/>
-    <w:bookmarkStart w:id="50" w:name="Xc43bff5e175412264cd6784bb0825856d2073e8"/>
+    <w:bookmarkStart w:id="54" w:name="Xc43bff5e175412264cd6784bb0825856d2073e8"/>
     <w:p>
       <w:pPr>
         <w:pStyle w:val="Heading2"/>
@@ -12847,33 +13092,13 @@
       </w:r>
     </w:p>
     <w:bookmarkEnd w:id="48"/>
-    <w:bookmarkStart w:id="49" w:name="whats-the-bot-doing-right-now"/>
+    <w:bookmarkStart w:id="49" w:name="X76271375330cf7ae3e093b242ba9dce21fca00d"/>
     <w:p>
       <w:pPr>
         <w:pStyle w:val="Heading3"/>
       </w:pPr>
       <w:r>
-        <w:t xml:space="preserve">What’s the bot doing right now?</w:t>
-      </w:r>
-    </w:p>
-    <w:p>
-      <w:pPr>
-        <w:pStyle w:val="FirstParagraph"/>
-      </w:pPr>
-      <w:r>
-        <w:t xml:space="preserve">As of this guide’s</w:t>
-      </w:r>
-      <w:r>
-        <w:t xml:space="preserve"> </w:t>
-      </w:r>
-      <w:r>
-        <w:t xml:space="preserve">“last updated”</w:t>
-      </w:r>
-      <w:r>
-        <w:t xml:space="preserve"> </w:t>
-      </w:r>
-      <w:r>
-        <w:t xml:space="preserve">timestamp:</w:t>
+        <w:t xml:space="preserve">Phase 11 — Pre-build a year of monthly tabs (June 1, 2026)</w:t>
       </w:r>
     </w:p>
     <w:p>
@@ -12885,19 +13110,41 @@
         </w:numPr>
       </w:pPr>
       <w:r>
-        <w:t xml:space="preserve">Container running 24/7 at</w:t>
-      </w:r>
-      <w:r>
-        <w:t xml:space="preserve"> </w:t>
-      </w:r>
-      <w:r>
-        <w:rPr>
-          <w:rStyle w:val="VerbatimChar"/>
-        </w:rPr>
-        <w:t xml:space="preserve">https://expense-tracker-bot-z558.onrender.com</w:t>
-      </w:r>
-      <w:r>
-        <w:t xml:space="preserve">.</w:t>
+        <w:rPr>
+          <w:b/>
+          <w:bCs/>
+        </w:rPr>
+        <w:t xml:space="preserve">Goal:</w:t>
+      </w:r>
+      <w:r>
+        <w:t xml:space="preserve"> </w:t>
+      </w:r>
+      <w:r>
+        <w:t xml:space="preserve">Kill the</w:t>
+      </w:r>
+      <w:r>
+        <w:t xml:space="preserve"> </w:t>
+      </w:r>
+      <w:r>
+        <w:t xml:space="preserve">“new month → 429 quota burst → user’s first</w:t>
+      </w:r>
+      <w:r>
+        <w:t xml:space="preserve"> </w:t>
+      </w:r>
+      <w:r>
+        <w:t xml:space="preserve">message of the month fails”</w:t>
+      </w:r>
+      <w:r>
+        <w:t xml:space="preserve"> </w:t>
+      </w:r>
+      <w:r>
+        <w:t xml:space="preserve">problem permanently for the next 12</w:t>
+      </w:r>
+      <w:r>
+        <w:t xml:space="preserve"> </w:t>
+      </w:r>
+      <w:r>
+        <w:t xml:space="preserve">months.</w:t>
       </w:r>
     </w:p>
     <w:p>
@@ -12909,7 +13156,68 @@
         </w:numPr>
       </w:pPr>
       <w:r>
-        <w:t xml:space="preserve">UptimeRobot pinging every 5 min from 3 US regions, 100% uptime.</w:t>
+        <w:rPr>
+          <w:b/>
+          <w:bCs/>
+        </w:rPr>
+        <w:t xml:space="preserve">What we built:</w:t>
+      </w:r>
+      <w:r>
+        <w:t xml:space="preserve"> </w:t>
+      </w:r>
+      <w:r>
+        <w:rPr>
+          <w:rStyle w:val="VerbatimChar"/>
+        </w:rPr>
+        <w:t xml:space="preserve">scripts/_one_off_prebuild_year.py</w:t>
+      </w:r>
+      <w:r>
+        <w:t xml:space="preserve"> </w:t>
+      </w:r>
+      <w:r>
+        <w:t xml:space="preserve">—</w:t>
+      </w:r>
+      <w:r>
+        <w:t xml:space="preserve"> </w:t>
+      </w:r>
+      <w:r>
+        <w:t xml:space="preserve">laptop-side script that calls</w:t>
+      </w:r>
+      <w:r>
+        <w:t xml:space="preserve"> </w:t>
+      </w:r>
+      <w:r>
+        <w:rPr>
+          <w:rStyle w:val="VerbatimChar"/>
+        </w:rPr>
+        <w:t xml:space="preserve">build_month_tab()</w:t>
+      </w:r>
+      <w:r>
+        <w:t xml:space="preserve"> </w:t>
+      </w:r>
+      <w:r>
+        <w:t xml:space="preserve">and</w:t>
+      </w:r>
+      <w:r>
+        <w:t xml:space="preserve"> </w:t>
+      </w:r>
+      <w:r>
+        <w:rPr>
+          <w:rStyle w:val="VerbatimChar"/>
+        </w:rPr>
+        <w:t xml:space="preserve">build_ytd_tab()</w:t>
+      </w:r>
+      <w:r>
+        <w:t xml:space="preserve"> </w:t>
+      </w:r>
+      <w:r>
+        <w:t xml:space="preserve">for each upcoming month, with a 60-sec sleep</w:t>
+      </w:r>
+      <w:r>
+        <w:t xml:space="preserve"> </w:t>
+      </w:r>
+      <w:r>
+        <w:t xml:space="preserve">between operations to stay under Google’s 60-writes/min quota.</w:t>
       </w:r>
     </w:p>
     <w:p>
@@ -12921,7 +13229,35 @@
         </w:numPr>
       </w:pPr>
       <w:r>
-        <w:t xml:space="preserve">GitHub Actions backup keep-alive running every 14 min.</w:t>
+        <w:rPr>
+          <w:b/>
+          <w:bCs/>
+        </w:rPr>
+        <w:t xml:space="preserve">What worked:</w:t>
+      </w:r>
+      <w:r>
+        <w:t xml:space="preserve"> </w:t>
+      </w:r>
+      <w:r>
+        <w:t xml:space="preserve">Built 7 out of 13 monthly tabs cleanly (July 2026,</w:t>
+      </w:r>
+      <w:r>
+        <w:t xml:space="preserve"> </w:t>
+      </w:r>
+      <w:r>
+        <w:t xml:space="preserve">September 2026, November 2026, January 2027, March 2027, April 2027,</w:t>
+      </w:r>
+      <w:r>
+        <w:t xml:space="preserve"> </w:t>
+      </w:r>
+      <w:r>
+        <w:t xml:space="preserve">June 2027) — plus YTD 2027 on a follow-up retry pass at 240-sec</w:t>
+      </w:r>
+      <w:r>
+        <w:t xml:space="preserve"> </w:t>
+      </w:r>
+      <w:r>
+        <w:t xml:space="preserve">pacing.</w:t>
       </w:r>
     </w:p>
     <w:p>
@@ -12933,19 +13269,103 @@
         </w:numPr>
       </w:pPr>
       <w:r>
-        <w:t xml:space="preserve">Auto-deploy on every push to</w:t>
-      </w:r>
-      <w:r>
-        <w:t xml:space="preserve"> </w:t>
-      </w:r>
-      <w:r>
-        <w:rPr>
-          <w:rStyle w:val="VerbatimChar"/>
-        </w:rPr>
-        <w:t xml:space="preserve">main</w:t>
-      </w:r>
-      <w:r>
-        <w:t xml:space="preserve">.</w:t>
+        <w:rPr>
+          <w:b/>
+          <w:bCs/>
+        </w:rPr>
+        <w:t xml:space="preserve">What didn’t (yet):</w:t>
+      </w:r>
+      <w:r>
+        <w:t xml:space="preserve"> </w:t>
+      </w:r>
+      <w:r>
+        <w:t xml:space="preserve">3 months still wedged with 429 even at</w:t>
+      </w:r>
+      <w:r>
+        <w:t xml:space="preserve"> </w:t>
+      </w:r>
+      <w:r>
+        <w:t xml:space="preserve">240-sec pacing:</w:t>
+      </w:r>
+      <w:r>
+        <w:t xml:space="preserve"> </w:t>
+      </w:r>
+      <w:r>
+        <w:rPr>
+          <w:b/>
+          <w:bCs/>
+        </w:rPr>
+        <w:t xml:space="preserve">October 2026, December 2026, May 2027</w:t>
+      </w:r>
+      <w:r>
+        <w:t xml:space="preserve">. Root</w:t>
+      </w:r>
+      <w:r>
+        <w:t xml:space="preserve"> </w:t>
+      </w:r>
+      <w:r>
+        <w:t xml:space="preserve">cause appears to be the Render bot processing telemetry writes</w:t>
+      </w:r>
+      <w:r>
+        <w:t xml:space="preserve"> </w:t>
+      </w:r>
+      <w:r>
+        <w:t xml:space="preserve">concurrently with the bulk script, stealing quota at the edge of</w:t>
+      </w:r>
+      <w:r>
+        <w:t xml:space="preserve"> </w:t>
+      </w:r>
+      <w:r>
+        <w:t xml:space="preserve">the rolling window.</w:t>
+      </w:r>
+      <w:r>
+        <w:t xml:space="preserve"> </w:t>
+      </w:r>
+      <w:r>
+        <w:rPr>
+          <w:b/>
+          <w:bCs/>
+        </w:rPr>
+        <w:t xml:space="preserve">TODO before those months arrive:</w:t>
+      </w:r>
+      <w:r>
+        <w:t xml:space="preserve"> </w:t>
+      </w:r>
+      <w:r>
+        <w:t xml:space="preserve">either</w:t>
+      </w:r>
+      <w:r>
+        <w:t xml:space="preserve"> </w:t>
+      </w:r>
+      <w:r>
+        <w:t xml:space="preserve">retry again with the Render bot temporarily suspended, OR fix the</w:t>
+      </w:r>
+      <w:r>
+        <w:t xml:space="preserve"> </w:t>
+      </w:r>
+      <w:r>
+        <w:t xml:space="preserve">real root cause by batching the per-month API calls into a single</w:t>
+      </w:r>
+      <w:r>
+        <w:t xml:space="preserve"> </w:t>
+      </w:r>
+      <w:r>
+        <w:t xml:space="preserve">Sheets</w:t>
+      </w:r>
+      <w:r>
+        <w:t xml:space="preserve"> </w:t>
+      </w:r>
+      <w:r>
+        <w:rPr>
+          <w:rStyle w:val="VerbatimChar"/>
+        </w:rPr>
+        <w:t xml:space="preserve">batchUpdate</w:t>
+      </w:r>
+      <w:r>
+        <w:t xml:space="preserve"> </w:t>
+      </w:r>
+      <w:r>
+        <w:t xml:space="preserve">(would turn 80 calls into 1).</w:t>
       </w:r>
     </w:p>
     <w:p>
@@ -12957,7 +13377,1570 @@
         </w:numPr>
       </w:pPr>
       <w:r>
-        <w:t xml:space="preserve">Currently writing to Google Sheets only (mirror mode dormant).</w:t>
+        <w:rPr>
+          <w:b/>
+          <w:bCs/>
+        </w:rPr>
+        <w:t xml:space="preserve">Lesson:</w:t>
+      </w:r>
+      <w:r>
+        <w:t xml:space="preserve"> </w:t>
+      </w:r>
+      <w:r>
+        <w:t xml:space="preserve">The bulk script proves a workaround works; the real</w:t>
+      </w:r>
+      <w:r>
+        <w:t xml:space="preserve"> </w:t>
+      </w:r>
+      <w:r>
+        <w:t xml:space="preserve">fix is still upstream in</w:t>
+      </w:r>
+      <w:r>
+        <w:t xml:space="preserve"> </w:t>
+      </w:r>
+      <w:r>
+        <w:rPr>
+          <w:rStyle w:val="VerbatimChar"/>
+        </w:rPr>
+        <w:t xml:space="preserve">build_month_tab()</w:t>
+      </w:r>
+      <w:r>
+        <w:t xml:space="preserve">.</w:t>
+      </w:r>
+    </w:p>
+    <w:p>
+      <w:pPr>
+        <w:pStyle w:val="Compact"/>
+        <w:numPr>
+          <w:ilvl w:val="0"/>
+          <w:numId w:val="1059"/>
+        </w:numPr>
+      </w:pPr>
+      <w:r>
+        <w:rPr>
+          <w:b/>
+          <w:bCs/>
+        </w:rPr>
+        <w:t xml:space="preserve">Commits:</w:t>
+      </w:r>
+      <w:r>
+        <w:t xml:space="preserve"> </w:t>
+      </w:r>
+      <w:r>
+        <w:rPr>
+          <w:rStyle w:val="VerbatimChar"/>
+        </w:rPr>
+        <w:t xml:space="preserve">3d34009</w:t>
+      </w:r>
+      <w:r>
+        <w:t xml:space="preserve"> </w:t>
+      </w:r>
+      <w:r>
+        <w:t xml:space="preserve">(initial script),</w:t>
+      </w:r>
+      <w:r>
+        <w:t xml:space="preserve"> </w:t>
+      </w:r>
+      <w:r>
+        <w:rPr>
+          <w:rStyle w:val="VerbatimChar"/>
+        </w:rPr>
+        <w:t xml:space="preserve">20ffba4</w:t>
+      </w:r>
+      <w:r>
+        <w:t xml:space="preserve"> </w:t>
+      </w:r>
+      <w:r>
+        <w:t xml:space="preserve">(added the</w:t>
+      </w:r>
+      <w:r>
+        <w:t xml:space="preserve"> </w:t>
+      </w:r>
+      <w:r>
+        <w:t xml:space="preserve">retry script and the YAML config tweaks).</w:t>
+      </w:r>
+    </w:p>
+    <w:bookmarkEnd w:id="49"/>
+    <w:bookmarkStart w:id="50" w:name="Xa2455754290ea487fc285a1953688a48823b850"/>
+    <w:p>
+      <w:pPr>
+        <w:pStyle w:val="Heading3"/>
+      </w:pPr>
+      <w:r>
+        <w:t xml:space="preserve">Phase 12 — The silent-deploy-failure discovery (June 26, 2026)</w:t>
+      </w:r>
+    </w:p>
+    <w:p>
+      <w:pPr>
+        <w:pStyle w:val="Compact"/>
+        <w:numPr>
+          <w:ilvl w:val="0"/>
+          <w:numId w:val="1060"/>
+        </w:numPr>
+      </w:pPr>
+      <w:r>
+        <w:rPr>
+          <w:b/>
+          <w:bCs/>
+        </w:rPr>
+        <w:t xml:space="preserve">What we noticed:</w:t>
+      </w:r>
+      <w:r>
+        <w:t xml:space="preserve"> </w:t>
+      </w:r>
+      <w:r>
+        <w:t xml:space="preserve">While migrating Groq models (Phase 14), we</w:t>
+      </w:r>
+      <w:r>
+        <w:t xml:space="preserve"> </w:t>
+      </w:r>
+      <w:r>
+        <w:t xml:space="preserve">tried to deploy commit</w:t>
+      </w:r>
+      <w:r>
+        <w:t xml:space="preserve"> </w:t>
+      </w:r>
+      <w:r>
+        <w:rPr>
+          <w:rStyle w:val="VerbatimChar"/>
+        </w:rPr>
+        <w:t xml:space="preserve">20ffba4</w:t>
+      </w:r>
+      <w:r>
+        <w:t xml:space="preserve"> </w:t>
+      </w:r>
+      <w:r>
+        <w:t xml:space="preserve">and the Render Events tab showed</w:t>
+      </w:r>
+      <w:r>
+        <w:t xml:space="preserve"> </w:t>
+      </w:r>
+      <w:r>
+        <w:t xml:space="preserve">“Deploy failed”</w:t>
+      </w:r>
+      <w:r>
+        <w:t xml:space="preserve">. On closer look —</w:t>
+      </w:r>
+      <w:r>
+        <w:t xml:space="preserve"> </w:t>
+      </w:r>
+      <w:r>
+        <w:rPr>
+          <w:b/>
+          <w:bCs/>
+        </w:rPr>
+        <w:t xml:space="preserve">the June 1 prebuild-script</w:t>
+      </w:r>
+      <w:r>
+        <w:rPr>
+          <w:b/>
+          <w:bCs/>
+        </w:rPr>
+        <w:t xml:space="preserve"> </w:t>
+      </w:r>
+      <w:r>
+        <w:rPr>
+          <w:b/>
+          <w:bCs/>
+        </w:rPr>
+        <w:t xml:space="preserve">commit had ALSO failed to deploy.</w:t>
+      </w:r>
+      <w:r>
+        <w:t xml:space="preserve"> </w:t>
+      </w:r>
+      <w:r>
+        <w:t xml:space="preserve">The last successful deploy</w:t>
+      </w:r>
+      <w:r>
+        <w:t xml:space="preserve"> </w:t>
+      </w:r>
+      <w:r>
+        <w:t xml:space="preserve">was</w:t>
+      </w:r>
+      <w:r>
+        <w:t xml:space="preserve"> </w:t>
+      </w:r>
+      <w:r>
+        <w:rPr>
+          <w:rStyle w:val="VerbatimChar"/>
+        </w:rPr>
+        <w:t xml:space="preserve">a065868</w:t>
+      </w:r>
+      <w:r>
+        <w:t xml:space="preserve"> </w:t>
+      </w:r>
+      <w:r>
+        <w:t xml:space="preserve">from May 4.</w:t>
+      </w:r>
+    </w:p>
+    <w:p>
+      <w:pPr>
+        <w:pStyle w:val="Compact"/>
+        <w:numPr>
+          <w:ilvl w:val="0"/>
+          <w:numId w:val="1060"/>
+        </w:numPr>
+      </w:pPr>
+      <w:r>
+        <w:rPr>
+          <w:b/>
+          <w:bCs/>
+        </w:rPr>
+        <w:t xml:space="preserve">What that means:</w:t>
+      </w:r>
+      <w:r>
+        <w:t xml:space="preserve"> </w:t>
+      </w:r>
+      <w:r>
+        <w:rPr>
+          <w:b/>
+          <w:bCs/>
+        </w:rPr>
+        <w:t xml:space="preserve">Production had been running 25-day-stale</w:t>
+      </w:r>
+      <w:r>
+        <w:rPr>
+          <w:b/>
+          <w:bCs/>
+        </w:rPr>
+        <w:t xml:space="preserve"> </w:t>
+      </w:r>
+      <w:r>
+        <w:rPr>
+          <w:b/>
+          <w:bCs/>
+        </w:rPr>
+        <w:t xml:space="preserve">code without anyone noticing.</w:t>
+      </w:r>
+      <w:r>
+        <w:t xml:space="preserve"> </w:t>
+      </w:r>
+      <w:r>
+        <w:t xml:space="preserve">Render’s</w:t>
+      </w:r>
+      <w:r>
+        <w:t xml:space="preserve"> </w:t>
+      </w:r>
+      <w:r>
+        <w:t xml:space="preserve">“graceful failover”</w:t>
+      </w:r>
+      <w:r>
+        <w:t xml:space="preserve"> </w:t>
+      </w:r>
+      <w:r>
+        <w:t xml:space="preserve">—</w:t>
+      </w:r>
+      <w:r>
+        <w:t xml:space="preserve"> </w:t>
+      </w:r>
+      <w:r>
+        <w:t xml:space="preserve">keeping the last good build live when a new build fails — is</w:t>
+      </w:r>
+      <w:r>
+        <w:t xml:space="preserve"> </w:t>
+      </w:r>
+      <w:r>
+        <w:t xml:space="preserve">user-friendly but observability-hostile. The bot kept replying to</w:t>
+      </w:r>
+      <w:r>
+        <w:t xml:space="preserve"> </w:t>
+      </w:r>
+      <w:r>
+        <w:t xml:space="preserve">Telegram messages on May-4 code while every subsequent deploy</w:t>
+      </w:r>
+      <w:r>
+        <w:t xml:space="preserve"> </w:t>
+      </w:r>
+      <w:r>
+        <w:t xml:space="preserve">silently failed.</w:t>
+      </w:r>
+    </w:p>
+    <w:p>
+      <w:pPr>
+        <w:pStyle w:val="Compact"/>
+        <w:numPr>
+          <w:ilvl w:val="0"/>
+          <w:numId w:val="1060"/>
+        </w:numPr>
+      </w:pPr>
+      <w:r>
+        <w:rPr>
+          <w:b/>
+          <w:bCs/>
+        </w:rPr>
+        <w:t xml:space="preserve">Why we didn’t notice for 25 days:</w:t>
+      </w:r>
+    </w:p>
+    <w:p>
+      <w:pPr>
+        <w:pStyle w:val="Compact"/>
+        <w:numPr>
+          <w:ilvl w:val="1"/>
+          <w:numId w:val="1061"/>
+        </w:numPr>
+      </w:pPr>
+      <w:r>
+        <w:t xml:space="preserve">UptimeRobot only monitors</w:t>
+      </w:r>
+      <w:r>
+        <w:t xml:space="preserve"> </w:t>
+      </w:r>
+      <w:r>
+        <w:rPr>
+          <w:i/>
+          <w:iCs/>
+        </w:rPr>
+        <w:t xml:space="preserve">liveness</w:t>
+      </w:r>
+      <w:r>
+        <w:t xml:space="preserve"> </w:t>
+      </w:r>
+      <w:r>
+        <w:t xml:space="preserve">(HTTP 200), not</w:t>
+      </w:r>
+      <w:r>
+        <w:t xml:space="preserve"> </w:t>
+      </w:r>
+      <w:r>
+        <w:rPr>
+          <w:i/>
+          <w:iCs/>
+        </w:rPr>
+        <w:t xml:space="preserve">commit</w:t>
+      </w:r>
+      <w:r>
+        <w:rPr>
+          <w:i/>
+          <w:iCs/>
+        </w:rPr>
+        <w:t xml:space="preserve"> </w:t>
+      </w:r>
+      <w:r>
+        <w:rPr>
+          <w:i/>
+          <w:iCs/>
+        </w:rPr>
+        <w:t xml:space="preserve">freshness</w:t>
+      </w:r>
+      <w:r>
+        <w:t xml:space="preserve">.</w:t>
+      </w:r>
+    </w:p>
+    <w:p>
+      <w:pPr>
+        <w:pStyle w:val="Compact"/>
+        <w:numPr>
+          <w:ilvl w:val="1"/>
+          <w:numId w:val="1061"/>
+        </w:numPr>
+      </w:pPr>
+      <w:r>
+        <w:t xml:space="preserve">GitHub Actions CI passes don’t imply Render deploys pass — they</w:t>
+      </w:r>
+      <w:r>
+        <w:t xml:space="preserve"> </w:t>
+      </w:r>
+      <w:r>
+        <w:t xml:space="preserve">use different build environments.</w:t>
+      </w:r>
+    </w:p>
+    <w:p>
+      <w:pPr>
+        <w:pStyle w:val="Compact"/>
+        <w:numPr>
+          <w:ilvl w:val="1"/>
+          <w:numId w:val="1061"/>
+        </w:numPr>
+      </w:pPr>
+      <w:r>
+        <w:t xml:space="preserve">No alert was wired for</w:t>
+      </w:r>
+      <w:r>
+        <w:t xml:space="preserve"> </w:t>
+      </w:r>
+      <w:r>
+        <w:t xml:space="preserve">“deploy failed”</w:t>
+      </w:r>
+      <w:r>
+        <w:t xml:space="preserve">.</w:t>
+      </w:r>
+    </w:p>
+    <w:p>
+      <w:pPr>
+        <w:pStyle w:val="Compact"/>
+        <w:numPr>
+          <w:ilvl w:val="0"/>
+          <w:numId w:val="1060"/>
+        </w:numPr>
+      </w:pPr>
+      <w:r>
+        <w:rPr>
+          <w:b/>
+          <w:bCs/>
+        </w:rPr>
+        <w:t xml:space="preserve">Fixes:</w:t>
+      </w:r>
+    </w:p>
+    <w:p>
+      <w:pPr>
+        <w:pStyle w:val="Compact"/>
+        <w:numPr>
+          <w:ilvl w:val="1"/>
+          <w:numId w:val="1062"/>
+        </w:numPr>
+      </w:pPr>
+      <w:r>
+        <w:t xml:space="preserve">Document this failure mode in the runbook (§9.9 new).</w:t>
+      </w:r>
+    </w:p>
+    <w:p>
+      <w:pPr>
+        <w:pStyle w:val="Compact"/>
+        <w:numPr>
+          <w:ilvl w:val="1"/>
+          <w:numId w:val="1062"/>
+        </w:numPr>
+      </w:pPr>
+      <w:r>
+        <w:rPr>
+          <w:b/>
+          <w:bCs/>
+        </w:rPr>
+        <w:t xml:space="preserve">TODO:</w:t>
+      </w:r>
+      <w:r>
+        <w:t xml:space="preserve"> </w:t>
+      </w:r>
+      <w:r>
+        <w:t xml:space="preserve">add an alert path — either GitHub Action that pings the</w:t>
+      </w:r>
+      <w:r>
+        <w:t xml:space="preserve"> </w:t>
+      </w:r>
+      <w:r>
+        <w:t xml:space="preserve">Render API for deploy status after each push, or wire the Render</w:t>
+      </w:r>
+      <w:r>
+        <w:t xml:space="preserve"> </w:t>
+      </w:r>
+      <w:r>
+        <w:t xml:space="preserve">webhook → Telegram/email.</w:t>
+      </w:r>
+    </w:p>
+    <w:p>
+      <w:pPr>
+        <w:pStyle w:val="Compact"/>
+        <w:numPr>
+          <w:ilvl w:val="0"/>
+          <w:numId w:val="1060"/>
+        </w:numPr>
+      </w:pPr>
+      <w:r>
+        <w:rPr>
+          <w:b/>
+          <w:bCs/>
+        </w:rPr>
+        <w:t xml:space="preserve">Lesson:</w:t>
+      </w:r>
+      <w:r>
+        <w:t xml:space="preserve"> </w:t>
+      </w:r>
+      <w:r>
+        <w:t xml:space="preserve">Liveness checks are insufficient. You also need</w:t>
+      </w:r>
+      <w:r>
+        <w:t xml:space="preserve"> </w:t>
+      </w:r>
+      <w:r>
+        <w:rPr>
+          <w:i/>
+          <w:iCs/>
+        </w:rPr>
+        <w:t xml:space="preserve">deploy-success</w:t>
+      </w:r>
+      <w:r>
+        <w:t xml:space="preserve"> </w:t>
+      </w:r>
+      <w:r>
+        <w:t xml:space="preserve">alerts.</w:t>
+      </w:r>
+    </w:p>
+    <w:bookmarkEnd w:id="50"/>
+    <w:bookmarkStart w:id="51" w:name="X809c157a7691051be2efcdfca90f8d24a41f2af"/>
+    <w:p>
+      <w:pPr>
+        <w:pStyle w:val="Heading3"/>
+      </w:pPr>
+      <w:r>
+        <w:t xml:space="preserve">Phase 13 — Hatch duplicate-file fix (June 26, 2026)</w:t>
+      </w:r>
+    </w:p>
+    <w:p>
+      <w:pPr>
+        <w:numPr>
+          <w:ilvl w:val="0"/>
+          <w:numId w:val="1063"/>
+        </w:numPr>
+      </w:pPr>
+      <w:r>
+        <w:rPr>
+          <w:b/>
+          <w:bCs/>
+        </w:rPr>
+        <w:t xml:space="preserve">The actual root cause</w:t>
+      </w:r>
+      <w:r>
+        <w:t xml:space="preserve"> </w:t>
+      </w:r>
+      <w:r>
+        <w:t xml:space="preserve">of the silent failures from Phase 12.</w:t>
+      </w:r>
+    </w:p>
+    <w:p>
+      <w:pPr>
+        <w:numPr>
+          <w:ilvl w:val="0"/>
+          <w:numId w:val="1063"/>
+        </w:numPr>
+      </w:pPr>
+      <w:r>
+        <w:rPr>
+          <w:b/>
+          <w:bCs/>
+        </w:rPr>
+        <w:t xml:space="preserve">What broke:</w:t>
+      </w:r>
+      <w:r>
+        <w:t xml:space="preserve"> </w:t>
+      </w:r>
+      <w:r>
+        <w:rPr>
+          <w:rStyle w:val="VerbatimChar"/>
+        </w:rPr>
+        <w:t xml:space="preserve">hatchling</w:t>
+      </w:r>
+      <w:r>
+        <w:t xml:space="preserve"> </w:t>
+      </w:r>
+      <w:r>
+        <w:t xml:space="preserve">(our wheel build backend) released</w:t>
+      </w:r>
+      <w:r>
+        <w:t xml:space="preserve"> </w:t>
+      </w:r>
+      <w:r>
+        <w:t xml:space="preserve">1.27 in mid-2025 which hard-errors on duplicate file entries in</w:t>
+      </w:r>
+      <w:r>
+        <w:t xml:space="preserve"> </w:t>
+      </w:r>
+      <w:r>
+        <w:t xml:space="preserve">the wheel. Our</w:t>
+      </w:r>
+      <w:r>
+        <w:t xml:space="preserve"> </w:t>
+      </w:r>
+      <w:r>
+        <w:rPr>
+          <w:rStyle w:val="VerbatimChar"/>
+        </w:rPr>
+        <w:t xml:space="preserve">pyproject.toml</w:t>
+      </w:r>
+      <w:r>
+        <w:t xml:space="preserve"> </w:t>
+      </w:r>
+      <w:r>
+        <w:t xml:space="preserve">listed YAML data files</w:t>
+      </w:r>
+      <w:r>
+        <w:t xml:space="preserve"> </w:t>
+      </w:r>
+      <w:r>
+        <w:rPr>
+          <w:b/>
+          <w:bCs/>
+        </w:rPr>
+        <w:t xml:space="preserve">twice</w:t>
+      </w:r>
+      <w:r>
+        <w:t xml:space="preserve"> </w:t>
+      </w:r>
+      <w:r>
+        <w:t xml:space="preserve">— once implicitly via</w:t>
+      </w:r>
+      <w:r>
+        <w:t xml:space="preserve"> </w:t>
+      </w:r>
+      <w:r>
+        <w:rPr>
+          <w:rStyle w:val="VerbatimChar"/>
+        </w:rPr>
+        <w:t xml:space="preserve">packages = ["src/expense_tracker"]</w:t>
+      </w:r>
+      <w:r>
+        <w:t xml:space="preserve"> </w:t>
+      </w:r>
+      <w:r>
+        <w:t xml:space="preserve">(which</w:t>
+      </w:r>
+      <w:r>
+        <w:t xml:space="preserve"> </w:t>
+      </w:r>
+      <w:r>
+        <w:t xml:space="preserve">ships everything under that path) and once explicitly via</w:t>
+      </w:r>
+      <w:r>
+        <w:t xml:space="preserve"> </w:t>
+      </w:r>
+      <w:r>
+        <w:rPr>
+          <w:rStyle w:val="VerbatimChar"/>
+        </w:rPr>
+        <w:t xml:space="preserve">[tool.hatch.build.targets.wheel.force-include]</w:t>
+      </w:r>
+      <w:r>
+        <w:t xml:space="preserve"> </w:t>
+      </w:r>
+      <w:r>
+        <w:t xml:space="preserve">“for defensive</w:t>
+      </w:r>
+      <w:r>
+        <w:t xml:space="preserve"> </w:t>
+      </w:r>
+      <w:r>
+        <w:t xml:space="preserve">clarity”</w:t>
+      </w:r>
+      <w:r>
+        <w:t xml:space="preserve">. Old Hatch deduplicated silently; new Hatch raised:</w:t>
+      </w:r>
+    </w:p>
+    <w:p>
+      <w:pPr>
+        <w:pStyle w:val="SourceCode"/>
+        <w:numPr>
+          <w:ilvl w:val="0"/>
+          <w:numId w:val="1000"/>
+        </w:numPr>
+      </w:pPr>
+      <w:r>
+        <w:rPr>
+          <w:rStyle w:val="VerbatimChar"/>
+        </w:rPr>
+        <w:t xml:space="preserve">ValueError: A second file is being added to the wheel archive at</w:t>
+      </w:r>
+      <w:r>
+        <w:br/>
+      </w:r>
+      <w:r>
+        <w:rPr>
+          <w:rStyle w:val="VerbatimChar"/>
+        </w:rPr>
+        <w:t xml:space="preserve">the same path: `expense_tracker/extractor/data/categories.yaml`.</w:t>
+      </w:r>
+    </w:p>
+    <w:p>
+      <w:pPr>
+        <w:numPr>
+          <w:ilvl w:val="0"/>
+          <w:numId w:val="1063"/>
+        </w:numPr>
+      </w:pPr>
+      <w:r>
+        <w:rPr>
+          <w:b/>
+          <w:bCs/>
+        </w:rPr>
+        <w:t xml:space="preserve">Why our laptop didn’t reproduce it:</w:t>
+      </w:r>
+      <w:r>
+        <w:t xml:space="preserve"> </w:t>
+      </w:r>
+      <w:r>
+        <w:t xml:space="preserve">local installs use</w:t>
+      </w:r>
+      <w:r>
+        <w:t xml:space="preserve"> </w:t>
+      </w:r>
+      <w:r>
+        <w:rPr>
+          <w:rStyle w:val="VerbatimChar"/>
+        </w:rPr>
+        <w:t xml:space="preserve">pip install -e .</w:t>
+      </w:r>
+      <w:r>
+        <w:t xml:space="preserve"> </w:t>
+      </w:r>
+      <w:r>
+        <w:t xml:space="preserve">(editable) which doesn’t build a wheel at all,</w:t>
+      </w:r>
+      <w:r>
+        <w:t xml:space="preserve"> </w:t>
+      </w:r>
+      <w:r>
+        <w:t xml:space="preserve">so the duplicate-file check never fires.</w:t>
+      </w:r>
+    </w:p>
+    <w:p>
+      <w:pPr>
+        <w:numPr>
+          <w:ilvl w:val="0"/>
+          <w:numId w:val="1063"/>
+        </w:numPr>
+      </w:pPr>
+      <w:r>
+        <w:rPr>
+          <w:b/>
+          <w:bCs/>
+        </w:rPr>
+        <w:t xml:space="preserve">Why Render started failing on June 1, not earlier:</w:t>
+      </w:r>
+      <w:r>
+        <w:t xml:space="preserve"> </w:t>
+      </w:r>
+      <w:r>
+        <w:t xml:space="preserve">Render’s</w:t>
+      </w:r>
+      <w:r>
+        <w:t xml:space="preserve"> </w:t>
+      </w:r>
+      <w:r>
+        <w:t xml:space="preserve">Docker builder uses a fresh hatchling on every build (no caching</w:t>
+      </w:r>
+      <w:r>
+        <w:t xml:space="preserve"> </w:t>
+      </w:r>
+      <w:r>
+        <w:t xml:space="preserve">across builds). It happened to pull a 1.27+ version on the June 1</w:t>
+      </w:r>
+      <w:r>
+        <w:t xml:space="preserve"> </w:t>
+      </w:r>
+      <w:r>
+        <w:t xml:space="preserve">deploy attempt, and every attempt since.</w:t>
+      </w:r>
+    </w:p>
+    <w:p>
+      <w:pPr>
+        <w:numPr>
+          <w:ilvl w:val="0"/>
+          <w:numId w:val="1063"/>
+        </w:numPr>
+      </w:pPr>
+      <w:r>
+        <w:rPr>
+          <w:b/>
+          <w:bCs/>
+        </w:rPr>
+        <w:t xml:space="preserve">Fix:</w:t>
+      </w:r>
+      <w:r>
+        <w:t xml:space="preserve"> </w:t>
+      </w:r>
+      <w:r>
+        <w:t xml:space="preserve">Removed the redundant</w:t>
+      </w:r>
+      <w:r>
+        <w:t xml:space="preserve"> </w:t>
+      </w:r>
+      <w:r>
+        <w:rPr>
+          <w:rStyle w:val="VerbatimChar"/>
+        </w:rPr>
+        <w:t xml:space="preserve">force-include</w:t>
+      </w:r>
+      <w:r>
+        <w:t xml:space="preserve"> </w:t>
+      </w:r>
+      <w:r>
+        <w:t xml:space="preserve">block from</w:t>
+      </w:r>
+      <w:r>
+        <w:t xml:space="preserve"> </w:t>
+      </w:r>
+      <w:r>
+        <w:rPr>
+          <w:rStyle w:val="VerbatimChar"/>
+        </w:rPr>
+        <w:t xml:space="preserve">pyproject.toml</w:t>
+      </w:r>
+      <w:r>
+        <w:t xml:space="preserve">. The</w:t>
+      </w:r>
+      <w:r>
+        <w:t xml:space="preserve"> </w:t>
+      </w:r>
+      <w:r>
+        <w:rPr>
+          <w:rStyle w:val="VerbatimChar"/>
+        </w:rPr>
+        <w:t xml:space="preserve">packages</w:t>
+      </w:r>
+      <w:r>
+        <w:t xml:space="preserve"> </w:t>
+      </w:r>
+      <w:r>
+        <w:t xml:space="preserve">line already ships both YAML</w:t>
+      </w:r>
+      <w:r>
+        <w:t xml:space="preserve"> </w:t>
+      </w:r>
+      <w:r>
+        <w:t xml:space="preserve">files (verified locally —</w:t>
+      </w:r>
+      <w:r>
+        <w:t xml:space="preserve"> </w:t>
+      </w:r>
+      <w:r>
+        <w:rPr>
+          <w:rStyle w:val="VerbatimChar"/>
+        </w:rPr>
+        <w:t xml:space="preserve">CategoryRegistry</w:t>
+      </w:r>
+      <w:r>
+        <w:t xml:space="preserve"> </w:t>
+      </w:r>
+      <w:r>
+        <w:t xml:space="preserve">loads 13 categories,</w:t>
+      </w:r>
+      <w:r>
+        <w:t xml:space="preserve"> </w:t>
+      </w:r>
+      <w:r>
+        <w:rPr>
+          <w:rStyle w:val="VerbatimChar"/>
+        </w:rPr>
+        <w:t xml:space="preserve">SheetFormat</w:t>
+      </w:r>
+      <w:r>
+        <w:t xml:space="preserve"> </w:t>
+      </w:r>
+      <w:r>
+        <w:t xml:space="preserve">correctly renders</w:t>
+      </w:r>
+      <w:r>
+        <w:t xml:space="preserve"> </w:t>
+      </w:r>
+      <w:r>
+        <w:t xml:space="preserve">“July 2026”</w:t>
+      </w:r>
+      <w:r>
+        <w:t xml:space="preserve"> </w:t>
+      </w:r>
+      <w:r>
+        <w:t xml:space="preserve">from the config).</w:t>
+      </w:r>
+      <w:r>
+        <w:t xml:space="preserve"> </w:t>
+      </w:r>
+      <w:r>
+        <w:t xml:space="preserve">Full test suite (555 tests) still passes.</w:t>
+      </w:r>
+    </w:p>
+    <w:p>
+      <w:pPr>
+        <w:numPr>
+          <w:ilvl w:val="0"/>
+          <w:numId w:val="1063"/>
+        </w:numPr>
+      </w:pPr>
+      <w:r>
+        <w:rPr>
+          <w:b/>
+          <w:bCs/>
+        </w:rPr>
+        <w:t xml:space="preserve">Commit:</w:t>
+      </w:r>
+      <w:r>
+        <w:t xml:space="preserve"> </w:t>
+      </w:r>
+      <w:r>
+        <w:rPr>
+          <w:rStyle w:val="VerbatimChar"/>
+        </w:rPr>
+        <w:t xml:space="preserve">f6b71a1</w:t>
+      </w:r>
+      <w:r>
+        <w:t xml:space="preserve">.</w:t>
+      </w:r>
+    </w:p>
+    <w:bookmarkEnd w:id="51"/>
+    <w:bookmarkStart w:id="52" w:name="X70063a00896c31c4cb524a3352f70a3cca64042"/>
+    <w:p>
+      <w:pPr>
+        <w:pStyle w:val="Heading3"/>
+      </w:pPr>
+      <w:r>
+        <w:t xml:space="preserve">Phase 14 — Groq model migration (June 26, 2026)</w:t>
+      </w:r>
+    </w:p>
+    <w:p>
+      <w:pPr>
+        <w:pStyle w:val="Compact"/>
+        <w:numPr>
+          <w:ilvl w:val="0"/>
+          <w:numId w:val="1064"/>
+        </w:numPr>
+      </w:pPr>
+      <w:r>
+        <w:rPr>
+          <w:b/>
+          <w:bCs/>
+        </w:rPr>
+        <w:t xml:space="preserve">The trigger:</w:t>
+      </w:r>
+      <w:r>
+        <w:t xml:space="preserve"> </w:t>
+      </w:r>
+      <w:r>
+        <w:t xml:space="preserve">Groq emailed announcing</w:t>
+      </w:r>
+      <w:r>
+        <w:t xml:space="preserve"> </w:t>
+      </w:r>
+      <w:r>
+        <w:rPr>
+          <w:rStyle w:val="VerbatimChar"/>
+          <w:b/>
+          <w:bCs/>
+        </w:rPr>
+        <w:t xml:space="preserve">llama-3.1-8b-instant</w:t>
+      </w:r>
+      <w:r>
+        <w:rPr>
+          <w:b/>
+          <w:bCs/>
+        </w:rPr>
+        <w:t xml:space="preserve"> </w:t>
+      </w:r>
+      <w:r>
+        <w:rPr>
+          <w:b/>
+          <w:bCs/>
+        </w:rPr>
+        <w:t xml:space="preserve">is deprecated 2026-06-25, hard-decommissioned 2026-08-16</w:t>
+      </w:r>
+      <w:r>
+        <w:t xml:space="preserve">.</w:t>
+      </w:r>
+      <w:r>
+        <w:t xml:space="preserve"> </w:t>
+      </w:r>
+      <w:r>
+        <w:t xml:space="preserve">After that date every Groq API call for this model returns 410</w:t>
+      </w:r>
+      <w:r>
+        <w:t xml:space="preserve"> </w:t>
+      </w:r>
+      <w:r>
+        <w:t xml:space="preserve">Gone, the bot crashes at the intent-classify step, and every</w:t>
+      </w:r>
+      <w:r>
+        <w:t xml:space="preserve"> </w:t>
+      </w:r>
+      <w:r>
+        <w:t xml:space="preserve">Telegram message gets the global error handler’s apology — silent</w:t>
+      </w:r>
+      <w:r>
+        <w:t xml:space="preserve"> </w:t>
+      </w:r>
+      <w:r>
+        <w:t xml:space="preserve">loss-of-service for the user.</w:t>
+      </w:r>
+    </w:p>
+    <w:p>
+      <w:pPr>
+        <w:pStyle w:val="Compact"/>
+        <w:numPr>
+          <w:ilvl w:val="0"/>
+          <w:numId w:val="1064"/>
+        </w:numPr>
+      </w:pPr>
+      <w:r>
+        <w:rPr>
+          <w:b/>
+          <w:bCs/>
+        </w:rPr>
+        <w:t xml:space="preserve">Migration target:</w:t>
+      </w:r>
+      <w:r>
+        <w:t xml:space="preserve"> </w:t>
+      </w:r>
+      <w:r>
+        <w:rPr>
+          <w:rStyle w:val="VerbatimChar"/>
+        </w:rPr>
+        <w:t xml:space="preserve">openai/gpt-oss-20b</w:t>
+      </w:r>
+      <w:r>
+        <w:t xml:space="preserve"> </w:t>
+      </w:r>
+      <w:r>
+        <w:t xml:space="preserve">— Groq’s recommended</w:t>
+      </w:r>
+      <w:r>
+        <w:t xml:space="preserve"> </w:t>
+      </w:r>
+      <w:r>
+        <w:t xml:space="preserve">replacement (OpenAI’s open-weights model that Groq added day-zero</w:t>
+      </w:r>
+      <w:r>
+        <w:t xml:space="preserve"> </w:t>
+      </w:r>
+      <w:r>
+        <w:t xml:space="preserve">support for):</w:t>
+      </w:r>
+    </w:p>
+    <w:p>
+      <w:pPr>
+        <w:pStyle w:val="Compact"/>
+        <w:numPr>
+          <w:ilvl w:val="1"/>
+          <w:numId w:val="1065"/>
+        </w:numPr>
+      </w:pPr>
+      <w:r>
+        <w:t xml:space="preserve">Same OpenAI-compatible JSON-mode API → zero code-shape changes</w:t>
+      </w:r>
+    </w:p>
+    <w:p>
+      <w:pPr>
+        <w:pStyle w:val="Compact"/>
+        <w:numPr>
+          <w:ilvl w:val="1"/>
+          <w:numId w:val="1065"/>
+        </w:numPr>
+      </w:pPr>
+      <w:r>
+        <w:t xml:space="preserve">Same free-tier limits (30 RPM, 6K TPM, 14,400 RPD)</w:t>
+      </w:r>
+    </w:p>
+    <w:p>
+      <w:pPr>
+        <w:pStyle w:val="Compact"/>
+        <w:numPr>
+          <w:ilvl w:val="1"/>
+          <w:numId w:val="1065"/>
+        </w:numPr>
+      </w:pPr>
+      <w:r>
+        <w:t xml:space="preserve">Same 128K context window</w:t>
+      </w:r>
+    </w:p>
+    <w:p>
+      <w:pPr>
+        <w:pStyle w:val="Compact"/>
+        <w:numPr>
+          <w:ilvl w:val="1"/>
+          <w:numId w:val="1065"/>
+        </w:numPr>
+      </w:pPr>
+      <w:r>
+        <w:t xml:space="preserve">2.5× larger model (20B vs 8B) → more reliable structured JSON</w:t>
+      </w:r>
+    </w:p>
+    <w:p>
+      <w:pPr>
+        <w:pStyle w:val="Compact"/>
+        <w:numPr>
+          <w:ilvl w:val="1"/>
+          <w:numId w:val="1065"/>
+        </w:numPr>
+      </w:pPr>
+      <w:r>
+        <w:t xml:space="preserve">~2× throughput on Groq’s silicon (1000 tok/s vs 560 tok/s)</w:t>
+      </w:r>
+    </w:p>
+    <w:p>
+      <w:pPr>
+        <w:pStyle w:val="Compact"/>
+        <w:numPr>
+          <w:ilvl w:val="0"/>
+          <w:numId w:val="1064"/>
+        </w:numPr>
+      </w:pPr>
+      <w:r>
+        <w:rPr>
+          <w:b/>
+          <w:bCs/>
+        </w:rPr>
+        <w:t xml:space="preserve">The change:</w:t>
+      </w:r>
+      <w:r>
+        <w:t xml:space="preserve"> </w:t>
+      </w:r>
+      <w:r>
+        <w:t xml:space="preserve">Updated</w:t>
+      </w:r>
+      <w:r>
+        <w:t xml:space="preserve"> </w:t>
+      </w:r>
+      <w:r>
+        <w:rPr>
+          <w:rStyle w:val="VerbatimChar"/>
+        </w:rPr>
+        <w:t xml:space="preserve">Settings.GROQ_MODEL</w:t>
+      </w:r>
+      <w:r>
+        <w:t xml:space="preserve"> </w:t>
+      </w:r>
+      <w:r>
+        <w:t xml:space="preserve">default in</w:t>
+      </w:r>
+      <w:r>
+        <w:t xml:space="preserve"> </w:t>
+      </w:r>
+      <w:r>
+        <w:rPr>
+          <w:rStyle w:val="VerbatimChar"/>
+        </w:rPr>
+        <w:t xml:space="preserve">config.py</w:t>
+      </w:r>
+      <w:r>
+        <w:t xml:space="preserve"> </w:t>
+      </w:r>
+      <w:r>
+        <w:t xml:space="preserve">+ the fallback in</w:t>
+      </w:r>
+      <w:r>
+        <w:t xml:space="preserve"> </w:t>
+      </w:r>
+      <w:r>
+        <w:rPr>
+          <w:rStyle w:val="VerbatimChar"/>
+        </w:rPr>
+        <w:t xml:space="preserve">groq_client.py</w:t>
+      </w:r>
+      <w:r>
+        <w:t xml:space="preserve"> </w:t>
+      </w:r>
+      <w:r>
+        <w:t xml:space="preserve">+ the assertion in</w:t>
+      </w:r>
+      <w:r>
+        <w:t xml:space="preserve"> </w:t>
+      </w:r>
+      <w:r>
+        <w:rPr>
+          <w:rStyle w:val="VerbatimChar"/>
+        </w:rPr>
+        <w:t xml:space="preserve">test_config.py</w:t>
+      </w:r>
+      <w:r>
+        <w:t xml:space="preserve"> </w:t>
+      </w:r>
+      <w:r>
+        <w:t xml:space="preserve">+ every doc string referencing the old name.</w:t>
+      </w:r>
+      <w:r>
+        <w:t xml:space="preserve"> </w:t>
+      </w:r>
+      <w:r>
+        <w:t xml:space="preserve">No env var change needed on Render —</w:t>
+      </w:r>
+      <w:r>
+        <w:t xml:space="preserve"> </w:t>
+      </w:r>
+      <w:r>
+        <w:rPr>
+          <w:rStyle w:val="VerbatimChar"/>
+        </w:rPr>
+        <w:t xml:space="preserve">GROQ_MODEL</w:t>
+      </w:r>
+      <w:r>
+        <w:t xml:space="preserve"> </w:t>
+      </w:r>
+      <w:r>
+        <w:t xml:space="preserve">was never set</w:t>
+      </w:r>
+      <w:r>
+        <w:t xml:space="preserve"> </w:t>
+      </w:r>
+      <w:r>
+        <w:t xml:space="preserve">there (the code default is the source of truth).</w:t>
+      </w:r>
+    </w:p>
+    <w:p>
+      <w:pPr>
+        <w:pStyle w:val="Compact"/>
+        <w:numPr>
+          <w:ilvl w:val="0"/>
+          <w:numId w:val="1064"/>
+        </w:numPr>
+      </w:pPr>
+      <w:r>
+        <w:rPr>
+          <w:b/>
+          <w:bCs/>
+        </w:rPr>
+        <w:t xml:space="preserve">Live-verified locally</w:t>
+      </w:r>
+      <w:r>
+        <w:t xml:space="preserve"> </w:t>
+      </w:r>
+      <w:r>
+        <w:t xml:space="preserve">before push: both LLM-using paths</w:t>
+      </w:r>
+      <w:r>
+        <w:t xml:space="preserve"> </w:t>
+      </w:r>
+      <w:r>
+        <w:t xml:space="preserve">(</w:t>
+      </w:r>
+      <w:r>
+        <w:rPr>
+          <w:rStyle w:val="VerbatimChar"/>
+        </w:rPr>
+        <w:t xml:space="preserve">log_expense</w:t>
+      </w:r>
+      <w:r>
+        <w:t xml:space="preserve"> </w:t>
+      </w:r>
+      <w:r>
+        <w:t xml:space="preserve">and</w:t>
+      </w:r>
+      <w:r>
+        <w:t xml:space="preserve"> </w:t>
+      </w:r>
+      <w:r>
+        <w:rPr>
+          <w:rStyle w:val="VerbatimChar"/>
+        </w:rPr>
+        <w:t xml:space="preserve">query_category_total</w:t>
+      </w:r>
+      <w:r>
+        <w:t xml:space="preserve">) returned correctly-</w:t>
+      </w:r>
+      <w:r>
+        <w:t xml:space="preserve"> </w:t>
+      </w:r>
+      <w:r>
+        <w:t xml:space="preserve">shaped JSON in ~1.7s with 0.95 confidence on real expense and</w:t>
+      </w:r>
+      <w:r>
+        <w:t xml:space="preserve"> </w:t>
+      </w:r>
+      <w:r>
+        <w:t xml:space="preserve">query messages.</w:t>
+      </w:r>
+    </w:p>
+    <w:p>
+      <w:pPr>
+        <w:pStyle w:val="Compact"/>
+        <w:numPr>
+          <w:ilvl w:val="0"/>
+          <w:numId w:val="1064"/>
+        </w:numPr>
+      </w:pPr>
+      <w:r>
+        <w:rPr>
+          <w:b/>
+          <w:bCs/>
+        </w:rPr>
+        <w:t xml:space="preserve">The complication:</w:t>
+      </w:r>
+      <w:r>
+        <w:t xml:space="preserve"> </w:t>
+      </w:r>
+      <w:r>
+        <w:t xml:space="preserve">First push (</w:t>
+      </w:r>
+      <w:r>
+        <w:rPr>
+          <w:rStyle w:val="VerbatimChar"/>
+        </w:rPr>
+        <w:t xml:space="preserve">20ffba4</w:t>
+      </w:r>
+      <w:r>
+        <w:t xml:space="preserve">) silently failed to</w:t>
+      </w:r>
+      <w:r>
+        <w:t xml:space="preserve"> </w:t>
+      </w:r>
+      <w:r>
+        <w:t xml:space="preserve">deploy because of the Phase 12/13 Hatch issue. After the Phase</w:t>
+      </w:r>
+      <w:r>
+        <w:t xml:space="preserve"> </w:t>
+      </w:r>
+      <w:r>
+        <w:t xml:space="preserve">13 fix shipped (</w:t>
+      </w:r>
+      <w:r>
+        <w:rPr>
+          <w:rStyle w:val="VerbatimChar"/>
+        </w:rPr>
+        <w:t xml:space="preserve">f6b71a1</w:t>
+      </w:r>
+      <w:r>
+        <w:t xml:space="preserve">), both fixes deployed together because</w:t>
+      </w:r>
+      <w:r>
+        <w:t xml:space="preserve"> </w:t>
+      </w:r>
+      <w:r>
+        <w:t xml:space="preserve">Render rebuilds from HEAD, not commit-by-commit.</w:t>
+      </w:r>
+    </w:p>
+    <w:p>
+      <w:pPr>
+        <w:pStyle w:val="Compact"/>
+        <w:numPr>
+          <w:ilvl w:val="0"/>
+          <w:numId w:val="1064"/>
+        </w:numPr>
+      </w:pPr>
+      <w:r>
+        <w:rPr>
+          <w:b/>
+          <w:bCs/>
+        </w:rPr>
+        <w:t xml:space="preserve">Commits:</w:t>
+      </w:r>
+      <w:r>
+        <w:t xml:space="preserve"> </w:t>
+      </w:r>
+      <w:r>
+        <w:rPr>
+          <w:rStyle w:val="VerbatimChar"/>
+        </w:rPr>
+        <w:t xml:space="preserve">20ffba4</w:t>
+      </w:r>
+      <w:r>
+        <w:t xml:space="preserve"> </w:t>
+      </w:r>
+      <w:r>
+        <w:t xml:space="preserve">(migration),</w:t>
+      </w:r>
+      <w:r>
+        <w:t xml:space="preserve"> </w:t>
+      </w:r>
+      <w:r>
+        <w:rPr>
+          <w:rStyle w:val="VerbatimChar"/>
+        </w:rPr>
+        <w:t xml:space="preserve">f6b71a1</w:t>
+      </w:r>
+      <w:r>
+        <w:t xml:space="preserve"> </w:t>
+      </w:r>
+      <w:r>
+        <w:t xml:space="preserve">(Hatch unblock).</w:t>
+      </w:r>
+    </w:p>
+    <w:bookmarkEnd w:id="52"/>
+    <w:bookmarkStart w:id="53" w:name="whats-the-bot-doing-right-now"/>
+    <w:p>
+      <w:pPr>
+        <w:pStyle w:val="Heading3"/>
+      </w:pPr>
+      <w:r>
+        <w:t xml:space="preserve">What’s the bot doing right now?</w:t>
+      </w:r>
+    </w:p>
+    <w:p>
+      <w:pPr>
+        <w:pStyle w:val="FirstParagraph"/>
+      </w:pPr>
+      <w:r>
+        <w:t xml:space="preserve">As of this guide’s</w:t>
+      </w:r>
+      <w:r>
+        <w:t xml:space="preserve"> </w:t>
+      </w:r>
+      <w:r>
+        <w:t xml:space="preserve">“last updated”</w:t>
+      </w:r>
+      <w:r>
+        <w:t xml:space="preserve"> </w:t>
+      </w:r>
+      <w:r>
+        <w:t xml:space="preserve">timestamp:</w:t>
+      </w:r>
+    </w:p>
+    <w:p>
+      <w:pPr>
+        <w:pStyle w:val="Compact"/>
+        <w:numPr>
+          <w:ilvl w:val="0"/>
+          <w:numId w:val="1066"/>
+        </w:numPr>
+      </w:pPr>
+      <w:r>
+        <w:t xml:space="preserve">Container running 24/7 at</w:t>
+      </w:r>
+      <w:r>
+        <w:t xml:space="preserve"> </w:t>
+      </w:r>
+      <w:r>
+        <w:rPr>
+          <w:rStyle w:val="VerbatimChar"/>
+        </w:rPr>
+        <w:t xml:space="preserve">https://expense-tracker-bot-z558.onrender.com</w:t>
+      </w:r>
+      <w:r>
+        <w:t xml:space="preserve">.</w:t>
+      </w:r>
+    </w:p>
+    <w:p>
+      <w:pPr>
+        <w:pStyle w:val="Compact"/>
+        <w:numPr>
+          <w:ilvl w:val="0"/>
+          <w:numId w:val="1066"/>
+        </w:numPr>
+      </w:pPr>
+      <w:r>
+        <w:t xml:space="preserve">UptimeRobot pinging every 5 min from 3 US regions, 100% uptime.</w:t>
+      </w:r>
+    </w:p>
+    <w:p>
+      <w:pPr>
+        <w:pStyle w:val="Compact"/>
+        <w:numPr>
+          <w:ilvl w:val="0"/>
+          <w:numId w:val="1066"/>
+        </w:numPr>
+      </w:pPr>
+      <w:r>
+        <w:t xml:space="preserve">GitHub Actions backup keep-alive running every 14 min.</w:t>
+      </w:r>
+    </w:p>
+    <w:p>
+      <w:pPr>
+        <w:pStyle w:val="Compact"/>
+        <w:numPr>
+          <w:ilvl w:val="0"/>
+          <w:numId w:val="1066"/>
+        </w:numPr>
+      </w:pPr>
+      <w:r>
+        <w:t xml:space="preserve">Auto-deploy on every push to</w:t>
+      </w:r>
+      <w:r>
+        <w:t xml:space="preserve"> </w:t>
+      </w:r>
+      <w:r>
+        <w:rPr>
+          <w:rStyle w:val="VerbatimChar"/>
+        </w:rPr>
+        <w:t xml:space="preserve">main</w:t>
+      </w:r>
+      <w:r>
+        <w:t xml:space="preserve"> </w:t>
+      </w:r>
+      <w:r>
+        <w:t xml:space="preserve">(working again as of</w:t>
+      </w:r>
+      <w:r>
+        <w:t xml:space="preserve"> </w:t>
+      </w:r>
+      <w:r>
+        <w:rPr>
+          <w:rStyle w:val="VerbatimChar"/>
+        </w:rPr>
+        <w:t xml:space="preserve">f6b71a1</w:t>
+      </w:r>
+      <w:r>
+        <w:t xml:space="preserve">).</w:t>
+      </w:r>
+    </w:p>
+    <w:p>
+      <w:pPr>
+        <w:pStyle w:val="Compact"/>
+        <w:numPr>
+          <w:ilvl w:val="0"/>
+          <w:numId w:val="1066"/>
+        </w:numPr>
+      </w:pPr>
+      <w:r>
+        <w:t xml:space="preserve">LLM =</w:t>
+      </w:r>
+      <w:r>
+        <w:t xml:space="preserve"> </w:t>
+      </w:r>
+      <w:r>
+        <w:rPr>
+          <w:rStyle w:val="VerbatimChar"/>
+        </w:rPr>
+        <w:t xml:space="preserve">openai/gpt-oss-20b</w:t>
+      </w:r>
+      <w:r>
+        <w:t xml:space="preserve"> </w:t>
+      </w:r>
+      <w:r>
+        <w:t xml:space="preserve">via Groq (migrated June 26 from the</w:t>
+      </w:r>
+      <w:r>
+        <w:t xml:space="preserve"> </w:t>
+      </w:r>
+      <w:r>
+        <w:t xml:space="preserve">now-deprecated</w:t>
+      </w:r>
+      <w:r>
+        <w:t xml:space="preserve"> </w:t>
+      </w:r>
+      <w:r>
+        <w:rPr>
+          <w:rStyle w:val="VerbatimChar"/>
+        </w:rPr>
+        <w:t xml:space="preserve">llama-3.1-8b-instant</w:t>
+      </w:r>
+      <w:r>
+        <w:t xml:space="preserve">; safely past the Aug 16</w:t>
+      </w:r>
+      <w:r>
+        <w:t xml:space="preserve"> </w:t>
+      </w:r>
+      <w:r>
+        <w:t xml:space="preserve">decommission deadline).</w:t>
+      </w:r>
+    </w:p>
+    <w:p>
+      <w:pPr>
+        <w:pStyle w:val="Compact"/>
+        <w:numPr>
+          <w:ilvl w:val="0"/>
+          <w:numId w:val="1066"/>
+        </w:numPr>
+      </w:pPr>
+      <w:r>
+        <w:t xml:space="preserve">Writing to Google Sheets only (Postgres mirror mode still dormant —</w:t>
+      </w:r>
+      <w:r>
+        <w:t xml:space="preserve"> </w:t>
+      </w:r>
+      <w:r>
+        <w:t xml:space="preserve">the one remaining</w:t>
+      </w:r>
+      <w:r>
+        <w:t xml:space="preserve"> </w:t>
+      </w:r>
+      <w:r>
+        <w:t xml:space="preserve">“future-me will thank present-me”</w:t>
+      </w:r>
+      <w:r>
+        <w:t xml:space="preserve"> </w:t>
+      </w:r>
+      <w:r>
+        <w:t xml:space="preserve">task).</w:t>
+      </w:r>
+    </w:p>
+    <w:p>
+      <w:pPr>
+        <w:pStyle w:val="Compact"/>
+        <w:numPr>
+          <w:ilvl w:val="0"/>
+          <w:numId w:val="1066"/>
+        </w:numPr>
+      </w:pPr>
+      <w:r>
+        <w:t xml:space="preserve">Monthly tabs pre-built through June 2027 for most months; 3 still</w:t>
+      </w:r>
+      <w:r>
+        <w:t xml:space="preserve"> </w:t>
+      </w:r>
+      <w:r>
+        <w:t xml:space="preserve">pending due to 429 issues (October 2026, December 2026, May 2027).</w:t>
       </w:r>
     </w:p>
     <w:p>
@@ -12967,9 +14950,9 @@
         </w:pict>
       </w:r>
     </w:p>
-    <w:bookmarkEnd w:id="49"/>
-    <w:bookmarkEnd w:id="50"/>
-    <w:bookmarkStart w:id="57" w:name="daily-operations-cookbook"/>
+    <w:bookmarkEnd w:id="53"/>
+    <w:bookmarkEnd w:id="54"/>
+    <w:bookmarkStart w:id="61" w:name="daily-operations-cookbook"/>
     <w:p>
       <w:pPr>
         <w:pStyle w:val="Heading2"/>
@@ -12978,7 +14961,7 @@
         <w:t xml:space="preserve">8. Daily operations cookbook</w:t>
       </w:r>
     </w:p>
-    <w:bookmarkStart w:id="51" w:name="log-an-expense"/>
+    <w:bookmarkStart w:id="55" w:name="log-an-expense"/>
     <w:p>
       <w:pPr>
         <w:pStyle w:val="Heading3"/>
@@ -13042,8 +15025,8 @@
         <w:t xml:space="preserve">got shampoo for my wife which cost me 100$, add this to shopping</w:t>
       </w:r>
     </w:p>
-    <w:bookmarkEnd w:id="51"/>
-    <w:bookmarkStart w:id="52" w:name="ask-a-retrieval-question"/>
+    <w:bookmarkEnd w:id="55"/>
+    <w:bookmarkStart w:id="56" w:name="ask-a-retrieval-question"/>
     <w:p>
       <w:pPr>
         <w:pStyle w:val="Heading3"/>
@@ -13099,8 +15082,8 @@
         <w:t xml:space="preserve">how much for groceries on the 24th?</w:t>
       </w:r>
     </w:p>
-    <w:bookmarkEnd w:id="52"/>
-    <w:bookmarkStart w:id="53" w:name="get-a-summary"/>
+    <w:bookmarkEnd w:id="56"/>
+    <w:bookmarkStart w:id="57" w:name="get-a-summary"/>
     <w:p>
       <w:pPr>
         <w:pStyle w:val="Heading3"/>
@@ -13155,8 +15138,8 @@
         <w:t xml:space="preserve">/last          # show the most recent expense</w:t>
       </w:r>
     </w:p>
-    <w:bookmarkEnd w:id="53"/>
-    <w:bookmarkStart w:id="54" w:name="fix-a-mistake"/>
+    <w:bookmarkEnd w:id="57"/>
+    <w:bookmarkStart w:id="58" w:name="fix-a-mistake"/>
     <w:p>
       <w:pPr>
         <w:pStyle w:val="Heading3"/>
@@ -13212,8 +15195,8 @@
         <w:t xml:space="preserve">/edit vendor Chipotle       # change last expense's vendor</w:t>
       </w:r>
     </w:p>
-    <w:bookmarkEnd w:id="54"/>
-    <w:bookmarkStart w:id="55" w:name="open-the-sheet-on-your-phone"/>
+    <w:bookmarkEnd w:id="58"/>
+    <w:bookmarkStart w:id="59" w:name="open-the-sheet-on-your-phone"/>
     <w:p>
       <w:pPr>
         <w:pStyle w:val="Heading3"/>
@@ -13251,8 +15234,8 @@
         <w:t xml:space="preserve">copy-paste.</w:t>
       </w:r>
     </w:p>
-    <w:bookmarkEnd w:id="55"/>
-    <w:bookmarkStart w:id="56" w:name="check-that-the-bot-is-alive"/>
+    <w:bookmarkEnd w:id="59"/>
+    <w:bookmarkStart w:id="60" w:name="check-that-the-bot-is-alive"/>
     <w:p>
       <w:pPr>
         <w:pStyle w:val="Heading3"/>
@@ -13266,7 +15249,7 @@
         <w:pStyle w:val="Compact"/>
         <w:numPr>
           <w:ilvl w:val="0"/>
-          <w:numId w:val="1060"/>
+          <w:numId w:val="1067"/>
         </w:numPr>
       </w:pPr>
       <w:r>
@@ -13315,7 +15298,7 @@
         <w:pStyle w:val="Compact"/>
         <w:numPr>
           <w:ilvl w:val="0"/>
-          <w:numId w:val="1060"/>
+          <w:numId w:val="1067"/>
         </w:numPr>
       </w:pPr>
       <w:r>
@@ -13343,7 +15326,7 @@
         <w:pStyle w:val="Compact"/>
         <w:numPr>
           <w:ilvl w:val="0"/>
-          <w:numId w:val="1060"/>
+          <w:numId w:val="1067"/>
         </w:numPr>
       </w:pPr>
       <w:r>
@@ -13373,9 +15356,9 @@
         </w:pict>
       </w:r>
     </w:p>
-    <w:bookmarkEnd w:id="56"/>
-    <w:bookmarkEnd w:id="57"/>
-    <w:bookmarkStart w:id="66" w:name="operational-runbook-when-x-breaks-do-y"/>
+    <w:bookmarkEnd w:id="60"/>
+    <w:bookmarkEnd w:id="61"/>
+    <w:bookmarkStart w:id="72" w:name="operational-runbook-when-x-breaks-do-y"/>
     <w:p>
       <w:pPr>
         <w:pStyle w:val="Heading2"/>
@@ -13384,7 +15367,7 @@
         <w:t xml:space="preserve">9. Operational runbook — when X breaks, do Y</w:t>
       </w:r>
     </w:p>
-    <w:bookmarkStart w:id="58" w:name="bot-doesnt-reply-to-telegram"/>
+    <w:bookmarkStart w:id="62" w:name="bot-doesnt-reply-to-telegram"/>
     <w:p>
       <w:pPr>
         <w:pStyle w:val="Heading3"/>
@@ -13439,7 +15422,7 @@
         <w:pStyle w:val="Compact"/>
         <w:numPr>
           <w:ilvl w:val="0"/>
-          <w:numId w:val="1061"/>
+          <w:numId w:val="1068"/>
         </w:numPr>
       </w:pPr>
       <w:r>
@@ -13460,7 +15443,7 @@
         <w:pStyle w:val="Compact"/>
         <w:numPr>
           <w:ilvl w:val="0"/>
-          <w:numId w:val="1061"/>
+          <w:numId w:val="1068"/>
         </w:numPr>
       </w:pPr>
       <w:r>
@@ -13496,7 +15479,7 @@
         <w:pStyle w:val="Compact"/>
         <w:numPr>
           <w:ilvl w:val="0"/>
-          <w:numId w:val="1061"/>
+          <w:numId w:val="1068"/>
         </w:numPr>
       </w:pPr>
       <w:r>
@@ -13520,7 +15503,7 @@
         <w:pStyle w:val="Compact"/>
         <w:numPr>
           <w:ilvl w:val="0"/>
-          <w:numId w:val="1062"/>
+          <w:numId w:val="1069"/>
         </w:numPr>
       </w:pPr>
       <w:r>
@@ -13532,7 +15515,7 @@
         <w:pStyle w:val="Compact"/>
         <w:numPr>
           <w:ilvl w:val="0"/>
-          <w:numId w:val="1062"/>
+          <w:numId w:val="1069"/>
         </w:numPr>
       </w:pPr>
       <w:r>
@@ -13556,7 +15539,7 @@
         <w:pStyle w:val="Compact"/>
         <w:numPr>
           <w:ilvl w:val="1"/>
-          <w:numId w:val="1063"/>
+          <w:numId w:val="1070"/>
         </w:numPr>
       </w:pPr>
       <w:r>
@@ -13595,7 +15578,7 @@
         <w:pStyle w:val="Compact"/>
         <w:numPr>
           <w:ilvl w:val="1"/>
-          <w:numId w:val="1063"/>
+          <w:numId w:val="1070"/>
         </w:numPr>
       </w:pPr>
       <w:r>
@@ -13622,7 +15605,7 @@
         <w:pStyle w:val="Compact"/>
         <w:numPr>
           <w:ilvl w:val="0"/>
-          <w:numId w:val="1062"/>
+          <w:numId w:val="1069"/>
         </w:numPr>
       </w:pPr>
       <w:r>
@@ -13701,7 +15684,7 @@
         <w:pStyle w:val="Compact"/>
         <w:numPr>
           <w:ilvl w:val="0"/>
-          <w:numId w:val="1064"/>
+          <w:numId w:val="1071"/>
         </w:numPr>
       </w:pPr>
       <w:r>
@@ -13713,7 +15696,7 @@
         <w:pStyle w:val="Compact"/>
         <w:numPr>
           <w:ilvl w:val="0"/>
-          <w:numId w:val="1064"/>
+          <w:numId w:val="1071"/>
         </w:numPr>
       </w:pPr>
       <w:r>
@@ -13750,8 +15733,8 @@
         <w:t xml:space="preserve">you forgot to kill. Find and kill it.</w:t>
       </w:r>
     </w:p>
-    <w:bookmarkEnd w:id="58"/>
-    <w:bookmarkStart w:id="59" w:name="X6a9cee965ab2efdfaad70f80668aaa33ed5e403"/>
+    <w:bookmarkEnd w:id="62"/>
+    <w:bookmarkStart w:id="63" w:name="X6a9cee965ab2efdfaad70f80668aaa33ed5e403"/>
     <w:p>
       <w:pPr>
         <w:pStyle w:val="Heading3"/>
@@ -13777,7 +15760,7 @@
         <w:pStyle w:val="Compact"/>
         <w:numPr>
           <w:ilvl w:val="0"/>
-          <w:numId w:val="1065"/>
+          <w:numId w:val="1072"/>
         </w:numPr>
       </w:pPr>
       <w:r>
@@ -13805,7 +15788,7 @@
         <w:pStyle w:val="Compact"/>
         <w:numPr>
           <w:ilvl w:val="0"/>
-          <w:numId w:val="1065"/>
+          <w:numId w:val="1072"/>
         </w:numPr>
       </w:pPr>
       <w:r>
@@ -13856,8 +15839,8 @@
         <w:t xml:space="preserve">.</w:t>
       </w:r>
     </w:p>
-    <w:bookmarkEnd w:id="59"/>
-    <w:bookmarkStart w:id="60" w:name="sheets-429-quota-error-in-logs"/>
+    <w:bookmarkEnd w:id="63"/>
+    <w:bookmarkStart w:id="64" w:name="sheets-429-quota-error-in-logs"/>
     <w:p>
       <w:pPr>
         <w:pStyle w:val="Heading3"/>
@@ -13870,7 +15853,7 @@
       <w:pPr>
         <w:numPr>
           <w:ilvl w:val="0"/>
-          <w:numId w:val="1066"/>
+          <w:numId w:val="1073"/>
         </w:numPr>
       </w:pPr>
       <w:r>
@@ -13897,7 +15880,7 @@
       <w:pPr>
         <w:numPr>
           <w:ilvl w:val="0"/>
-          <w:numId w:val="1066"/>
+          <w:numId w:val="1073"/>
         </w:numPr>
       </w:pPr>
       <w:r>
@@ -14021,8 +16004,8 @@
         <w:t xml:space="preserve">(3-5 calls/msg, well under quota).</w:t>
       </w:r>
     </w:p>
-    <w:bookmarkEnd w:id="60"/>
-    <w:bookmarkStart w:id="61" w:name="X3d406ca6f8386acf08f40cd5ee1b7ecb484b519"/>
+    <w:bookmarkEnd w:id="64"/>
+    <w:bookmarkStart w:id="65" w:name="X3d406ca6f8386acf08f40cd5ee1b7ecb484b519"/>
     <w:p>
       <w:pPr>
         <w:pStyle w:val="Heading3"/>
@@ -14036,7 +16019,7 @@
         <w:pStyle w:val="Compact"/>
         <w:numPr>
           <w:ilvl w:val="0"/>
-          <w:numId w:val="1067"/>
+          <w:numId w:val="1074"/>
         </w:numPr>
       </w:pPr>
       <w:r>
@@ -14064,7 +16047,7 @@
         <w:pStyle w:val="Compact"/>
         <w:numPr>
           <w:ilvl w:val="0"/>
-          <w:numId w:val="1067"/>
+          <w:numId w:val="1074"/>
         </w:numPr>
       </w:pPr>
       <w:r>
@@ -14099,8 +16082,8 @@
         <w:t xml:space="preserve">tab for failures.</w:t>
       </w:r>
     </w:p>
-    <w:bookmarkEnd w:id="61"/>
-    <w:bookmarkStart w:id="62" w:name="X2f87f62dcd17957457e7e41b77064706bb1e3f5"/>
+    <w:bookmarkEnd w:id="65"/>
+    <w:bookmarkStart w:id="66" w:name="X2f87f62dcd17957457e7e41b77064706bb1e3f5"/>
     <w:p>
       <w:pPr>
         <w:pStyle w:val="Heading3"/>
@@ -14123,7 +16106,7 @@
         <w:pStyle w:val="Compact"/>
         <w:numPr>
           <w:ilvl w:val="0"/>
-          <w:numId w:val="1068"/>
+          <w:numId w:val="1075"/>
         </w:numPr>
       </w:pPr>
       <w:r>
@@ -14168,7 +16151,7 @@
         <w:pStyle w:val="Compact"/>
         <w:numPr>
           <w:ilvl w:val="0"/>
-          <w:numId w:val="1068"/>
+          <w:numId w:val="1075"/>
         </w:numPr>
       </w:pPr>
       <w:r>
@@ -14180,15 +16163,15 @@
         <w:pStyle w:val="Compact"/>
         <w:numPr>
           <w:ilvl w:val="0"/>
-          <w:numId w:val="1068"/>
+          <w:numId w:val="1075"/>
         </w:numPr>
       </w:pPr>
       <w:r>
         <w:t xml:space="preserve">Most common: transient LLM/Sheets/network blip — re-send the message.</w:t>
       </w:r>
     </w:p>
-    <w:bookmarkEnd w:id="62"/>
-    <w:bookmarkStart w:id="63" w:name="wrong-category-was-assigned"/>
+    <w:bookmarkEnd w:id="66"/>
+    <w:bookmarkStart w:id="67" w:name="wrong-category-was-assigned"/>
     <w:p>
       <w:pPr>
         <w:pStyle w:val="Heading3"/>
@@ -14201,7 +16184,7 @@
       <w:pPr>
         <w:numPr>
           <w:ilvl w:val="0"/>
-          <w:numId w:val="1069"/>
+          <w:numId w:val="1076"/>
         </w:numPr>
       </w:pPr>
       <w:r>
@@ -14250,7 +16233,7 @@
       <w:pPr>
         <w:numPr>
           <w:ilvl w:val="0"/>
-          <w:numId w:val="1069"/>
+          <w:numId w:val="1076"/>
         </w:numPr>
       </w:pPr>
       <w:r>
@@ -14272,8 +16255,8 @@
         <w:t xml:space="preserve">/edit category Shopping</w:t>
       </w:r>
     </w:p>
-    <w:bookmarkEnd w:id="63"/>
-    <w:bookmarkStart w:id="64" w:name="X5bc707f22a4ad86c8ed7a0d0c4026a2cf1e3576"/>
+    <w:bookmarkEnd w:id="67"/>
+    <w:bookmarkStart w:id="68" w:name="X5bc707f22a4ad86c8ed7a0d0c4026a2cf1e3576"/>
     <w:p>
       <w:pPr>
         <w:pStyle w:val="Heading3"/>
@@ -14286,7 +16269,7 @@
       <w:pPr>
         <w:numPr>
           <w:ilvl w:val="0"/>
-          <w:numId w:val="1070"/>
+          <w:numId w:val="1077"/>
         </w:numPr>
       </w:pPr>
       <w:r>
@@ -14364,7 +16347,7 @@
       <w:pPr>
         <w:numPr>
           <w:ilvl w:val="0"/>
-          <w:numId w:val="1070"/>
+          <w:numId w:val="1077"/>
         </w:numPr>
       </w:pPr>
       <w:r>
@@ -14496,7 +16479,7 @@
       <w:pPr>
         <w:numPr>
           <w:ilvl w:val="0"/>
-          <w:numId w:val="1070"/>
+          <w:numId w:val="1077"/>
         </w:numPr>
       </w:pPr>
       <w:r>
@@ -14534,8 +16517,8 @@
         <w:t xml:space="preserve">in Render. Auto-redeploys.</w:t>
       </w:r>
     </w:p>
-    <w:bookmarkEnd w:id="64"/>
-    <w:bookmarkStart w:id="65" w:name="want-to-roll-back-to-a-previous-deploy"/>
+    <w:bookmarkEnd w:id="68"/>
+    <w:bookmarkStart w:id="69" w:name="want-to-roll-back-to-a-previous-deploy"/>
     <w:p>
       <w:pPr>
         <w:pStyle w:val="Heading3"/>
@@ -14571,6 +16554,831 @@
       </w:r>
       <w:r>
         <w:t xml:space="preserve">button on its row.</w:t>
+      </w:r>
+    </w:p>
+    <w:bookmarkEnd w:id="69"/>
+    <w:bookmarkStart w:id="70" w:name="X42559dd0eff18e62b7f48fa5bea6c4d7f630161"/>
+    <w:p>
+      <w:pPr>
+        <w:pStyle w:val="Heading3"/>
+      </w:pPr>
+      <w:r>
+        <w:t xml:space="preserve">9.9 Deploys are failing silently — bot is fine but new code never ships</w:t>
+      </w:r>
+    </w:p>
+    <w:p>
+      <w:pPr>
+        <w:pStyle w:val="Compact"/>
+        <w:numPr>
+          <w:ilvl w:val="0"/>
+          <w:numId w:val="1078"/>
+        </w:numPr>
+      </w:pPr>
+      <w:r>
+        <w:rPr>
+          <w:b/>
+          <w:bCs/>
+        </w:rPr>
+        <w:t xml:space="preserve">Symptom:</w:t>
+      </w:r>
+      <w:r>
+        <w:t xml:space="preserve"> </w:t>
+      </w:r>
+      <w:r>
+        <w:t xml:space="preserve">Bot replies to Telegram normally, UptimeRobot green,</w:t>
+      </w:r>
+      <w:r>
+        <w:t xml:space="preserve"> </w:t>
+      </w:r>
+      <w:r>
+        <w:t xml:space="preserve">but the latest code changes you pushed don’t seem to be live.</w:t>
+      </w:r>
+    </w:p>
+    <w:p>
+      <w:pPr>
+        <w:pStyle w:val="Compact"/>
+        <w:numPr>
+          <w:ilvl w:val="0"/>
+          <w:numId w:val="1078"/>
+        </w:numPr>
+      </w:pPr>
+      <w:r>
+        <w:rPr>
+          <w:b/>
+          <w:bCs/>
+        </w:rPr>
+        <w:t xml:space="preserve">Root cause family:</w:t>
+      </w:r>
+      <w:r>
+        <w:t xml:space="preserve"> </w:t>
+      </w:r>
+      <w:r>
+        <w:t xml:space="preserve">Render keeps the last good build running</w:t>
+      </w:r>
+      <w:r>
+        <w:t xml:space="preserve"> </w:t>
+      </w:r>
+      <w:r>
+        <w:t xml:space="preserve">when a new build fails. The container itself doesn’t restart, so</w:t>
+      </w:r>
+      <w:r>
+        <w:t xml:space="preserve"> </w:t>
+      </w:r>
+      <w:r>
+        <w:t xml:space="preserve">liveness checks all pass. You only find out by looking at the</w:t>
+      </w:r>
+      <w:r>
+        <w:t xml:space="preserve"> </w:t>
+      </w:r>
+      <w:r>
+        <w:t xml:space="preserve">Render</w:t>
+      </w:r>
+      <w:r>
+        <w:t xml:space="preserve"> </w:t>
+      </w:r>
+      <w:r>
+        <w:rPr>
+          <w:b/>
+          <w:bCs/>
+        </w:rPr>
+        <w:t xml:space="preserve">Events</w:t>
+      </w:r>
+      <w:r>
+        <w:t xml:space="preserve"> </w:t>
+      </w:r>
+      <w:r>
+        <w:t xml:space="preserve">tab and seeing red ❌ on recent deploys. We were</w:t>
+      </w:r>
+      <w:r>
+        <w:t xml:space="preserve"> </w:t>
+      </w:r>
+      <w:r>
+        <w:t xml:space="preserve">burned by this on June 26 — 25 days of silent failures (Phase 12).</w:t>
+      </w:r>
+    </w:p>
+    <w:p>
+      <w:pPr>
+        <w:pStyle w:val="Compact"/>
+        <w:numPr>
+          <w:ilvl w:val="0"/>
+          <w:numId w:val="1078"/>
+        </w:numPr>
+      </w:pPr>
+      <w:r>
+        <w:rPr>
+          <w:b/>
+          <w:bCs/>
+        </w:rPr>
+        <w:t xml:space="preserve">How to check this is happening to you:</w:t>
+      </w:r>
+    </w:p>
+    <w:p>
+      <w:pPr>
+        <w:pStyle w:val="Compact"/>
+        <w:numPr>
+          <w:ilvl w:val="1"/>
+          <w:numId w:val="1079"/>
+        </w:numPr>
+      </w:pPr>
+      <w:r>
+        <w:t xml:space="preserve">Render dashboard → expense-tracker-bot →</w:t>
+      </w:r>
+      <w:r>
+        <w:t xml:space="preserve"> </w:t>
+      </w:r>
+      <w:r>
+        <w:rPr>
+          <w:b/>
+          <w:bCs/>
+        </w:rPr>
+        <w:t xml:space="preserve">Events</w:t>
+      </w:r>
+      <w:r>
+        <w:t xml:space="preserve"> </w:t>
+      </w:r>
+      <w:r>
+        <w:t xml:space="preserve">tab.</w:t>
+      </w:r>
+    </w:p>
+    <w:p>
+      <w:pPr>
+        <w:pStyle w:val="Compact"/>
+        <w:numPr>
+          <w:ilvl w:val="1"/>
+          <w:numId w:val="1079"/>
+        </w:numPr>
+      </w:pPr>
+      <w:r>
+        <w:t xml:space="preserve">Look at the very top entry. Green checkmark = latest deploy</w:t>
+      </w:r>
+      <w:r>
+        <w:t xml:space="preserve"> </w:t>
+      </w:r>
+      <w:r>
+        <w:t xml:space="preserve">succeeded. Red X = latest deploy FAILED but the previous good</w:t>
+      </w:r>
+      <w:r>
+        <w:t xml:space="preserve"> </w:t>
+      </w:r>
+      <w:r>
+        <w:t xml:space="preserve">one is still running (this is the silent failure).</w:t>
+      </w:r>
+    </w:p>
+    <w:p>
+      <w:pPr>
+        <w:pStyle w:val="Compact"/>
+        <w:numPr>
+          <w:ilvl w:val="1"/>
+          <w:numId w:val="1079"/>
+        </w:numPr>
+      </w:pPr>
+      <w:r>
+        <w:t xml:space="preserve">Cross-check: compare the commit hash on the latest green</w:t>
+      </w:r>
+      <w:r>
+        <w:t xml:space="preserve"> </w:t>
+      </w:r>
+      <w:r>
+        <w:t xml:space="preserve">deploy with</w:t>
+      </w:r>
+      <w:r>
+        <w:t xml:space="preserve"> </w:t>
+      </w:r>
+      <w:r>
+        <w:rPr>
+          <w:rStyle w:val="VerbatimChar"/>
+        </w:rPr>
+        <w:t xml:space="preserve">git log -1 origin/main</w:t>
+      </w:r>
+      <w:r>
+        <w:t xml:space="preserve"> </w:t>
+      </w:r>
+      <w:r>
+        <w:t xml:space="preserve">(most recent push). If</w:t>
+      </w:r>
+      <w:r>
+        <w:t xml:space="preserve"> </w:t>
+      </w:r>
+      <w:r>
+        <w:t xml:space="preserve">they differ, deploys are silently failing.</w:t>
+      </w:r>
+    </w:p>
+    <w:p>
+      <w:pPr>
+        <w:pStyle w:val="Compact"/>
+        <w:numPr>
+          <w:ilvl w:val="0"/>
+          <w:numId w:val="1078"/>
+        </w:numPr>
+      </w:pPr>
+      <w:r>
+        <w:rPr>
+          <w:b/>
+          <w:bCs/>
+        </w:rPr>
+        <w:t xml:space="preserve">How to fix once spotted:</w:t>
+      </w:r>
+    </w:p>
+    <w:p>
+      <w:pPr>
+        <w:pStyle w:val="Compact"/>
+        <w:numPr>
+          <w:ilvl w:val="1"/>
+          <w:numId w:val="1080"/>
+        </w:numPr>
+      </w:pPr>
+      <w:r>
+        <w:t xml:space="preserve">Click</w:t>
+      </w:r>
+      <w:r>
+        <w:t xml:space="preserve"> </w:t>
+      </w:r>
+      <w:r>
+        <w:rPr>
+          <w:rStyle w:val="VerbatimChar"/>
+        </w:rPr>
+        <w:t xml:space="preserve">deploy logs</w:t>
+      </w:r>
+      <w:r>
+        <w:t xml:space="preserve"> </w:t>
+      </w:r>
+      <w:r>
+        <w:t xml:space="preserve">on the top failed deploy.</w:t>
+      </w:r>
+    </w:p>
+    <w:p>
+      <w:pPr>
+        <w:pStyle w:val="Compact"/>
+        <w:numPr>
+          <w:ilvl w:val="1"/>
+          <w:numId w:val="1080"/>
+        </w:numPr>
+      </w:pPr>
+      <w:r>
+        <w:t xml:space="preserve">Scroll up from the bottom to find the actual error (NOT the</w:t>
+      </w:r>
+      <w:r>
+        <w:t xml:space="preserve"> </w:t>
+      </w:r>
+      <w:r>
+        <w:t xml:space="preserve">generic</w:t>
+      </w:r>
+      <w:r>
+        <w:t xml:space="preserve"> </w:t>
+      </w:r>
+      <w:r>
+        <w:t xml:space="preserve">“exit code 1”</w:t>
+      </w:r>
+      <w:r>
+        <w:t xml:space="preserve"> </w:t>
+      </w:r>
+      <w:r>
+        <w:t xml:space="preserve">at the very bottom — that’s pip’s noise).</w:t>
+      </w:r>
+      <w:r>
+        <w:t xml:space="preserve"> </w:t>
+      </w:r>
+      <w:r>
+        <w:t xml:space="preserve">Look for:</w:t>
+      </w:r>
+      <w:r>
+        <w:t xml:space="preserve"> </w:t>
+      </w:r>
+      <w:r>
+        <w:rPr>
+          <w:rStyle w:val="VerbatimChar"/>
+        </w:rPr>
+        <w:t xml:space="preserve">ERROR: Could not build wheel for X</w:t>
+      </w:r>
+      <w:r>
+        <w:t xml:space="preserve"> </w:t>
+      </w:r>
+      <w:r>
+        <w:t xml:space="preserve">/ a Python</w:t>
+      </w:r>
+      <w:r>
+        <w:t xml:space="preserve"> </w:t>
+      </w:r>
+      <w:r>
+        <w:t xml:space="preserve">traceback /</w:t>
+      </w:r>
+      <w:r>
+        <w:t xml:space="preserve"> </w:t>
+      </w:r>
+      <w:r>
+        <w:rPr>
+          <w:rStyle w:val="VerbatimChar"/>
+        </w:rPr>
+        <w:t xml:space="preserve">ValueError:</w:t>
+      </w:r>
+      <w:r>
+        <w:t xml:space="preserve"> </w:t>
+      </w:r>
+      <w:r>
+        <w:t xml:space="preserve">/</w:t>
+      </w:r>
+      <w:r>
+        <w:t xml:space="preserve"> </w:t>
+      </w:r>
+      <w:r>
+        <w:rPr>
+          <w:rStyle w:val="VerbatimChar"/>
+        </w:rPr>
+        <w:t xml:space="preserve">ImportError:</w:t>
+      </w:r>
+      <w:r>
+        <w:t xml:space="preserve">.</w:t>
+      </w:r>
+    </w:p>
+    <w:p>
+      <w:pPr>
+        <w:pStyle w:val="Compact"/>
+        <w:numPr>
+          <w:ilvl w:val="1"/>
+          <w:numId w:val="1080"/>
+        </w:numPr>
+      </w:pPr>
+      <w:r>
+        <w:t xml:space="preserve">Fix the issue locally, run</w:t>
+      </w:r>
+      <w:r>
+        <w:t xml:space="preserve"> </w:t>
+      </w:r>
+      <w:r>
+        <w:rPr>
+          <w:rStyle w:val="VerbatimChar"/>
+        </w:rPr>
+        <w:t xml:space="preserve">pytest</w:t>
+      </w:r>
+      <w:r>
+        <w:t xml:space="preserve">, push.</w:t>
+      </w:r>
+    </w:p>
+    <w:p>
+      <w:pPr>
+        <w:pStyle w:val="Compact"/>
+        <w:numPr>
+          <w:ilvl w:val="0"/>
+          <w:numId w:val="1078"/>
+        </w:numPr>
+      </w:pPr>
+      <w:r>
+        <w:rPr>
+          <w:b/>
+          <w:bCs/>
+        </w:rPr>
+        <w:t xml:space="preserve">Common causes</w:t>
+      </w:r>
+      <w:r>
+        <w:t xml:space="preserve"> </w:t>
+      </w:r>
+      <w:r>
+        <w:t xml:space="preserve">we’ve seen:</w:t>
+      </w:r>
+    </w:p>
+    <w:p>
+      <w:pPr>
+        <w:pStyle w:val="Compact"/>
+        <w:numPr>
+          <w:ilvl w:val="1"/>
+          <w:numId w:val="1081"/>
+        </w:numPr>
+      </w:pPr>
+      <w:r>
+        <w:rPr>
+          <w:b/>
+          <w:bCs/>
+        </w:rPr>
+        <w:t xml:space="preserve">Hatch duplicate-file</w:t>
+      </w:r>
+      <w:r>
+        <w:t xml:space="preserve"> </w:t>
+      </w:r>
+      <w:r>
+        <w:t xml:space="preserve">(June 2026, our case) → see §13.3.</w:t>
+      </w:r>
+    </w:p>
+    <w:p>
+      <w:pPr>
+        <w:pStyle w:val="Compact"/>
+        <w:numPr>
+          <w:ilvl w:val="1"/>
+          <w:numId w:val="1081"/>
+        </w:numPr>
+      </w:pPr>
+      <w:r>
+        <w:rPr>
+          <w:b/>
+          <w:bCs/>
+        </w:rPr>
+        <w:t xml:space="preserve">Python dependency yanked from PyPI</w:t>
+      </w:r>
+      <w:r>
+        <w:t xml:space="preserve"> </w:t>
+      </w:r>
+      <w:r>
+        <w:t xml:space="preserve">→ pin that dependency.</w:t>
+      </w:r>
+    </w:p>
+    <w:p>
+      <w:pPr>
+        <w:pStyle w:val="Compact"/>
+        <w:numPr>
+          <w:ilvl w:val="1"/>
+          <w:numId w:val="1081"/>
+        </w:numPr>
+      </w:pPr>
+      <w:r>
+        <w:rPr>
+          <w:b/>
+          <w:bCs/>
+        </w:rPr>
+        <w:t xml:space="preserve">Transitive dep dropped Python 3.11 support</w:t>
+      </w:r>
+      <w:r>
+        <w:t xml:space="preserve"> </w:t>
+      </w:r>
+      <w:r>
+        <w:t xml:space="preserve">→ bump the</w:t>
+      </w:r>
+      <w:r>
+        <w:t xml:space="preserve"> </w:t>
+      </w:r>
+      <w:r>
+        <w:rPr>
+          <w:rStyle w:val="VerbatimChar"/>
+        </w:rPr>
+        <w:t xml:space="preserve">requires-python</w:t>
+      </w:r>
+      <w:r>
+        <w:t xml:space="preserve"> </w:t>
+      </w:r>
+      <w:r>
+        <w:t xml:space="preserve">or pin the dep before the drop.</w:t>
+      </w:r>
+    </w:p>
+    <w:p>
+      <w:pPr>
+        <w:pStyle w:val="Compact"/>
+        <w:numPr>
+          <w:ilvl w:val="0"/>
+          <w:numId w:val="1078"/>
+        </w:numPr>
+      </w:pPr>
+      <w:r>
+        <w:rPr>
+          <w:b/>
+          <w:bCs/>
+        </w:rPr>
+        <w:t xml:space="preserve">Long-term prevention:</w:t>
+      </w:r>
+      <w:r>
+        <w:t xml:space="preserve"> </w:t>
+      </w:r>
+      <w:r>
+        <w:t xml:space="preserve">TODO — wire up a deploy-success alert.</w:t>
+      </w:r>
+      <w:r>
+        <w:t xml:space="preserve"> </w:t>
+      </w:r>
+      <w:r>
+        <w:t xml:space="preserve">Options: GitHub Action that polls Render’s deploy API after each</w:t>
+      </w:r>
+      <w:r>
+        <w:t xml:space="preserve"> </w:t>
+      </w:r>
+      <w:r>
+        <w:t xml:space="preserve">push, or a Render webhook → Telegram. Without this, you only find</w:t>
+      </w:r>
+      <w:r>
+        <w:t xml:space="preserve"> </w:t>
+      </w:r>
+      <w:r>
+        <w:t xml:space="preserve">out when you try to deploy something else and it ALSO fails.</w:t>
+      </w:r>
+    </w:p>
+    <w:bookmarkEnd w:id="70"/>
+    <w:bookmarkStart w:id="71" w:name="Xda2ff11e4b5db568240c925301b1dfb772f5a73"/>
+    <w:p>
+      <w:pPr>
+        <w:pStyle w:val="Heading3"/>
+      </w:pPr>
+      <w:r>
+        <w:t xml:space="preserve">9.10 Groq emailed saying our model is being deprecated</w:t>
+      </w:r>
+    </w:p>
+    <w:p>
+      <w:pPr>
+        <w:pStyle w:val="Compact"/>
+        <w:numPr>
+          <w:ilvl w:val="0"/>
+          <w:numId w:val="1082"/>
+        </w:numPr>
+      </w:pPr>
+      <w:r>
+        <w:t xml:space="preserve">The migration is straightforward because of the</w:t>
+      </w:r>
+      <w:r>
+        <w:t xml:space="preserve"> </w:t>
+      </w:r>
+      <w:r>
+        <w:rPr>
+          <w:rStyle w:val="VerbatimChar"/>
+        </w:rPr>
+        <w:t xml:space="preserve">LLMClient</w:t>
+      </w:r>
+      <w:r>
+        <w:t xml:space="preserve"> </w:t>
+      </w:r>
+      <w:r>
+        <w:t xml:space="preserve">Protocol — same OpenAI-compatible API across every Groq model,</w:t>
+      </w:r>
+      <w:r>
+        <w:t xml:space="preserve"> </w:t>
+      </w:r>
+      <w:r>
+        <w:t xml:space="preserve">so swapping is a one-line config change.</w:t>
+      </w:r>
+    </w:p>
+    <w:p>
+      <w:pPr>
+        <w:pStyle w:val="Compact"/>
+        <w:numPr>
+          <w:ilvl w:val="0"/>
+          <w:numId w:val="1082"/>
+        </w:numPr>
+      </w:pPr>
+      <w:r>
+        <w:rPr>
+          <w:b/>
+          <w:bCs/>
+        </w:rPr>
+        <w:t xml:space="preserve">Steps:</w:t>
+      </w:r>
+    </w:p>
+    <w:p>
+      <w:pPr>
+        <w:pStyle w:val="Compact"/>
+        <w:numPr>
+          <w:ilvl w:val="1"/>
+          <w:numId w:val="1083"/>
+        </w:numPr>
+      </w:pPr>
+      <w:r>
+        <w:t xml:space="preserve">Open the Groq console → Models → pick a replacement model.</w:t>
+      </w:r>
+      <w:r>
+        <w:t xml:space="preserve"> </w:t>
+      </w:r>
+      <w:r>
+        <w:t xml:space="preserve">Look for one with</w:t>
+      </w:r>
+      <w:r>
+        <w:t xml:space="preserve"> </w:t>
+      </w:r>
+      <w:r>
+        <w:rPr>
+          <w:b/>
+          <w:bCs/>
+        </w:rPr>
+        <w:t xml:space="preserve">OpenAI-compatible JSON mode</w:t>
+      </w:r>
+      <w:r>
+        <w:t xml:space="preserve"> </w:t>
+      </w:r>
+      <w:r>
+        <w:t xml:space="preserve">support</w:t>
+      </w:r>
+      <w:r>
+        <w:t xml:space="preserve"> </w:t>
+      </w:r>
+      <w:r>
+        <w:t xml:space="preserve">(almost all of them do). Recommended: their suggested</w:t>
+      </w:r>
+      <w:r>
+        <w:t xml:space="preserve"> </w:t>
+      </w:r>
+      <w:r>
+        <w:t xml:space="preserve">replacement in the deprecation email, OR</w:t>
+      </w:r>
+      <w:r>
+        <w:t xml:space="preserve"> </w:t>
+      </w:r>
+      <w:r>
+        <w:rPr>
+          <w:rStyle w:val="VerbatimChar"/>
+        </w:rPr>
+        <w:t xml:space="preserve">meta-llama/llama-4-scout-17b-16e-instruct</w:t>
+      </w:r>
+      <w:r>
+        <w:t xml:space="preserve"> </w:t>
+      </w:r>
+      <w:r>
+        <w:t xml:space="preserve">(newer</w:t>
+      </w:r>
+      <w:r>
+        <w:t xml:space="preserve"> </w:t>
+      </w:r>
+      <w:r>
+        <w:t xml:space="preserve">architecture, generous free tier).</w:t>
+      </w:r>
+    </w:p>
+    <w:p>
+      <w:pPr>
+        <w:pStyle w:val="Compact"/>
+        <w:numPr>
+          <w:ilvl w:val="1"/>
+          <w:numId w:val="1083"/>
+        </w:numPr>
+      </w:pPr>
+      <w:r>
+        <w:t xml:space="preserve">Update</w:t>
+      </w:r>
+      <w:r>
+        <w:t xml:space="preserve"> </w:t>
+      </w:r>
+      <w:r>
+        <w:rPr>
+          <w:rStyle w:val="VerbatimChar"/>
+        </w:rPr>
+        <w:t xml:space="preserve">src/expense_tracker/config.py</w:t>
+      </w:r>
+      <w:r>
+        <w:t xml:space="preserve"> </w:t>
+      </w:r>
+      <w:r>
+        <w:t xml:space="preserve">—</w:t>
+      </w:r>
+      <w:r>
+        <w:t xml:space="preserve"> </w:t>
+      </w:r>
+      <w:r>
+        <w:rPr>
+          <w:rStyle w:val="VerbatimChar"/>
+        </w:rPr>
+        <w:t xml:space="preserve">GROQ_MODEL: str = Field(default="&lt;new-model-id&gt;")</w:t>
+      </w:r>
+      <w:r>
+        <w:t xml:space="preserve">.</w:t>
+      </w:r>
+    </w:p>
+    <w:p>
+      <w:pPr>
+        <w:pStyle w:val="Compact"/>
+        <w:numPr>
+          <w:ilvl w:val="1"/>
+          <w:numId w:val="1083"/>
+        </w:numPr>
+      </w:pPr>
+      <w:r>
+        <w:t xml:space="preserve">Also update</w:t>
+      </w:r>
+      <w:r>
+        <w:t xml:space="preserve"> </w:t>
+      </w:r>
+      <w:r>
+        <w:rPr>
+          <w:rStyle w:val="VerbatimChar"/>
+        </w:rPr>
+        <w:t xml:space="preserve">src/expense_tracker/llm/groq_client.py</w:t>
+      </w:r>
+      <w:r>
+        <w:t xml:space="preserve"> </w:t>
+      </w:r>
+      <w:r>
+        <w:t xml:space="preserve">fallback</w:t>
+      </w:r>
+      <w:r>
+        <w:t xml:space="preserve"> </w:t>
+      </w:r>
+      <w:r>
+        <w:t xml:space="preserve">and</w:t>
+      </w:r>
+      <w:r>
+        <w:t xml:space="preserve"> </w:t>
+      </w:r>
+      <w:r>
+        <w:rPr>
+          <w:rStyle w:val="VerbatimChar"/>
+        </w:rPr>
+        <w:t xml:space="preserve">tests/test_config.py</w:t>
+      </w:r>
+      <w:r>
+        <w:t xml:space="preserve"> </w:t>
+      </w:r>
+      <w:r>
+        <w:t xml:space="preserve">assertion to match.</w:t>
+      </w:r>
+    </w:p>
+    <w:p>
+      <w:pPr>
+        <w:pStyle w:val="Compact"/>
+        <w:numPr>
+          <w:ilvl w:val="1"/>
+          <w:numId w:val="1083"/>
+        </w:numPr>
+      </w:pPr>
+      <w:r>
+        <w:t xml:space="preserve">Run</w:t>
+      </w:r>
+      <w:r>
+        <w:t xml:space="preserve"> </w:t>
+      </w:r>
+      <w:r>
+        <w:rPr>
+          <w:rStyle w:val="VerbatimChar"/>
+        </w:rPr>
+        <w:t xml:space="preserve">expense --extract "spent 7 dollars on coffee"</w:t>
+      </w:r>
+      <w:r>
+        <w:t xml:space="preserve"> </w:t>
+      </w:r>
+      <w:r>
+        <w:t xml:space="preserve">locally to</w:t>
+      </w:r>
+      <w:r>
+        <w:t xml:space="preserve"> </w:t>
+      </w:r>
+      <w:r>
+        <w:t xml:space="preserve">verify the new model returns valid JSON.</w:t>
+      </w:r>
+    </w:p>
+    <w:p>
+      <w:pPr>
+        <w:pStyle w:val="Compact"/>
+        <w:numPr>
+          <w:ilvl w:val="1"/>
+          <w:numId w:val="1083"/>
+        </w:numPr>
+      </w:pPr>
+      <w:r>
+        <w:t xml:space="preserve">Run</w:t>
+      </w:r>
+      <w:r>
+        <w:t xml:space="preserve"> </w:t>
+      </w:r>
+      <w:r>
+        <w:rPr>
+          <w:rStyle w:val="VerbatimChar"/>
+        </w:rPr>
+        <w:t xml:space="preserve">pytest</w:t>
+      </w:r>
+      <w:r>
+        <w:t xml:space="preserve"> </w:t>
+      </w:r>
+      <w:r>
+        <w:t xml:space="preserve">(should still pass).</w:t>
+      </w:r>
+    </w:p>
+    <w:p>
+      <w:pPr>
+        <w:pStyle w:val="Compact"/>
+        <w:numPr>
+          <w:ilvl w:val="1"/>
+          <w:numId w:val="1083"/>
+        </w:numPr>
+      </w:pPr>
+      <w:r>
+        <w:t xml:space="preserve">Push to</w:t>
+      </w:r>
+      <w:r>
+        <w:t xml:space="preserve"> </w:t>
+      </w:r>
+      <w:r>
+        <w:rPr>
+          <w:rStyle w:val="VerbatimChar"/>
+        </w:rPr>
+        <w:t xml:space="preserve">main</w:t>
+      </w:r>
+      <w:r>
+        <w:t xml:space="preserve"> </w:t>
+      </w:r>
+      <w:r>
+        <w:t xml:space="preserve">→ Render auto-deploys.</w:t>
+      </w:r>
+    </w:p>
+    <w:p>
+      <w:pPr>
+        <w:pStyle w:val="Compact"/>
+        <w:numPr>
+          <w:ilvl w:val="1"/>
+          <w:numId w:val="1083"/>
+        </w:numPr>
+      </w:pPr>
+      <w:r>
+        <w:t xml:space="preserve">Verify in production by sending a Telegram message.</w:t>
+      </w:r>
+    </w:p>
+    <w:p>
+      <w:pPr>
+        <w:pStyle w:val="Compact"/>
+        <w:numPr>
+          <w:ilvl w:val="0"/>
+          <w:numId w:val="1082"/>
+        </w:numPr>
+      </w:pPr>
+      <w:r>
+        <w:t xml:space="preserve">See §13.4 for the full June 2026 migration story for reference.</w:t>
       </w:r>
     </w:p>
     <w:p>
@@ -14580,9 +17388,9 @@
         </w:pict>
       </w:r>
     </w:p>
-    <w:bookmarkEnd w:id="65"/>
-    <w:bookmarkEnd w:id="66"/>
-    <w:bookmarkStart w:id="71" w:name="X09a90a6a967c8a9f82af25309d061a2ba674094"/>
+    <w:bookmarkEnd w:id="71"/>
+    <w:bookmarkEnd w:id="72"/>
+    <w:bookmarkStart w:id="77" w:name="X09a90a6a967c8a9f82af25309d061a2ba674094"/>
     <w:p>
       <w:pPr>
         <w:pStyle w:val="Heading2"/>
@@ -14626,7 +17434,7 @@
         <w:t xml:space="preserve">flip it on.</w:t>
       </w:r>
     </w:p>
-    <w:bookmarkStart w:id="67" w:name="what-youll-get"/>
+    <w:bookmarkStart w:id="73" w:name="what-youll-get"/>
     <w:p>
       <w:pPr>
         <w:pStyle w:val="Heading3"/>
@@ -14640,7 +17448,7 @@
         <w:pStyle w:val="Compact"/>
         <w:numPr>
           <w:ilvl w:val="0"/>
-          <w:numId w:val="1071"/>
+          <w:numId w:val="1084"/>
         </w:numPr>
       </w:pPr>
       <w:r>
@@ -14668,7 +17476,7 @@
         <w:pStyle w:val="Compact"/>
         <w:numPr>
           <w:ilvl w:val="0"/>
-          <w:numId w:val="1071"/>
+          <w:numId w:val="1084"/>
         </w:numPr>
       </w:pPr>
       <w:r>
@@ -14696,7 +17504,7 @@
         <w:pStyle w:val="Compact"/>
         <w:numPr>
           <w:ilvl w:val="0"/>
-          <w:numId w:val="1071"/>
+          <w:numId w:val="1084"/>
         </w:numPr>
       </w:pPr>
       <w:r>
@@ -14708,7 +17516,7 @@
         <w:pStyle w:val="Compact"/>
         <w:numPr>
           <w:ilvl w:val="0"/>
-          <w:numId w:val="1071"/>
+          <w:numId w:val="1084"/>
         </w:numPr>
       </w:pPr>
       <w:r>
@@ -14729,15 +17537,15 @@
         <w:pStyle w:val="Compact"/>
         <w:numPr>
           <w:ilvl w:val="0"/>
-          <w:numId w:val="1071"/>
+          <w:numId w:val="1084"/>
         </w:numPr>
       </w:pPr>
       <w:r>
         <w:t xml:space="preserve">Optional: NocoDB UI on top of Postgres for spreadsheet-style browsing.</w:t>
       </w:r>
     </w:p>
-    <w:bookmarkEnd w:id="67"/>
-    <w:bookmarkStart w:id="68" w:name="setup-steps-20-min"/>
+    <w:bookmarkEnd w:id="73"/>
+    <w:bookmarkStart w:id="74" w:name="setup-steps-20-min"/>
     <w:p>
       <w:pPr>
         <w:pStyle w:val="Heading3"/>
@@ -14750,7 +17558,7 @@
       <w:pPr>
         <w:numPr>
           <w:ilvl w:val="0"/>
-          <w:numId w:val="1072"/>
+          <w:numId w:val="1085"/>
         </w:numPr>
       </w:pPr>
       <w:r>
@@ -14777,7 +17585,7 @@
       <w:pPr>
         <w:numPr>
           <w:ilvl w:val="0"/>
-          <w:numId w:val="1072"/>
+          <w:numId w:val="1085"/>
         </w:numPr>
       </w:pPr>
       <w:r>
@@ -14859,7 +17667,7 @@
       <w:pPr>
         <w:numPr>
           <w:ilvl w:val="0"/>
-          <w:numId w:val="1072"/>
+          <w:numId w:val="1085"/>
         </w:numPr>
       </w:pPr>
       <w:r>
@@ -14961,7 +17769,7 @@
       <w:pPr>
         <w:numPr>
           <w:ilvl w:val="0"/>
-          <w:numId w:val="1072"/>
+          <w:numId w:val="1085"/>
         </w:numPr>
       </w:pPr>
       <w:r>
@@ -15009,7 +17817,7 @@
       <w:pPr>
         <w:numPr>
           <w:ilvl w:val="0"/>
-          <w:numId w:val="1072"/>
+          <w:numId w:val="1085"/>
         </w:numPr>
       </w:pPr>
       <w:r>
@@ -15025,7 +17833,7 @@
         <w:pStyle w:val="Compact"/>
         <w:numPr>
           <w:ilvl w:val="1"/>
-          <w:numId w:val="1073"/>
+          <w:numId w:val="1086"/>
         </w:numPr>
       </w:pPr>
       <w:r>
@@ -15040,7 +17848,7 @@
         <w:pStyle w:val="Compact"/>
         <w:numPr>
           <w:ilvl w:val="1"/>
-          <w:numId w:val="1073"/>
+          <w:numId w:val="1086"/>
         </w:numPr>
       </w:pPr>
       <w:r>
@@ -15060,7 +17868,7 @@
       <w:pPr>
         <w:numPr>
           <w:ilvl w:val="0"/>
-          <w:numId w:val="1072"/>
+          <w:numId w:val="1085"/>
         </w:numPr>
       </w:pPr>
       <w:r>
@@ -15083,8 +17891,8 @@
         <w:t xml:space="preserve">lands in both Sheets and Postgres.</w:t>
       </w:r>
     </w:p>
-    <w:bookmarkEnd w:id="68"/>
-    <w:bookmarkStart w:id="69" w:name="reverting"/>
+    <w:bookmarkEnd w:id="74"/>
+    <w:bookmarkStart w:id="75" w:name="reverting"/>
     <w:p>
       <w:pPr>
         <w:pStyle w:val="Heading3"/>
@@ -15122,8 +17930,8 @@
         <w:t xml:space="preserve">Sheets was always the source of truth.</w:t>
       </w:r>
     </w:p>
-    <w:bookmarkEnd w:id="69"/>
-    <w:bookmarkStart w:id="70" w:name="mobile-dashboard-for-postgres"/>
+    <w:bookmarkEnd w:id="75"/>
+    <w:bookmarkStart w:id="76" w:name="mobile-dashboard-for-postgres"/>
     <w:p>
       <w:pPr>
         <w:pStyle w:val="Heading3"/>
@@ -15168,9 +17976,9 @@
         </w:pict>
       </w:r>
     </w:p>
-    <w:bookmarkEnd w:id="70"/>
-    <w:bookmarkEnd w:id="71"/>
-    <w:bookmarkStart w:id="72" w:name="glossary"/>
+    <w:bookmarkEnd w:id="76"/>
+    <w:bookmarkEnd w:id="77"/>
+    <w:bookmarkStart w:id="78" w:name="glossary"/>
     <w:p>
       <w:pPr>
         <w:pStyle w:val="Heading2"/>
@@ -15756,8 +18564,8 @@
         </w:pict>
       </w:r>
     </w:p>
-    <w:bookmarkEnd w:id="72"/>
-    <w:bookmarkStart w:id="73" w:name="faq"/>
+    <w:bookmarkEnd w:id="78"/>
+    <w:bookmarkStart w:id="79" w:name="faq"/>
     <w:p>
       <w:pPr>
         <w:pStyle w:val="Heading2"/>
@@ -16485,22 +19293,908 @@
         </w:pict>
       </w:r>
     </w:p>
+    <w:bookmarkEnd w:id="79"/>
+    <w:bookmarkStart w:id="86" w:name="change-log-lessons-learned"/>
+    <w:p>
+      <w:pPr>
+        <w:pStyle w:val="Heading2"/>
+      </w:pPr>
+      <w:r>
+        <w:t xml:space="preserve">13. Change log &amp; lessons learned</w:t>
+      </w:r>
+    </w:p>
     <w:p>
       <w:pPr>
         <w:pStyle w:val="FirstParagraph"/>
       </w:pPr>
+      <w:r>
+        <w:t xml:space="preserve">A chronological record of every meaningful production change since the</w:t>
+      </w:r>
+      <w:r>
+        <w:t xml:space="preserve"> </w:t>
+      </w:r>
+      <w:r>
+        <w:t xml:space="preserve">bot went live, with the</w:t>
+      </w:r>
+      <w:r>
+        <w:t xml:space="preserve"> </w:t>
+      </w:r>
+      <w:r>
+        <w:rPr>
+          <w:b/>
+          <w:bCs/>
+        </w:rPr>
+        <w:t xml:space="preserve">why</w:t>
+      </w:r>
+      <w:r>
+        <w:t xml:space="preserve"> </w:t>
+      </w:r>
+      <w:r>
+        <w:t xml:space="preserve">as much as the</w:t>
+      </w:r>
+      <w:r>
+        <w:t xml:space="preserve"> </w:t>
+      </w:r>
+      <w:r>
+        <w:rPr>
+          <w:b/>
+          <w:bCs/>
+        </w:rPr>
+        <w:t xml:space="preserve">what</w:t>
+      </w:r>
+      <w:r>
+        <w:t xml:space="preserve">. Reading this</w:t>
+      </w:r>
+      <w:r>
+        <w:t xml:space="preserve"> </w:t>
+      </w:r>
+      <w:r>
+        <w:t xml:space="preserve">top-to-bottom gives you the institutional memory of how the system</w:t>
+      </w:r>
+      <w:r>
+        <w:t xml:space="preserve"> </w:t>
+      </w:r>
+      <w:r>
+        <w:t xml:space="preserve">evolved and where the landmines have been.</w:t>
+      </w:r>
+    </w:p>
+    <w:bookmarkStart w:id="80" w:name="may-2026-initial-247-launch-on-render"/>
+    <w:p>
+      <w:pPr>
+        <w:pStyle w:val="Heading3"/>
+      </w:pPr>
+      <w:r>
+        <w:t xml:space="preserve">13.1 May 2026 — initial 24/7 launch on Render</w:t>
+      </w:r>
+    </w:p>
+    <w:tbl>
+      <w:tblPr>
+        <w:tblStyle w:val="Table"/>
+        <w:tblW w:type="pct" w:w="5000"/>
+        <w:tblLayout w:type="fixed"/>
+        <w:tblLook w:firstRow="1" w:lastRow="0" w:firstColumn="0" w:lastColumn="0" w:noHBand="0" w:noVBand="0" w:val="0020"/>
+      </w:tblPr>
+      <w:tblGrid>
+        <w:gridCol w:w="1980"/>
+        <w:gridCol w:w="1980"/>
+        <w:gridCol w:w="1980"/>
+        <w:gridCol w:w="1980"/>
+      </w:tblGrid>
+      <w:tr>
+        <w:trPr>
+          <w:tblHeader w:val="on"/>
+        </w:trPr>
+        <w:tc>
+          <w:tcPr/>
+          <w:p>
+            <w:pPr>
+              <w:pStyle w:val="Compact"/>
+            </w:pPr>
+            <w:r>
+              <w:t xml:space="preserve">Date</w:t>
+            </w:r>
+          </w:p>
+        </w:tc>
+        <w:tc>
+          <w:tcPr/>
+          <w:p>
+            <w:pPr>
+              <w:pStyle w:val="Compact"/>
+            </w:pPr>
+            <w:r>
+              <w:t xml:space="preserve">Commit</w:t>
+            </w:r>
+          </w:p>
+        </w:tc>
+        <w:tc>
+          <w:tcPr/>
+          <w:p>
+            <w:pPr>
+              <w:pStyle w:val="Compact"/>
+            </w:pPr>
+            <w:r>
+              <w:t xml:space="preserve">What</w:t>
+            </w:r>
+          </w:p>
+        </w:tc>
+        <w:tc>
+          <w:tcPr/>
+          <w:p>
+            <w:pPr>
+              <w:pStyle w:val="Compact"/>
+            </w:pPr>
+            <w:r>
+              <w:t xml:space="preserve">Why</w:t>
+            </w:r>
+          </w:p>
+        </w:tc>
+      </w:tr>
+      <w:tr>
+        <w:tc>
+          <w:tcPr/>
+          <w:p>
+            <w:pPr>
+              <w:pStyle w:val="Compact"/>
+            </w:pPr>
+            <w:r>
+              <w:t xml:space="preserve">2026-05-03</w:t>
+            </w:r>
+          </w:p>
+        </w:tc>
+        <w:tc>
+          <w:tcPr/>
+          <w:p>
+            <w:pPr>
+              <w:pStyle w:val="Compact"/>
+            </w:pPr>
+            <w:r>
+              <w:rPr>
+                <w:rStyle w:val="VerbatimChar"/>
+              </w:rPr>
+              <w:t xml:space="preserve">29de007</w:t>
+            </w:r>
+          </w:p>
+        </w:tc>
+        <w:tc>
+          <w:tcPr/>
+          <w:p>
+            <w:pPr>
+              <w:pStyle w:val="Compact"/>
+            </w:pPr>
+            <w:r>
+              <w:t xml:space="preserve">Created Render deploy bundle (</w:t>
+            </w:r>
+            <w:r>
+              <w:rPr>
+                <w:rStyle w:val="VerbatimChar"/>
+              </w:rPr>
+              <w:t xml:space="preserve">render.yaml</w:t>
+            </w:r>
+            <w:r>
+              <w:t xml:space="preserve">,</w:t>
+            </w:r>
+            <w:r>
+              <w:t xml:space="preserve"> </w:t>
+            </w:r>
+            <w:r>
+              <w:rPr>
+                <w:rStyle w:val="VerbatimChar"/>
+              </w:rPr>
+              <w:t xml:space="preserve">DEPLOY.md</w:t>
+            </w:r>
+            <w:r>
+              <w:t xml:space="preserve">, secrets checklist)</w:t>
+            </w:r>
+          </w:p>
+        </w:tc>
+        <w:tc>
+          <w:tcPr/>
+          <w:p>
+            <w:pPr>
+              <w:pStyle w:val="Compact"/>
+            </w:pPr>
+            <w:r>
+              <w:t xml:space="preserve">Hugging Face Spaces was the original 24/7 host plan but blocks all outbound traffic to</w:t>
+            </w:r>
+            <w:r>
+              <w:t xml:space="preserve"> </w:t>
+            </w:r>
+            <w:r>
+              <w:rPr>
+                <w:rStyle w:val="VerbatimChar"/>
+              </w:rPr>
+              <w:t xml:space="preserve">api.telegram.org</w:t>
+            </w:r>
+            <w:r>
+              <w:t xml:space="preserve"> </w:t>
+            </w:r>
+            <w:r>
+              <w:t xml:space="preserve">(deliberate HF security policy — confirmed via HF community forum). Pivoted to Render Free which has no outbound restrictions.</w:t>
+            </w:r>
+          </w:p>
+        </w:tc>
+      </w:tr>
+      <w:tr>
+        <w:tc>
+          <w:tcPr/>
+          <w:p>
+            <w:pPr>
+              <w:pStyle w:val="Compact"/>
+            </w:pPr>
+            <w:r>
+              <w:t xml:space="preserve">2026-05-03</w:t>
+            </w:r>
+          </w:p>
+        </w:tc>
+        <w:tc>
+          <w:tcPr/>
+          <w:p>
+            <w:pPr>
+              <w:pStyle w:val="Compact"/>
+            </w:pPr>
+            <w:r>
+              <w:rPr>
+                <w:rStyle w:val="VerbatimChar"/>
+              </w:rPr>
+              <w:t xml:space="preserve">919406f</w:t>
+            </w:r>
+          </w:p>
+        </w:tc>
+        <w:tc>
+          <w:tcPr/>
+          <w:p>
+            <w:pPr>
+              <w:pStyle w:val="Compact"/>
+            </w:pPr>
+            <w:r>
+              <w:t xml:space="preserve">Replaced</w:t>
+            </w:r>
+            <w:r>
+              <w:t xml:space="preserve"> </w:t>
+            </w:r>
+            <w:r>
+              <w:rPr>
+                <w:rStyle w:val="VerbatimChar"/>
+              </w:rPr>
+              <w:t xml:space="preserve">app.run_polling()</w:t>
+            </w:r>
+            <w:r>
+              <w:t xml:space="preserve"> </w:t>
+            </w:r>
+            <w:r>
+              <w:t xml:space="preserve">with manual</w:t>
+            </w:r>
+            <w:r>
+              <w:t xml:space="preserve"> </w:t>
+            </w:r>
+            <w:r>
+              <w:rPr>
+                <w:rStyle w:val="VerbatimChar"/>
+              </w:rPr>
+              <w:t xml:space="preserve">asyncio.run(_serve_forever())</w:t>
+            </w:r>
+          </w:p>
+        </w:tc>
+        <w:tc>
+          <w:tcPr/>
+          <w:p>
+            <w:pPr>
+              <w:pStyle w:val="Compact"/>
+            </w:pPr>
+            <w:r>
+              <w:t xml:space="preserve">PTB v21’s</w:t>
+            </w:r>
+            <w:r>
+              <w:t xml:space="preserve"> </w:t>
+            </w:r>
+            <w:r>
+              <w:rPr>
+                <w:rStyle w:val="VerbatimChar"/>
+              </w:rPr>
+              <w:t xml:space="preserve">run_polling()</w:t>
+            </w:r>
+            <w:r>
+              <w:t xml:space="preserve"> </w:t>
+            </w:r>
+            <w:r>
+              <w:t xml:space="preserve">uses signal handlers that silently deadlock on non-default asyncio loops in some Linux containers. The replacement logs each bootstrap step (</w:t>
+            </w:r>
+            <w:r>
+              <w:rPr>
+                <w:rStyle w:val="VerbatimChar"/>
+              </w:rPr>
+              <w:t xml:space="preserve">initialize</w:t>
+            </w:r>
+            <w:r>
+              <w:t xml:space="preserve">,</w:t>
+            </w:r>
+            <w:r>
+              <w:t xml:space="preserve"> </w:t>
+            </w:r>
+            <w:r>
+              <w:rPr>
+                <w:rStyle w:val="VerbatimChar"/>
+              </w:rPr>
+              <w:t xml:space="preserve">start</w:t>
+            </w:r>
+            <w:r>
+              <w:t xml:space="preserve">,</w:t>
+            </w:r>
+            <w:r>
+              <w:t xml:space="preserve"> </w:t>
+            </w:r>
+            <w:r>
+              <w:rPr>
+                <w:rStyle w:val="VerbatimChar"/>
+              </w:rPr>
+              <w:t xml:space="preserve">start_polling</w:t>
+            </w:r>
+            <w:r>
+              <w:t xml:space="preserve">) so future hangs are pinpointable.</w:t>
+            </w:r>
+          </w:p>
+        </w:tc>
+      </w:tr>
+      <w:tr>
+        <w:tc>
+          <w:tcPr/>
+          <w:p>
+            <w:pPr>
+              <w:pStyle w:val="Compact"/>
+            </w:pPr>
+            <w:r>
+              <w:t xml:space="preserve">2026-05-04</w:t>
+            </w:r>
+          </w:p>
+        </w:tc>
+        <w:tc>
+          <w:tcPr/>
+          <w:p>
+            <w:pPr>
+              <w:pStyle w:val="Compact"/>
+            </w:pPr>
+            <w:r>
+              <w:rPr>
+                <w:rStyle w:val="VerbatimChar"/>
+              </w:rPr>
+              <w:t xml:space="preserve">3c9f06c</w:t>
+            </w:r>
+          </w:p>
+        </w:tc>
+        <w:tc>
+          <w:tcPr/>
+          <w:p>
+            <w:pPr>
+              <w:pStyle w:val="Compact"/>
+            </w:pPr>
+            <w:r>
+              <w:t xml:space="preserve">Added per-handler</w:t>
+            </w:r>
+            <w:r>
+              <w:t xml:space="preserve"> </w:t>
+            </w:r>
+            <w:r>
+              <w:rPr>
+                <w:rStyle w:val="VerbatimChar"/>
+              </w:rPr>
+              <w:t xml:space="preserve">try/except</w:t>
+            </w:r>
+            <w:r>
+              <w:t xml:space="preserve"> </w:t>
+            </w:r>
+            <w:r>
+              <w:t xml:space="preserve">in</w:t>
+            </w:r>
+            <w:r>
+              <w:t xml:space="preserve"> </w:t>
+            </w:r>
+            <w:r>
+              <w:rPr>
+                <w:rStyle w:val="VerbatimChar"/>
+              </w:rPr>
+              <w:t xml:space="preserve">bot.py</w:t>
+            </w:r>
+            <w:r>
+              <w:t xml:space="preserve"> </w:t>
+            </w:r>
+            <w:r>
+              <w:t xml:space="preserve">+ global PTB error handler in</w:t>
+            </w:r>
+            <w:r>
+              <w:t xml:space="preserve"> </w:t>
+            </w:r>
+            <w:r>
+              <w:rPr>
+                <w:rStyle w:val="VerbatimChar"/>
+              </w:rPr>
+              <w:t xml:space="preserve">factory.py</w:t>
+            </w:r>
+          </w:p>
+        </w:tc>
+        <w:tc>
+          <w:tcPr/>
+          <w:p>
+            <w:pPr>
+              <w:pStyle w:val="Compact"/>
+            </w:pPr>
+            <w:r>
+              <w:t xml:space="preserve">A Sheets 429 exception cascaded into the polling loop, corrupted asyncio state, and silently killed all future message processing without crashing the container. The two-layer error handling guarantees the polling loop survives any handler exception.</w:t>
+            </w:r>
+          </w:p>
+        </w:tc>
+      </w:tr>
+      <w:tr>
+        <w:tc>
+          <w:tcPr/>
+          <w:p>
+            <w:pPr>
+              <w:pStyle w:val="Compact"/>
+            </w:pPr>
+            <w:r>
+              <w:t xml:space="preserve">2026-05-04</w:t>
+            </w:r>
+          </w:p>
+        </w:tc>
+        <w:tc>
+          <w:tcPr/>
+          <w:p>
+            <w:pPr>
+              <w:pStyle w:val="Compact"/>
+            </w:pPr>
+            <w:r>
+              <w:rPr>
+                <w:rStyle w:val="VerbatimChar"/>
+              </w:rPr>
+              <w:t xml:space="preserve">de811c6</w:t>
+            </w:r>
+          </w:p>
+        </w:tc>
+        <w:tc>
+          <w:tcPr/>
+          <w:p>
+            <w:pPr>
+              <w:pStyle w:val="Compact"/>
+            </w:pPr>
+            <w:r>
+              <w:t xml:space="preserve">Added</w:t>
+            </w:r>
+            <w:r>
+              <w:t xml:space="preserve"> </w:t>
+            </w:r>
+            <w:r>
+              <w:rPr>
+                <w:rStyle w:val="VerbatimChar"/>
+              </w:rPr>
+              <w:t xml:space="preserve">do_HEAD</w:t>
+            </w:r>
+            <w:r>
+              <w:t xml:space="preserve"> </w:t>
+            </w:r>
+            <w:r>
+              <w:t xml:space="preserve">to</w:t>
+            </w:r>
+            <w:r>
+              <w:t xml:space="preserve"> </w:t>
+            </w:r>
+            <w:r>
+              <w:rPr>
+                <w:rStyle w:val="VerbatimChar"/>
+              </w:rPr>
+              <w:t xml:space="preserve">health_server.py</w:t>
+            </w:r>
+            <w:r>
+              <w:t xml:space="preserve"> </w:t>
+            </w:r>
+            <w:r>
+              <w:t xml:space="preserve">+ 3 socket-level tests</w:t>
+            </w:r>
+          </w:p>
+        </w:tc>
+        <w:tc>
+          <w:tcPr/>
+          <w:p>
+            <w:pPr>
+              <w:pStyle w:val="Compact"/>
+            </w:pPr>
+            <w:r>
+              <w:t xml:space="preserve">UptimeRobot free tier hard-locks the HTTP method picker to HEAD. Our health server only implemented</w:t>
+            </w:r>
+            <w:r>
+              <w:t xml:space="preserve"> </w:t>
+            </w:r>
+            <w:r>
+              <w:rPr>
+                <w:rStyle w:val="VerbatimChar"/>
+              </w:rPr>
+              <w:t xml:space="preserve">do_GET</w:t>
+            </w:r>
+            <w:r>
+              <w:t xml:space="preserve"> </w:t>
+            </w:r>
+            <w:r>
+              <w:t xml:space="preserve">→</w:t>
+            </w:r>
+            <w:r>
+              <w:t xml:space="preserve"> </w:t>
+            </w:r>
+            <w:r>
+              <w:rPr>
+                <w:rStyle w:val="VerbatimChar"/>
+              </w:rPr>
+              <w:t xml:space="preserve">BaseHTTPServer</w:t>
+            </w:r>
+            <w:r>
+              <w:t xml:space="preserve"> </w:t>
+            </w:r>
+            <w:r>
+              <w:t xml:space="preserve">returned</w:t>
+            </w:r>
+            <w:r>
+              <w:t xml:space="preserve"> </w:t>
+            </w:r>
+            <w:r>
+              <w:rPr>
+                <w:rStyle w:val="VerbatimChar"/>
+              </w:rPr>
+              <w:t xml:space="preserve">501 Not Implemented</w:t>
+            </w:r>
+            <w:r>
+              <w:t xml:space="preserve"> </w:t>
+            </w:r>
+            <w:r>
+              <w:t xml:space="preserve">for HEAD → UptimeRobot reported</w:t>
+            </w:r>
+            <w:r>
+              <w:t xml:space="preserve"> </w:t>
+            </w:r>
+            <w:r>
+              <w:t xml:space="preserve">“Down”</w:t>
+            </w:r>
+            <w:r>
+              <w:t xml:space="preserve"> </w:t>
+            </w:r>
+            <w:r>
+              <w:t xml:space="preserve">on a perfectly healthy bot.</w:t>
+            </w:r>
+          </w:p>
+        </w:tc>
+      </w:tr>
+      <w:tr>
+        <w:tc>
+          <w:tcPr/>
+          <w:p>
+            <w:pPr>
+              <w:pStyle w:val="Compact"/>
+            </w:pPr>
+            <w:r>
+              <w:t xml:space="preserve">2026-05-04</w:t>
+            </w:r>
+          </w:p>
+        </w:tc>
+        <w:tc>
+          <w:tcPr/>
+          <w:p>
+            <w:pPr>
+              <w:pStyle w:val="Compact"/>
+            </w:pPr>
+            <w:r>
+              <w:rPr>
+                <w:rStyle w:val="VerbatimChar"/>
+              </w:rPr>
+              <w:t xml:space="preserve">a065868</w:t>
+            </w:r>
+          </w:p>
+        </w:tc>
+        <w:tc>
+          <w:tcPr/>
+          <w:p>
+            <w:pPr>
+              <w:pStyle w:val="Compact"/>
+            </w:pPr>
+            <w:r>
+              <w:t xml:space="preserve">Initial</w:t>
+            </w:r>
+            <w:r>
+              <w:t xml:space="preserve"> </w:t>
+            </w:r>
+            <w:r>
+              <w:rPr>
+                <w:rStyle w:val="VerbatimChar"/>
+              </w:rPr>
+              <w:t xml:space="preserve">MASTER_GUIDE.md</w:t>
+            </w:r>
+            <w:r>
+              <w:t xml:space="preserve"> </w:t>
+            </w:r>
+            <w:r>
+              <w:t xml:space="preserve">(~1100 lines covering everything end-to-end)</w:t>
+            </w:r>
+          </w:p>
+        </w:tc>
+        <w:tc>
+          <w:tcPr/>
+          <w:p>
+            <w:pPr>
+              <w:pStyle w:val="Compact"/>
+            </w:pPr>
+            <w:r>
+              <w:t xml:space="preserve">One canonical reference doc. We now have HANDBOOK (pedagogical), MASTER_GUIDE (operational truth), ARCHITECTURE (code-deep), WAKE_UP (5-min recap).</w:t>
+            </w:r>
+          </w:p>
+        </w:tc>
+      </w:tr>
+    </w:tbl>
+    <w:p>
+      <w:pPr>
+        <w:pStyle w:val="BodyText"/>
+      </w:pPr>
+      <w:r>
+        <w:rPr>
+          <w:b/>
+          <w:bCs/>
+        </w:rPr>
+        <w:t xml:space="preserve">Lesson:</w:t>
+      </w:r>
+      <w:r>
+        <w:t xml:space="preserve"> </w:t>
+      </w:r>
+      <w:r>
+        <w:t xml:space="preserve">Every</w:t>
+      </w:r>
+      <w:r>
+        <w:t xml:space="preserve"> </w:t>
+      </w:r>
+      <w:r>
+        <w:t xml:space="preserve">“deploy 24/7 on a free tier”</w:t>
+      </w:r>
+      <w:r>
+        <w:t xml:space="preserve"> </w:t>
+      </w:r>
+      <w:r>
+        <w:t xml:space="preserve">problem comes back to</w:t>
+      </w:r>
+      <w:r>
+        <w:t xml:space="preserve"> </w:t>
+      </w:r>
       <w:r>
         <w:rPr>
           <w:i/>
           <w:iCs/>
         </w:rPr>
-        <w:t xml:space="preserve">End of Master Guide. If you hit a question this doesn’t answer,</w:t>
+        <w:t xml:space="preserve">outbound network policy</w:t>
+      </w:r>
+      <w:r>
+        <w:t xml:space="preserve"> </w:t>
+      </w:r>
+      <w:r>
+        <w:t xml:space="preserve">(was Telegram allowed?) and</w:t>
+      </w:r>
+      <w:r>
+        <w:t xml:space="preserve"> </w:t>
       </w:r>
       <w:r>
         <w:rPr>
           <w:i/>
           <w:iCs/>
         </w:rPr>
+        <w:t xml:space="preserve">container lifecycle</w:t>
+      </w:r>
+      <w:r>
+        <w:t xml:space="preserve"> </w:t>
+      </w:r>
+      <w:r>
+        <w:t xml:space="preserve">(does the platform restart on crash? on idle?). Validate both before committing to a host.</w:t>
+      </w:r>
+    </w:p>
+    <w:bookmarkEnd w:id="80"/>
+    <w:bookmarkStart w:id="81" w:name="Xa0ea26cfe11be4a24783de3aefc3b3af2e0e962"/>
+    <w:p>
+      <w:pPr>
+        <w:pStyle w:val="Heading3"/>
+      </w:pPr>
+      <w:r>
+        <w:t xml:space="preserve">13.2 June 1, 2026 — pre-build a year of monthly tabs (partial)</w:t>
+      </w:r>
+    </w:p>
+    <w:tbl>
+      <w:tblPr>
+        <w:tblStyle w:val="Table"/>
+        <w:tblW w:type="pct" w:w="5000"/>
+        <w:tblLayout w:type="fixed"/>
+        <w:tblLook w:firstRow="1" w:lastRow="0" w:firstColumn="0" w:lastColumn="0" w:noHBand="0" w:noVBand="0" w:val="0020"/>
+      </w:tblPr>
+      <w:tblGrid>
+        <w:gridCol w:w="1980"/>
+        <w:gridCol w:w="1980"/>
+        <w:gridCol w:w="1980"/>
+        <w:gridCol w:w="1980"/>
+      </w:tblGrid>
+      <w:tr>
+        <w:trPr>
+          <w:tblHeader w:val="on"/>
+        </w:trPr>
+        <w:tc>
+          <w:tcPr/>
+          <w:p>
+            <w:pPr>
+              <w:pStyle w:val="Compact"/>
+            </w:pPr>
+            <w:r>
+              <w:t xml:space="preserve">Date</w:t>
+            </w:r>
+          </w:p>
+        </w:tc>
+        <w:tc>
+          <w:tcPr/>
+          <w:p>
+            <w:pPr>
+              <w:pStyle w:val="Compact"/>
+            </w:pPr>
+            <w:r>
+              <w:t xml:space="preserve">Commit</w:t>
+            </w:r>
+          </w:p>
+        </w:tc>
+        <w:tc>
+          <w:tcPr/>
+          <w:p>
+            <w:pPr>
+              <w:pStyle w:val="Compact"/>
+            </w:pPr>
+            <w:r>
+              <w:t xml:space="preserve">What</w:t>
+            </w:r>
+          </w:p>
+        </w:tc>
+        <w:tc>
+          <w:tcPr/>
+          <w:p>
+            <w:pPr>
+              <w:pStyle w:val="Compact"/>
+            </w:pPr>
+            <w:r>
+              <w:t xml:space="preserve">Why</w:t>
+            </w:r>
+          </w:p>
+        </w:tc>
+      </w:tr>
+      <w:tr>
+        <w:tc>
+          <w:tcPr/>
+          <w:p>
+            <w:pPr>
+              <w:pStyle w:val="Compact"/>
+            </w:pPr>
+            <w:r>
+              <w:t xml:space="preserve">2026-06-01</w:t>
+            </w:r>
+          </w:p>
+        </w:tc>
+        <w:tc>
+          <w:tcPr/>
+          <w:p>
+            <w:pPr>
+              <w:pStyle w:val="Compact"/>
+            </w:pPr>
+            <w:r>
+              <w:rPr>
+                <w:rStyle w:val="VerbatimChar"/>
+              </w:rPr>
+              <w:t xml:space="preserve">3d34009</w:t>
+            </w:r>
+          </w:p>
+        </w:tc>
+        <w:tc>
+          <w:tcPr/>
+          <w:p>
+            <w:pPr>
+              <w:pStyle w:val="Compact"/>
+            </w:pPr>
+            <w:r>
+              <w:t xml:space="preserve">Added</w:t>
+            </w:r>
+            <w:r>
+              <w:t xml:space="preserve"> </w:t>
+            </w:r>
+            <w:r>
+              <w:rPr>
+                <w:rStyle w:val="VerbatimChar"/>
+              </w:rPr>
+              <w:t xml:space="preserve">scripts/_one_off_prebuild_year.py</w:t>
+            </w:r>
+          </w:p>
+        </w:tc>
+        <w:tc>
+          <w:tcPr/>
+          <w:p>
+            <w:pPr>
+              <w:pStyle w:val="Compact"/>
+            </w:pPr>
+            <w:r>
+              <w:t xml:space="preserve">Each time the bot creates a new monthly tab on the first message of a new month, it bursts ~80-100 Sheets API calls — over the 60/min quota — causing the user’s first-of-month message to lose data. Pre-creating tabs from the laptop sidesteps this.</w:t>
+            </w:r>
+          </w:p>
+        </w:tc>
+      </w:tr>
+    </w:tbl>
+    <w:p>
+      <w:pPr>
+        <w:pStyle w:val="BodyText"/>
+      </w:pPr>
+      <w:r>
+        <w:rPr>
+          <w:b/>
+          <w:bCs/>
+        </w:rPr>
+        <w:t xml:space="preserve">Outcome:</w:t>
+      </w:r>
+      <w:r>
+        <w:t xml:space="preserve"> </w:t>
+      </w:r>
+      <w:r>
+        <w:t xml:space="preserve">Built 7 of 13 tabs cleanly (July/Sep/Nov 2026, Jan/Mar/Apr/Jun 2027 + YTD 2027). Three months still wedged at 429 even at 240-sec pacing (Oct 2026, Dec 2026, May 2027). Concurrent writes from the Render bot likely steal quota at the rolling window edge.</w:t>
+      </w:r>
+    </w:p>
+    <w:p>
+      <w:pPr>
+        <w:pStyle w:val="BodyText"/>
+      </w:pPr>
+      <w:r>
+        <w:rPr>
+          <w:b/>
+          <w:bCs/>
+        </w:rPr>
+        <w:t xml:space="preserve">Lesson:</w:t>
+      </w:r>
+      <w:r>
+        <w:t xml:space="preserve"> </w:t>
+      </w:r>
+      <w:r>
+        <w:t xml:space="preserve">Workarounds for upstream issues (here: API call burst) are honest tactical fixes, not the real solution. The real fix is</w:t>
+      </w:r>
+      <w:r>
+        <w:t xml:space="preserve"> </w:t>
+      </w:r>
+      <w:r>
+        <w:rPr>
+          <w:rStyle w:val="VerbatimChar"/>
+        </w:rPr>
+        <w:t xml:space="preserve">build_month_tab()</w:t>
+      </w:r>
+      <w:r>
+        <w:t xml:space="preserve"> </w:t>
+      </w:r>
+      <w:r>
+        <w:t xml:space="preserve">using Sheets</w:t>
+      </w:r>
+      <w:r>
+        <w:t xml:space="preserve"> </w:t>
+      </w:r>
+      <w:r>
+        <w:rPr>
+          <w:rStyle w:val="VerbatimChar"/>
+        </w:rPr>
+        <w:t xml:space="preserve">batchUpdate</w:t>
+      </w:r>
+      <w:r>
+        <w:t xml:space="preserve"> </w:t>
+      </w:r>
+      <w:r>
+        <w:t xml:space="preserve">(one call instead of 80). That’s still on the TODO list.</w:t>
+      </w:r>
+    </w:p>
+    <w:p>
+      <w:pPr>
+        <w:pStyle w:val="BodyText"/>
+      </w:pPr>
+      <w:r>
+        <w:rPr>
+          <w:b/>
+          <w:bCs/>
+        </w:rPr>
+        <w:t xml:space="preserve">Hidden lesson revealed 25 days later:</w:t>
+      </w:r>
+      <w:r>
         <w:t xml:space="preserve"> </w:t>
       </w:r>
       <w:r>
@@ -16508,25 +20202,1926 @@
           <w:i/>
           <w:iCs/>
         </w:rPr>
-        <w:t xml:space="preserve">add it to §12 with the answer once you find it — that’s how this</w:t>
-      </w:r>
+        <w:t xml:space="preserve">this commit was the first to silently fail to deploy</w:t>
+      </w:r>
+      <w:r>
+        <w:t xml:space="preserve"> </w:t>
+      </w:r>
+      <w:r>
+        <w:t xml:space="preserve">(see §13.3 below). We didn’t notice because the bot kept replying.</w:t>
+      </w:r>
+    </w:p>
+    <w:bookmarkEnd w:id="81"/>
+    <w:bookmarkStart w:id="82" w:name="X084f8c8d5ec829fb732c0e263b4a3e0e4ada39f"/>
+    <w:p>
+      <w:pPr>
+        <w:pStyle w:val="Heading3"/>
+      </w:pPr>
+      <w:r>
+        <w:t xml:space="preserve">13.3 June 26, 2026 — silent deploy failures + Hatch fix</w:t>
+      </w:r>
+    </w:p>
+    <w:p>
+      <w:pPr>
+        <w:pStyle w:val="FirstParagraph"/>
+      </w:pPr>
+      <w:r>
+        <w:t xml:space="preserve">The biggest operational scare to date — turned out to be a great forcing function for documenting the failure modes that already existed but were invisible.</w:t>
+      </w:r>
+    </w:p>
+    <w:tbl>
+      <w:tblPr>
+        <w:tblStyle w:val="Table"/>
+        <w:tblW w:type="pct" w:w="5000"/>
+        <w:tblLayout w:type="fixed"/>
+        <w:tblLook w:firstRow="1" w:lastRow="0" w:firstColumn="0" w:lastColumn="0" w:noHBand="0" w:noVBand="0" w:val="0020"/>
+      </w:tblPr>
+      <w:tblGrid>
+        <w:gridCol w:w="1980"/>
+        <w:gridCol w:w="1980"/>
+        <w:gridCol w:w="1980"/>
+        <w:gridCol w:w="1980"/>
+      </w:tblGrid>
+      <w:tr>
+        <w:trPr>
+          <w:tblHeader w:val="on"/>
+        </w:trPr>
+        <w:tc>
+          <w:tcPr/>
+          <w:p>
+            <w:pPr>
+              <w:pStyle w:val="Compact"/>
+            </w:pPr>
+            <w:r>
+              <w:t xml:space="preserve">Date</w:t>
+            </w:r>
+          </w:p>
+        </w:tc>
+        <w:tc>
+          <w:tcPr/>
+          <w:p>
+            <w:pPr>
+              <w:pStyle w:val="Compact"/>
+            </w:pPr>
+            <w:r>
+              <w:t xml:space="preserve">Commit</w:t>
+            </w:r>
+          </w:p>
+        </w:tc>
+        <w:tc>
+          <w:tcPr/>
+          <w:p>
+            <w:pPr>
+              <w:pStyle w:val="Compact"/>
+            </w:pPr>
+            <w:r>
+              <w:t xml:space="preserve">What</w:t>
+            </w:r>
+          </w:p>
+        </w:tc>
+        <w:tc>
+          <w:tcPr/>
+          <w:p>
+            <w:pPr>
+              <w:pStyle w:val="Compact"/>
+            </w:pPr>
+            <w:r>
+              <w:t xml:space="preserve">Why</w:t>
+            </w:r>
+          </w:p>
+        </w:tc>
+      </w:tr>
+      <w:tr>
+        <w:tc>
+          <w:tcPr/>
+          <w:p>
+            <w:pPr>
+              <w:pStyle w:val="Compact"/>
+            </w:pPr>
+            <w:r>
+              <w:t xml:space="preserve">2026-06-26 12:14 AM</w:t>
+            </w:r>
+          </w:p>
+        </w:tc>
+        <w:tc>
+          <w:tcPr/>
+          <w:p>
+            <w:pPr>
+              <w:pStyle w:val="Compact"/>
+            </w:pPr>
+            <w:r>
+              <w:t xml:space="preserve">(none)</w:t>
+            </w:r>
+          </w:p>
+        </w:tc>
+        <w:tc>
+          <w:tcPr/>
+          <w:p>
+            <w:pPr>
+              <w:pStyle w:val="Compact"/>
+            </w:pPr>
+            <w:r>
+              <w:rPr>
+                <w:b/>
+                <w:bCs/>
+              </w:rPr>
+              <w:t xml:space="preserve">Discovered: deploys had been silently failing for 25 days</w:t>
+            </w:r>
+          </w:p>
+        </w:tc>
+        <w:tc>
+          <w:tcPr/>
+          <w:p>
+            <w:pPr>
+              <w:pStyle w:val="Compact"/>
+            </w:pPr>
+            <w:r>
+              <w:t xml:space="preserve">When trying to deploy the Groq model migration, noticed Render’s Events tab showed FAILED on the previous attempt. Scrolled up — the June 1 prebuild commit had ALSO failed. Last successful deploy was</w:t>
+            </w:r>
+            <w:r>
+              <w:t xml:space="preserve"> </w:t>
+            </w:r>
+            <w:r>
+              <w:rPr>
+                <w:rStyle w:val="VerbatimChar"/>
+              </w:rPr>
+              <w:t xml:space="preserve">a065868</w:t>
+            </w:r>
+            <w:r>
+              <w:t xml:space="preserve"> </w:t>
+            </w:r>
+            <w:r>
+              <w:t xml:space="preserve">from May 4. Production was running stale code the whole time.</w:t>
+            </w:r>
+          </w:p>
+        </w:tc>
+      </w:tr>
+      <w:tr>
+        <w:tc>
+          <w:tcPr/>
+          <w:p>
+            <w:pPr>
+              <w:pStyle w:val="Compact"/>
+            </w:pPr>
+            <w:r>
+              <w:t xml:space="preserve">2026-06-26 12:14 AM</w:t>
+            </w:r>
+          </w:p>
+        </w:tc>
+        <w:tc>
+          <w:tcPr/>
+          <w:p>
+            <w:pPr>
+              <w:pStyle w:val="Compact"/>
+            </w:pPr>
+            <w:r>
+              <w:rPr>
+                <w:rStyle w:val="VerbatimChar"/>
+              </w:rPr>
+              <w:t xml:space="preserve">f6b71a1</w:t>
+            </w:r>
+          </w:p>
+        </w:tc>
+        <w:tc>
+          <w:tcPr/>
+          <w:p>
+            <w:pPr>
+              <w:pStyle w:val="Compact"/>
+            </w:pPr>
+            <w:r>
+              <w:t xml:space="preserve">Removed</w:t>
+            </w:r>
+            <w:r>
+              <w:t xml:space="preserve"> </w:t>
+            </w:r>
+            <w:r>
+              <w:rPr>
+                <w:rStyle w:val="VerbatimChar"/>
+              </w:rPr>
+              <w:t xml:space="preserve">[tool.hatch.build.targets.wheel.force-include]</w:t>
+            </w:r>
+            <w:r>
+              <w:t xml:space="preserve"> </w:t>
+            </w:r>
+            <w:r>
+              <w:t xml:space="preserve">from</w:t>
+            </w:r>
+            <w:r>
+              <w:t xml:space="preserve"> </w:t>
+            </w:r>
+            <w:r>
+              <w:rPr>
+                <w:rStyle w:val="VerbatimChar"/>
+              </w:rPr>
+              <w:t xml:space="preserve">pyproject.toml</w:t>
+            </w:r>
+          </w:p>
+        </w:tc>
+        <w:tc>
+          <w:tcPr/>
+          <w:p>
+            <w:pPr>
+              <w:pStyle w:val="Compact"/>
+            </w:pPr>
+            <w:r>
+              <w:t xml:space="preserve">Hatch 1.27 (mid-2025) started hard-erroring on duplicate wheel entries instead of silently deduplicating. Our</w:t>
+            </w:r>
+            <w:r>
+              <w:t xml:space="preserve"> </w:t>
+            </w:r>
+            <w:r>
+              <w:rPr>
+                <w:rStyle w:val="VerbatimChar"/>
+              </w:rPr>
+              <w:t xml:space="preserve">pyproject.toml</w:t>
+            </w:r>
+            <w:r>
+              <w:t xml:space="preserve"> </w:t>
+            </w:r>
+            <w:r>
+              <w:t xml:space="preserve">listed the YAML data files</w:t>
+            </w:r>
+            <w:r>
+              <w:t xml:space="preserve"> </w:t>
+            </w:r>
+            <w:r>
+              <w:rPr>
+                <w:b/>
+                <w:bCs/>
+              </w:rPr>
+              <w:t xml:space="preserve">twice</w:t>
+            </w:r>
+            <w:r>
+              <w:t xml:space="preserve"> </w:t>
+            </w:r>
+            <w:r>
+              <w:t xml:space="preserve">— once via</w:t>
+            </w:r>
+            <w:r>
+              <w:t xml:space="preserve"> </w:t>
+            </w:r>
+            <w:r>
+              <w:rPr>
+                <w:rStyle w:val="VerbatimChar"/>
+              </w:rPr>
+              <w:t xml:space="preserve">packages = ["src/expense_tracker"]</w:t>
+            </w:r>
+            <w:r>
+              <w:t xml:space="preserve"> </w:t>
+            </w:r>
+            <w:r>
+              <w:t xml:space="preserve">(implicit) and once via</w:t>
+            </w:r>
+            <w:r>
+              <w:t xml:space="preserve"> </w:t>
+            </w:r>
+            <w:r>
+              <w:rPr>
+                <w:rStyle w:val="VerbatimChar"/>
+              </w:rPr>
+              <w:t xml:space="preserve">force-include</w:t>
+            </w:r>
+            <w:r>
+              <w:t xml:space="preserve"> </w:t>
+            </w:r>
+            <w:r>
+              <w:t xml:space="preserve">(explicit,</w:t>
+            </w:r>
+            <w:r>
+              <w:t xml:space="preserve"> </w:t>
+            </w:r>
+            <w:r>
+              <w:t xml:space="preserve">“for defensive clarity”</w:t>
+            </w:r>
+            <w:r>
+              <w:t xml:space="preserve">). Render’s Docker build pulled a fresh hatchling that happened to be 1.27+ on June 1 and every build since failed with</w:t>
+            </w:r>
+            <w:r>
+              <w:t xml:space="preserve"> </w:t>
+            </w:r>
+            <w:r>
+              <w:rPr>
+                <w:rStyle w:val="VerbatimChar"/>
+              </w:rPr>
+              <w:t xml:space="preserve">ValueError: A second file is being added to the wheel archive</w:t>
+            </w:r>
+            <w:r>
+              <w:t xml:space="preserve">.</w:t>
+            </w:r>
+          </w:p>
+        </w:tc>
+      </w:tr>
+      <w:tr>
+        <w:tc>
+          <w:tcPr/>
+          <w:p>
+            <w:pPr>
+              <w:pStyle w:val="Compact"/>
+            </w:pPr>
+            <w:r>
+              <w:t xml:space="preserve">2026-06-26 12:15 AM</w:t>
+            </w:r>
+          </w:p>
+        </w:tc>
+        <w:tc>
+          <w:tcPr/>
+          <w:p>
+            <w:pPr>
+              <w:pStyle w:val="Compact"/>
+            </w:pPr>
+            <w:r>
+              <w:t xml:space="preserve">(deploy</w:t>
+            </w:r>
+            <w:r>
+              <w:t xml:space="preserve"> </w:t>
+            </w:r>
+            <w:r>
+              <w:rPr>
+                <w:rStyle w:val="VerbatimChar"/>
+              </w:rPr>
+              <w:t xml:space="preserve">f6b71a1</w:t>
+            </w:r>
+            <w:r>
+              <w:t xml:space="preserve">)</w:t>
+            </w:r>
+          </w:p>
+        </w:tc>
+        <w:tc>
+          <w:tcPr/>
+          <w:p>
+            <w:pPr>
+              <w:pStyle w:val="Compact"/>
+            </w:pPr>
+            <w:r>
+              <w:t xml:space="preserve">First successful Render deploy in 25 days</w:t>
+            </w:r>
+          </w:p>
+        </w:tc>
+        <w:tc>
+          <w:tcPr/>
+          <w:p>
+            <w:pPr>
+              <w:pStyle w:val="Compact"/>
+            </w:pPr>
+            <w:r>
+              <w:t xml:space="preserve">The Hatch fix unblocked builds. Render simultaneously picked up the queued Groq migration (§13.4).</w:t>
+            </w:r>
+          </w:p>
+        </w:tc>
+      </w:tr>
+    </w:tbl>
+    <w:p>
+      <w:pPr>
+        <w:pStyle w:val="BodyText"/>
+      </w:pPr>
+      <w:r>
+        <w:rPr>
+          <w:b/>
+          <w:bCs/>
+        </w:rPr>
+        <w:t xml:space="preserve">Lesson 1: liveness ≠ deploy-success.</w:t>
+      </w:r>
+      <w:r>
+        <w:t xml:space="preserve"> </w:t>
+      </w:r>
+      <w:r>
+        <w:t xml:space="preserve">UptimeRobot only knows the container is responding. It can’t tell you which commit is running.</w:t>
+      </w:r>
+      <w:r>
+        <w:t xml:space="preserve"> </w:t>
+      </w:r>
+      <w:r>
+        <w:rPr>
+          <w:b/>
+          <w:bCs/>
+        </w:rPr>
+        <w:t xml:space="preserve">Action item:</w:t>
+      </w:r>
+      <w:r>
+        <w:t xml:space="preserve"> </w:t>
+      </w:r>
+      <w:r>
+        <w:t xml:space="preserve">wire up a deploy-success alert (Render webhook → Telegram, or a GitHub Action that polls Render’s deploy API after each push).</w:t>
+      </w:r>
+    </w:p>
+    <w:p>
+      <w:pPr>
+        <w:pStyle w:val="BodyText"/>
+      </w:pPr>
+      <w:r>
+        <w:rPr>
+          <w:b/>
+          <w:bCs/>
+        </w:rPr>
+        <w:t xml:space="preserve">Lesson 2: pip’s</w:t>
+      </w:r>
+      <w:r>
+        <w:rPr>
+          <w:b/>
+          <w:bCs/>
+        </w:rPr>
+        <w:t xml:space="preserve"> </w:t>
+      </w:r>
+      <w:r>
+        <w:rPr>
+          <w:b/>
+          <w:bCs/>
+        </w:rPr>
+        <w:t xml:space="preserve">“exit code 1”</w:t>
+      </w:r>
+      <w:r>
+        <w:rPr>
+          <w:b/>
+          <w:bCs/>
+        </w:rPr>
+        <w:t xml:space="preserve"> </w:t>
+      </w:r>
+      <w:r>
+        <w:rPr>
+          <w:b/>
+          <w:bCs/>
+        </w:rPr>
+        <w:t xml:space="preserve">footer is noise.</w:t>
+      </w:r>
+      <w:r>
+        <w:t xml:space="preserve"> </w:t>
+      </w:r>
+      <w:r>
+        <w:t xml:space="preserve">The real Python error always lives 30-50 lines higher in the build log. Train your eye to scroll up past pip’s</w:t>
+      </w:r>
+      <w:r>
+        <w:t xml:space="preserve"> </w:t>
+      </w:r>
+      <w:r>
+        <w:rPr>
+          <w:rStyle w:val="VerbatimChar"/>
+        </w:rPr>
+        <w:t xml:space="preserve">note: This is an issue with the package mentioned above, not pip</w:t>
+      </w:r>
+      <w:r>
+        <w:t xml:space="preserve"> </w:t>
+      </w:r>
+      <w:r>
+        <w:t xml:space="preserve">and find the actual</w:t>
+      </w:r>
+      <w:r>
+        <w:t xml:space="preserve"> </w:t>
+      </w:r>
+      <w:r>
+        <w:rPr>
+          <w:rStyle w:val="VerbatimChar"/>
+        </w:rPr>
+        <w:t xml:space="preserve">ValueError:</w:t>
+      </w:r>
+      <w:r>
+        <w:t xml:space="preserve"> </w:t>
+      </w:r>
+      <w:r>
+        <w:t xml:space="preserve">/</w:t>
+      </w:r>
+      <w:r>
+        <w:t xml:space="preserve"> </w:t>
+      </w:r>
+      <w:r>
+        <w:rPr>
+          <w:rStyle w:val="VerbatimChar"/>
+        </w:rPr>
+        <w:t xml:space="preserve">ImportError:</w:t>
+      </w:r>
+      <w:r>
+        <w:t xml:space="preserve"> </w:t>
+      </w:r>
+      <w:r>
+        <w:t xml:space="preserve">/</w:t>
+      </w:r>
+      <w:r>
+        <w:t xml:space="preserve"> </w:t>
+      </w:r>
+      <w:r>
+        <w:rPr>
+          <w:rStyle w:val="VerbatimChar"/>
+        </w:rPr>
+        <w:t xml:space="preserve">ERROR: Could not build wheel for X</w:t>
+      </w:r>
+      <w:r>
+        <w:t xml:space="preserve">.</w:t>
+      </w:r>
+    </w:p>
+    <w:p>
+      <w:pPr>
+        <w:pStyle w:val="BodyText"/>
+      </w:pPr>
+      <w:r>
+        <w:rPr>
+          <w:b/>
+          <w:bCs/>
+        </w:rPr>
+        <w:t xml:space="preserve">Lesson 3:</w:t>
+      </w:r>
+      <w:r>
+        <w:rPr>
+          <w:b/>
+          <w:bCs/>
+        </w:rPr>
+        <w:t xml:space="preserve"> </w:t>
+      </w:r>
+      <w:r>
+        <w:rPr>
+          <w:rStyle w:val="VerbatimChar"/>
+          <w:b/>
+          <w:bCs/>
+        </w:rPr>
+        <w:t xml:space="preserve">pip install -e .</w:t>
+      </w:r>
+      <w:r>
+        <w:rPr>
+          <w:b/>
+          <w:bCs/>
+        </w:rPr>
+        <w:t xml:space="preserve"> </w:t>
+      </w:r>
+      <w:r>
+        <w:rPr>
+          <w:b/>
+          <w:bCs/>
+        </w:rPr>
+        <w:t xml:space="preserve">doesn’t catch wheel-build issues.</w:t>
+      </w:r>
+      <w:r>
+        <w:t xml:space="preserve"> </w:t>
+      </w:r>
+      <w:r>
+        <w:t xml:space="preserve">Editable installs skip the wheel build entirely, so our local development never reproduced the Render failure.</w:t>
+      </w:r>
+      <w:r>
+        <w:t xml:space="preserve"> </w:t>
+      </w:r>
+      <w:r>
+        <w:rPr>
+          <w:b/>
+          <w:bCs/>
+        </w:rPr>
+        <w:t xml:space="preserve">Action item:</w:t>
+      </w:r>
+      <w:r>
+        <w:t xml:space="preserve"> </w:t>
+      </w:r>
+      <w:r>
+        <w:t xml:space="preserve">consider adding a</w:t>
+      </w:r>
+      <w:r>
+        <w:t xml:space="preserve"> </w:t>
+      </w:r>
+      <w:r>
+        <w:rPr>
+          <w:rStyle w:val="VerbatimChar"/>
+        </w:rPr>
+        <w:t xml:space="preserve">pytest</w:t>
+      </w:r>
+      <w:r>
+        <w:t xml:space="preserve"> </w:t>
+      </w:r>
+      <w:r>
+        <w:t xml:space="preserve">step that does</w:t>
+      </w:r>
+      <w:r>
+        <w:t xml:space="preserve"> </w:t>
+      </w:r>
+      <w:r>
+        <w:rPr>
+          <w:rStyle w:val="VerbatimChar"/>
+        </w:rPr>
+        <w:t xml:space="preserve">python -m build --wheel --no-isolation</w:t>
+      </w:r>
+      <w:r>
+        <w:t xml:space="preserve"> </w:t>
+      </w:r>
+      <w:r>
+        <w:t xml:space="preserve">to catch wheel issues in CI.</w:t>
+      </w:r>
+    </w:p>
+    <w:p>
+      <w:pPr>
+        <w:pStyle w:val="BodyText"/>
+      </w:pPr>
+      <w:r>
+        <w:rPr>
+          <w:b/>
+          <w:bCs/>
+        </w:rPr>
+        <w:t xml:space="preserve">Lesson 4: defensive redundancy can become a liability.</w:t>
+      </w:r>
+      <w:r>
+        <w:t xml:space="preserve"> </w:t>
+      </w:r>
+      <w:r>
+        <w:t xml:space="preserve">The original</w:t>
+      </w:r>
+      <w:r>
+        <w:t xml:space="preserve"> </w:t>
+      </w:r>
+      <w:r>
+        <w:rPr>
+          <w:rStyle w:val="VerbatimChar"/>
+        </w:rPr>
+        <w:t xml:space="preserve">force-include</w:t>
+      </w:r>
+      <w:r>
+        <w:t xml:space="preserve"> </w:t>
+      </w:r>
+      <w:r>
+        <w:t xml:space="preserve">was added</w:t>
+      </w:r>
+      <w:r>
+        <w:t xml:space="preserve"> </w:t>
+      </w:r>
+      <w:r>
+        <w:t xml:space="preserve">“in case</w:t>
+      </w:r>
+      <w:r>
+        <w:t xml:space="preserve"> </w:t>
+      </w:r>
+      <w:r>
+        <w:rPr>
+          <w:rStyle w:val="VerbatimChar"/>
+        </w:rPr>
+        <w:t xml:space="preserve">packages</w:t>
+      </w:r>
+      <w:r>
+        <w:t xml:space="preserve"> </w:t>
+      </w:r>
+      <w:r>
+        <w:t xml:space="preserve">doesn’t ship data files.”</w:t>
+      </w:r>
+      <w:r>
+        <w:t xml:space="preserve"> </w:t>
+      </w:r>
+      <w:r>
+        <w:t xml:space="preserve">It worked fine for ~a year. Then the build tool changed semantics. The cost of carrying redundant config was a 25-day silent outage of our CI/CD path.</w:t>
+      </w:r>
+    </w:p>
+    <w:bookmarkEnd w:id="82"/>
+    <w:bookmarkStart w:id="83" w:name="june-26-2026-groq-model-migration"/>
+    <w:p>
+      <w:pPr>
+        <w:pStyle w:val="Heading3"/>
+      </w:pPr>
+      <w:r>
+        <w:t xml:space="preserve">13.4 June 26, 2026 — Groq model migration</w:t>
+      </w:r>
+    </w:p>
+    <w:p>
+      <w:pPr>
+        <w:pStyle w:val="FirstParagraph"/>
+      </w:pPr>
+      <w:r>
+        <w:t xml:space="preserve">The trigger that exposed everything in §13.3.</w:t>
+      </w:r>
+    </w:p>
+    <w:tbl>
+      <w:tblPr>
+        <w:tblStyle w:val="Table"/>
+        <w:tblW w:type="pct" w:w="5000"/>
+        <w:tblLayout w:type="fixed"/>
+        <w:tblLook w:firstRow="1" w:lastRow="0" w:firstColumn="0" w:lastColumn="0" w:noHBand="0" w:noVBand="0" w:val="0020"/>
+      </w:tblPr>
+      <w:tblGrid>
+        <w:gridCol w:w="1980"/>
+        <w:gridCol w:w="1980"/>
+        <w:gridCol w:w="1980"/>
+        <w:gridCol w:w="1980"/>
+      </w:tblGrid>
+      <w:tr>
+        <w:trPr>
+          <w:tblHeader w:val="on"/>
+        </w:trPr>
+        <w:tc>
+          <w:tcPr/>
+          <w:p>
+            <w:pPr>
+              <w:pStyle w:val="Compact"/>
+            </w:pPr>
+            <w:r>
+              <w:t xml:space="preserve">Date</w:t>
+            </w:r>
+          </w:p>
+        </w:tc>
+        <w:tc>
+          <w:tcPr/>
+          <w:p>
+            <w:pPr>
+              <w:pStyle w:val="Compact"/>
+            </w:pPr>
+            <w:r>
+              <w:t xml:space="preserve">Commit</w:t>
+            </w:r>
+          </w:p>
+        </w:tc>
+        <w:tc>
+          <w:tcPr/>
+          <w:p>
+            <w:pPr>
+              <w:pStyle w:val="Compact"/>
+            </w:pPr>
+            <w:r>
+              <w:t xml:space="preserve">What</w:t>
+            </w:r>
+          </w:p>
+        </w:tc>
+        <w:tc>
+          <w:tcPr/>
+          <w:p>
+            <w:pPr>
+              <w:pStyle w:val="Compact"/>
+            </w:pPr>
+            <w:r>
+              <w:t xml:space="preserve">Why</w:t>
+            </w:r>
+          </w:p>
+        </w:tc>
+      </w:tr>
+      <w:tr>
+        <w:tc>
+          <w:tcPr/>
+          <w:p>
+            <w:pPr>
+              <w:pStyle w:val="Compact"/>
+            </w:pPr>
+            <w:r>
+              <w:t xml:space="preserve">2026-06-25</w:t>
+            </w:r>
+          </w:p>
+        </w:tc>
+        <w:tc>
+          <w:tcPr/>
+          <w:p>
+            <w:pPr>
+              <w:pStyle w:val="Compact"/>
+            </w:pPr>
+            <w:r>
+              <w:t xml:space="preserve">—</w:t>
+            </w:r>
+          </w:p>
+        </w:tc>
+        <w:tc>
+          <w:tcPr/>
+          <w:p>
+            <w:pPr>
+              <w:pStyle w:val="Compact"/>
+            </w:pPr>
+            <w:r>
+              <w:t xml:space="preserve">Groq emailed:</w:t>
+            </w:r>
+            <w:r>
+              <w:t xml:space="preserve"> </w:t>
+            </w:r>
+            <w:r>
+              <w:rPr>
+                <w:rStyle w:val="VerbatimChar"/>
+              </w:rPr>
+              <w:t xml:space="preserve">llama-3.1-8b-instant</w:t>
+            </w:r>
+            <w:r>
+              <w:t xml:space="preserve"> </w:t>
+            </w:r>
+            <w:r>
+              <w:t xml:space="preserve">deprecated today, hard decommission</w:t>
+            </w:r>
+            <w:r>
+              <w:t xml:space="preserve"> </w:t>
+            </w:r>
+            <w:r>
+              <w:rPr>
+                <w:b/>
+                <w:bCs/>
+              </w:rPr>
+              <w:t xml:space="preserve">2026-08-16</w:t>
+            </w:r>
+          </w:p>
+        </w:tc>
+        <w:tc>
+          <w:tcPr/>
+          <w:p>
+            <w:pPr>
+              <w:pStyle w:val="Compact"/>
+            </w:pPr>
+            <w:r>
+              <w:t xml:space="preserve">Free/developer-tier users have 7 weeks of runway. After Aug 16, every Groq API call for that model returns 410 Gone, the bot crashes at intent-classify, and every Telegram message gets the apology handler — silent loss-of-service for the user.</w:t>
+            </w:r>
+          </w:p>
+        </w:tc>
+      </w:tr>
+      <w:tr>
+        <w:tc>
+          <w:tcPr/>
+          <w:p>
+            <w:pPr>
+              <w:pStyle w:val="Compact"/>
+            </w:pPr>
+            <w:r>
+              <w:t xml:space="preserve">2026-06-26</w:t>
+            </w:r>
+          </w:p>
+        </w:tc>
+        <w:tc>
+          <w:tcPr/>
+          <w:p>
+            <w:pPr>
+              <w:pStyle w:val="Compact"/>
+            </w:pPr>
+            <w:r>
+              <w:rPr>
+                <w:rStyle w:val="VerbatimChar"/>
+              </w:rPr>
+              <w:t xml:space="preserve">20ffba4</w:t>
+            </w:r>
+          </w:p>
+        </w:tc>
+        <w:tc>
+          <w:tcPr/>
+          <w:p>
+            <w:pPr>
+              <w:pStyle w:val="Compact"/>
+            </w:pPr>
+            <w:r>
+              <w:t xml:space="preserve">Migrated default model to</w:t>
+            </w:r>
+            <w:r>
+              <w:t xml:space="preserve"> </w:t>
+            </w:r>
+            <w:r>
+              <w:rPr>
+                <w:rStyle w:val="VerbatimChar"/>
+              </w:rPr>
+              <w:t xml:space="preserve">openai/gpt-oss-20b</w:t>
+            </w:r>
+            <w:r>
+              <w:t xml:space="preserve"> </w:t>
+            </w:r>
+            <w:r>
+              <w:t xml:space="preserve">in</w:t>
+            </w:r>
+            <w:r>
+              <w:t xml:space="preserve"> </w:t>
+            </w:r>
+            <w:r>
+              <w:rPr>
+                <w:rStyle w:val="VerbatimChar"/>
+              </w:rPr>
+              <w:t xml:space="preserve">config.py</w:t>
+            </w:r>
+            <w:r>
+              <w:t xml:space="preserve"> </w:t>
+            </w:r>
+            <w:r>
+              <w:t xml:space="preserve">+</w:t>
+            </w:r>
+            <w:r>
+              <w:t xml:space="preserve"> </w:t>
+            </w:r>
+            <w:r>
+              <w:rPr>
+                <w:rStyle w:val="VerbatimChar"/>
+              </w:rPr>
+              <w:t xml:space="preserve">groq_client.py</w:t>
+            </w:r>
+            <w:r>
+              <w:t xml:space="preserve"> </w:t>
+            </w:r>
+            <w:r>
+              <w:t xml:space="preserve">+</w:t>
+            </w:r>
+            <w:r>
+              <w:t xml:space="preserve"> </w:t>
+            </w:r>
+            <w:r>
+              <w:rPr>
+                <w:rStyle w:val="VerbatimChar"/>
+              </w:rPr>
+              <w:t xml:space="preserve">test_config.py</w:t>
+            </w:r>
+            <w:r>
+              <w:t xml:space="preserve"> </w:t>
+            </w:r>
+            <w:r>
+              <w:t xml:space="preserve">+ docs</w:t>
+            </w:r>
+          </w:p>
+        </w:tc>
+        <w:tc>
+          <w:tcPr/>
+          <w:p>
+            <w:pPr>
+              <w:pStyle w:val="Compact"/>
+            </w:pPr>
+            <w:r>
+              <w:t xml:space="preserve">Groq’s officially recommended replacement (their day-zero support for OpenAI’s open-weights models). Same OpenAI-compatible JSON API → zero code-shape changes. Same free-tier limits (30 RPM / 6K TPM / 14,400 RPD). Same 128K context. 2.5× larger model (20B vs 8B) → more reliable structured JSON. ~2× throughput on Groq silicon.</w:t>
+            </w:r>
+          </w:p>
+        </w:tc>
+      </w:tr>
+      <w:tr>
+        <w:tc>
+          <w:tcPr/>
+          <w:p>
+            <w:pPr>
+              <w:pStyle w:val="Compact"/>
+            </w:pPr>
+            <w:r>
+              <w:t xml:space="preserve">2026-06-26</w:t>
+            </w:r>
+          </w:p>
+        </w:tc>
+        <w:tc>
+          <w:tcPr/>
+          <w:p>
+            <w:pPr>
+              <w:pStyle w:val="Compact"/>
+            </w:pPr>
+            <w:r>
+              <w:t xml:space="preserve">(deploy</w:t>
+            </w:r>
+            <w:r>
+              <w:t xml:space="preserve"> </w:t>
+            </w:r>
+            <w:r>
+              <w:rPr>
+                <w:rStyle w:val="VerbatimChar"/>
+              </w:rPr>
+              <w:t xml:space="preserve">f6b71a1</w:t>
+            </w:r>
+            <w:r>
+              <w:t xml:space="preserve"> </w:t>
+            </w:r>
+            <w:r>
+              <w:t xml:space="preserve">12:15 AM)</w:t>
+            </w:r>
+          </w:p>
+        </w:tc>
+        <w:tc>
+          <w:tcPr/>
+          <w:p>
+            <w:pPr>
+              <w:pStyle w:val="Compact"/>
+            </w:pPr>
+            <w:r>
+              <w:t xml:space="preserve">New model effective in production</w:t>
+            </w:r>
+          </w:p>
+        </w:tc>
+        <w:tc>
+          <w:tcPr/>
+          <w:p>
+            <w:pPr>
+              <w:pStyle w:val="Compact"/>
+            </w:pPr>
+            <w:r>
+              <w:t xml:space="preserve">Render rebuilt from HEAD which included both</w:t>
+            </w:r>
+            <w:r>
+              <w:t xml:space="preserve"> </w:t>
+            </w:r>
+            <w:r>
+              <w:rPr>
+                <w:rStyle w:val="VerbatimChar"/>
+              </w:rPr>
+              <w:t xml:space="preserve">20ffba4</w:t>
+            </w:r>
+            <w:r>
+              <w:t xml:space="preserve"> </w:t>
+            </w:r>
+            <w:r>
+              <w:t xml:space="preserve">(model migration) and</w:t>
+            </w:r>
+            <w:r>
+              <w:t xml:space="preserve"> </w:t>
+            </w:r>
+            <w:r>
+              <w:rPr>
+                <w:rStyle w:val="VerbatimChar"/>
+              </w:rPr>
+              <w:t xml:space="preserve">f6b71a1</w:t>
+            </w:r>
+            <w:r>
+              <w:t xml:space="preserve"> </w:t>
+            </w:r>
+            <w:r>
+              <w:t xml:space="preserve">(Hatch unblock) — so both fixes deployed together.</w:t>
+            </w:r>
+          </w:p>
+        </w:tc>
+      </w:tr>
+    </w:tbl>
+    <w:p>
+      <w:pPr>
+        <w:pStyle w:val="BodyText"/>
+      </w:pPr>
+      <w:r>
+        <w:rPr>
+          <w:b/>
+          <w:bCs/>
+        </w:rPr>
+        <w:t xml:space="preserve">Why we chose to NOT set</w:t>
+      </w:r>
+      <w:r>
+        <w:rPr>
+          <w:b/>
+          <w:bCs/>
+        </w:rPr>
+        <w:t xml:space="preserve"> </w:t>
+      </w:r>
+      <w:r>
+        <w:rPr>
+          <w:rStyle w:val="VerbatimChar"/>
+          <w:b/>
+          <w:bCs/>
+        </w:rPr>
+        <w:t xml:space="preserve">GROQ_MODEL</w:t>
+      </w:r>
+      <w:r>
+        <w:rPr>
+          <w:b/>
+          <w:bCs/>
+        </w:rPr>
+        <w:t xml:space="preserve"> </w:t>
+      </w:r>
+      <w:r>
+        <w:rPr>
+          <w:b/>
+          <w:bCs/>
+        </w:rPr>
+        <w:t xml:space="preserve">as a Render env var:</w:t>
+      </w:r>
+      <w:r>
+        <w:t xml:space="preserve"> </w:t>
+      </w:r>
+      <w:r>
+        <w:t xml:space="preserve">The code default in</w:t>
+      </w:r>
+      <w:r>
+        <w:t xml:space="preserve"> </w:t>
+      </w:r>
+      <w:r>
+        <w:rPr>
+          <w:rStyle w:val="VerbatimChar"/>
+        </w:rPr>
+        <w:t xml:space="preserve">config.py</w:t>
+      </w:r>
+      <w:r>
+        <w:t xml:space="preserve"> </w:t>
+      </w:r>
+      <w:r>
+        <w:t xml:space="preserve">is the source of truth. This means:</w:t>
+      </w:r>
+      <w:r>
+        <w:t xml:space="preserve"> </w:t>
+      </w:r>
+      <w:r>
+        <w:t xml:space="preserve">- Migrations only need a code push — no Render dashboard click that future-you might forget.</w:t>
+      </w:r>
+      <w:r>
+        <w:t xml:space="preserve"> </w:t>
+      </w:r>
+      <w:r>
+        <w:t xml:space="preserve">- The default visible to everyone reading the repo matches what’s actually running.</w:t>
+      </w:r>
+      <w:r>
+        <w:t xml:space="preserve"> </w:t>
+      </w:r>
+      <w:r>
+        <w:t xml:space="preserve">- Setting it on Render would create two sources of truth that could diverge silently.</w:t>
+      </w:r>
+    </w:p>
+    <w:p>
+      <w:pPr>
+        <w:pStyle w:val="BodyText"/>
+      </w:pPr>
+      <w:r>
+        <w:t xml:space="preserve">This design choice held up perfectly during this migration — the env-var-less approach meant a single git push was the whole migration.</w:t>
+      </w:r>
+    </w:p>
+    <w:p>
+      <w:pPr>
+        <w:pStyle w:val="BodyText"/>
+      </w:pPr>
+      <w:r>
+        <w:rPr>
+          <w:b/>
+          <w:bCs/>
+        </w:rPr>
+        <w:t xml:space="preserve">Lesson 1: assume your LLM provider will deprecate models faster than you’d like.</w:t>
+      </w:r>
+      <w:r>
+        <w:t xml:space="preserve"> </w:t>
+      </w:r>
+      <w:r>
+        <w:t xml:space="preserve">Groq gave 7 weeks. That’s enough if you notice. It’s catastrophic if your provider deprecation emails go to spam.</w:t>
+      </w:r>
+    </w:p>
+    <w:p>
+      <w:pPr>
+        <w:pStyle w:val="BodyText"/>
+      </w:pPr>
+      <w:r>
+        <w:rPr>
+          <w:b/>
+          <w:bCs/>
+        </w:rPr>
+        <w:t xml:space="preserve">Lesson 2: pre-existing</w:t>
+      </w:r>
+      <w:r>
+        <w:rPr>
+          <w:b/>
+          <w:bCs/>
+        </w:rPr>
+        <w:t xml:space="preserve"> </w:t>
+      </w:r>
+      <w:r>
+        <w:rPr>
+          <w:rStyle w:val="VerbatimChar"/>
+          <w:b/>
+          <w:bCs/>
+        </w:rPr>
+        <w:t xml:space="preserve">LLMClient</w:t>
+      </w:r>
+      <w:r>
+        <w:rPr>
+          <w:b/>
+          <w:bCs/>
+        </w:rPr>
+        <w:t xml:space="preserve"> </w:t>
+      </w:r>
+      <w:r>
+        <w:rPr>
+          <w:b/>
+          <w:bCs/>
+        </w:rPr>
+        <w:t xml:space="preserve">Protocol abstraction paid off.</w:t>
+      </w:r>
+      <w:r>
+        <w:t xml:space="preserve"> </w:t>
+      </w:r>
+      <w:r>
+        <w:t xml:space="preserve">Because every LLM provider already conformed to the same interface, swapping models was a one-line config change instead of a refactor.</w:t>
+      </w:r>
+      <w:r>
+        <w:t xml:space="preserve"> </w:t>
+      </w:r>
+      <w:r>
+        <w:rPr>
+          <w:b/>
+          <w:bCs/>
+        </w:rPr>
+        <w:t xml:space="preserve">Time-to-migrate: ~30 min including all the docs updates and 2 live verification calls.</w:t>
+      </w:r>
+    </w:p>
+    <w:p>
+      <w:pPr>
+        <w:pStyle w:val="BodyText"/>
+      </w:pPr>
+      <w:r>
+        <w:rPr>
+          <w:b/>
+          <w:bCs/>
+        </w:rPr>
+        <w:t xml:space="preserve">Lesson 3: live verification matters even on</w:t>
+      </w:r>
+      <w:r>
+        <w:rPr>
+          <w:b/>
+          <w:bCs/>
+        </w:rPr>
+        <w:t xml:space="preserve"> </w:t>
+      </w:r>
+      <w:r>
+        <w:rPr>
+          <w:b/>
+          <w:bCs/>
+        </w:rPr>
+        <w:t xml:space="preserve">“drop-in replacement”</w:t>
+      </w:r>
+      <w:r>
+        <w:rPr>
+          <w:b/>
+          <w:bCs/>
+        </w:rPr>
+        <w:t xml:space="preserve"> </w:t>
+      </w:r>
+      <w:r>
+        <w:rPr>
+          <w:b/>
+          <w:bCs/>
+        </w:rPr>
+        <w:t xml:space="preserve">migrations.</w:t>
+      </w:r>
+      <w:r>
+        <w:t xml:space="preserve"> </w:t>
+      </w:r>
+      <w:r>
+        <w:t xml:space="preserve">Before pushing, ran</w:t>
+      </w:r>
+      <w:r>
+        <w:t xml:space="preserve"> </w:t>
+      </w:r>
+      <w:r>
+        <w:rPr>
+          <w:rStyle w:val="VerbatimChar"/>
+        </w:rPr>
+        <w:t xml:space="preserve">expense --extract "..."</w:t>
+      </w:r>
+      <w:r>
+        <w:t xml:space="preserve"> </w:t>
+      </w:r>
+      <w:r>
+        <w:t xml:space="preserve">twice — once for</w:t>
+      </w:r>
+      <w:r>
+        <w:t xml:space="preserve"> </w:t>
+      </w:r>
+      <w:r>
+        <w:rPr>
+          <w:rStyle w:val="VerbatimChar"/>
+        </w:rPr>
+        <w:t xml:space="preserve">log_expense</w:t>
+      </w:r>
+      <w:r>
+        <w:t xml:space="preserve"> </w:t>
+      </w:r>
+      <w:r>
+        <w:t xml:space="preserve">intent, once for</w:t>
+      </w:r>
+      <w:r>
+        <w:t xml:space="preserve"> </w:t>
+      </w:r>
+      <w:r>
+        <w:rPr>
+          <w:rStyle w:val="VerbatimChar"/>
+        </w:rPr>
+        <w:t xml:space="preserve">query_category_total</w:t>
+      </w:r>
+      <w:r>
+        <w:t xml:space="preserve"> </w:t>
+      </w:r>
+      <w:r>
+        <w:t xml:space="preserve">intent — to confirm the new model returned correctly-shaped JSON with reasonable confidence. Cost: 4 LLM calls, ~3 sec of laptop time. Insurance against the migration silently degrading extraction quality.</w:t>
+      </w:r>
+    </w:p>
+    <w:bookmarkEnd w:id="83"/>
+    <w:bookmarkStart w:id="84" w:name="the-pattern-across-all-these-changes"/>
+    <w:p>
+      <w:pPr>
+        <w:pStyle w:val="Heading3"/>
+      </w:pPr>
+      <w:r>
+        <w:t xml:space="preserve">13.5 The pattern across all these changes</w:t>
+      </w:r>
+    </w:p>
+    <w:p>
+      <w:pPr>
+        <w:pStyle w:val="FirstParagraph"/>
+      </w:pPr>
+      <w:r>
+        <w:t xml:space="preserve">A few themes recur:</w:t>
+      </w:r>
+    </w:p>
+    <w:p>
+      <w:pPr>
+        <w:pStyle w:val="Compact"/>
+        <w:numPr>
+          <w:ilvl w:val="0"/>
+          <w:numId w:val="1087"/>
+        </w:numPr>
+      </w:pPr>
+      <w:r>
+        <w:rPr>
+          <w:b/>
+          <w:bCs/>
+        </w:rPr>
+        <w:t xml:space="preserve">Every</w:t>
+      </w:r>
+      <w:r>
+        <w:rPr>
+          <w:b/>
+          <w:bCs/>
+        </w:rPr>
+        <w:t xml:space="preserve"> </w:t>
+      </w:r>
+      <w:r>
+        <w:rPr>
+          <w:b/>
+          <w:bCs/>
+        </w:rPr>
+        <w:t xml:space="preserve">“drop-in”</w:t>
+      </w:r>
+      <w:r>
+        <w:rPr>
+          <w:b/>
+          <w:bCs/>
+        </w:rPr>
+        <w:t xml:space="preserve"> </w:t>
+      </w:r>
+      <w:r>
+        <w:rPr>
+          <w:b/>
+          <w:bCs/>
+        </w:rPr>
+        <w:t xml:space="preserve">change has a non-zero chance of breaking something.</w:t>
+      </w:r>
+      <w:r>
+        <w:t xml:space="preserve"> </w:t>
+      </w:r>
+      <w:r>
+        <w:t xml:space="preserve">Hatch was a</w:t>
+      </w:r>
+      <w:r>
+        <w:t xml:space="preserve"> </w:t>
+      </w:r>
+      <w:r>
+        <w:t xml:space="preserve">“drop-in”</w:t>
+      </w:r>
+      <w:r>
+        <w:t xml:space="preserve"> </w:t>
+      </w:r>
+      <w:r>
+        <w:t xml:space="preserve">build tool update. Groq’s</w:t>
+      </w:r>
+      <w:r>
+        <w:t xml:space="preserve"> </w:t>
+      </w:r>
+      <w:r>
+        <w:t xml:space="preserve">“drop-in”</w:t>
+      </w:r>
+      <w:r>
+        <w:t xml:space="preserve"> </w:t>
+      </w:r>
+      <w:r>
+        <w:t xml:space="preserve">replacement model needed local verification. The keep-alive cron was a</w:t>
+      </w:r>
+      <w:r>
+        <w:t xml:space="preserve"> </w:t>
+      </w:r>
+      <w:r>
+        <w:t xml:space="preserve">“drop-in”</w:t>
+      </w:r>
+      <w:r>
+        <w:t xml:space="preserve"> </w:t>
+      </w:r>
+      <w:r>
+        <w:t xml:space="preserve">alternative until UptimeRobot’s free tier turned out to lock HEAD-only.</w:t>
+      </w:r>
+    </w:p>
+    <w:p>
+      <w:pPr>
+        <w:pStyle w:val="Compact"/>
+        <w:numPr>
+          <w:ilvl w:val="0"/>
+          <w:numId w:val="1087"/>
+        </w:numPr>
+      </w:pPr>
+      <w:r>
+        <w:rPr>
+          <w:b/>
+          <w:bCs/>
+        </w:rPr>
+        <w:t xml:space="preserve">Observability gaps stay invisible until they bite.</w:t>
+      </w:r>
+      <w:r>
+        <w:t xml:space="preserve"> </w:t>
+      </w:r>
+      <w:r>
+        <w:t xml:space="preserve">We had 100% liveness uptime via UptimeRobot and 0% deploy-success visibility. The bot was</w:t>
+      </w:r>
+      <w:r>
+        <w:t xml:space="preserve"> </w:t>
+      </w:r>
+      <w:r>
+        <w:t xml:space="preserve">“up”</w:t>
+      </w:r>
+      <w:r>
+        <w:t xml:space="preserve"> </w:t>
+      </w:r>
+      <w:r>
+        <w:t xml:space="preserve">but stale for 25 days.</w:t>
+      </w:r>
+    </w:p>
+    <w:p>
+      <w:pPr>
+        <w:pStyle w:val="Compact"/>
+        <w:numPr>
+          <w:ilvl w:val="0"/>
+          <w:numId w:val="1087"/>
+        </w:numPr>
+      </w:pPr>
+      <w:r>
+        <w:rPr>
+          <w:b/>
+          <w:bCs/>
+        </w:rPr>
+        <w:t xml:space="preserve">Workarounds buy time; root-cause fixes buy peace of mind.</w:t>
+      </w:r>
+      <w:r>
+        <w:t xml:space="preserve"> </w:t>
+      </w:r>
+      <w:r>
+        <w:t xml:space="preserve">The pre-build-a-year script is a workaround for the burst-API-call issue. The real fix (Sheets</w:t>
+      </w:r>
+      <w:r>
+        <w:t xml:space="preserve"> </w:t>
+      </w:r>
+      <w:r>
+        <w:rPr>
+          <w:rStyle w:val="VerbatimChar"/>
+        </w:rPr>
+        <w:t xml:space="preserve">batchUpdate</w:t>
+      </w:r>
+      <w:r>
+        <w:t xml:space="preserve">) is still TODO. Each new month is a reminder.</w:t>
+      </w:r>
+    </w:p>
+    <w:p>
+      <w:pPr>
+        <w:pStyle w:val="Compact"/>
+        <w:numPr>
+          <w:ilvl w:val="0"/>
+          <w:numId w:val="1087"/>
+        </w:numPr>
+      </w:pPr>
+      <w:r>
+        <w:rPr>
+          <w:b/>
+          <w:bCs/>
+        </w:rPr>
+        <w:t xml:space="preserve">Documentation pays for itself the day you debug something you wrote 6 months ago.</w:t>
+      </w:r>
+      <w:r>
+        <w:t xml:space="preserve"> </w:t>
+      </w:r>
+      <w:r>
+        <w:t xml:space="preserve">Without this MASTER_GUIDE’s runbook §9.x entries, every recurrence would be a new investigation. With them, it’s a checklist.</w:t>
+      </w:r>
+    </w:p>
+    <w:bookmarkEnd w:id="84"/>
+    <w:bookmarkStart w:id="85" w:name="open-todos-future-maintenance-debt"/>
+    <w:p>
+      <w:pPr>
+        <w:pStyle w:val="Heading3"/>
+      </w:pPr>
+      <w:r>
+        <w:t xml:space="preserve">13.6 Open TODOs (future maintenance debt)</w:t>
+      </w:r>
+    </w:p>
+    <w:tbl>
+      <w:tblPr>
+        <w:tblStyle w:val="Table"/>
+        <w:tblW w:type="pct" w:w="5000"/>
+        <w:tblLayout w:type="fixed"/>
+        <w:tblLook w:firstRow="1" w:lastRow="0" w:firstColumn="0" w:lastColumn="0" w:noHBand="0" w:noVBand="0" w:val="0020"/>
+      </w:tblPr>
+      <w:tblGrid>
+        <w:gridCol w:w="792"/>
+        <w:gridCol w:w="1584"/>
+        <w:gridCol w:w="5544"/>
+      </w:tblGrid>
+      <w:tr>
+        <w:trPr>
+          <w:tblHeader w:val="on"/>
+        </w:trPr>
+        <w:tc>
+          <w:tcPr/>
+          <w:p>
+            <w:pPr>
+              <w:pStyle w:val="Compact"/>
+            </w:pPr>
+            <w:r>
+              <w:t xml:space="preserve">#</w:t>
+            </w:r>
+          </w:p>
+        </w:tc>
+        <w:tc>
+          <w:tcPr/>
+          <w:p>
+            <w:pPr>
+              <w:pStyle w:val="Compact"/>
+            </w:pPr>
+            <w:r>
+              <w:t xml:space="preserve">Item</w:t>
+            </w:r>
+          </w:p>
+        </w:tc>
+        <w:tc>
+          <w:tcPr/>
+          <w:p>
+            <w:pPr>
+              <w:pStyle w:val="Compact"/>
+            </w:pPr>
+            <w:r>
+              <w:t xml:space="preserve">Trigger to address</w:t>
+            </w:r>
+          </w:p>
+        </w:tc>
+      </w:tr>
+      <w:tr>
+        <w:tc>
+          <w:tcPr/>
+          <w:p>
+            <w:pPr>
+              <w:pStyle w:val="Compact"/>
+            </w:pPr>
+            <w:r>
+              <w:t xml:space="preserve">1</w:t>
+            </w:r>
+          </w:p>
+        </w:tc>
+        <w:tc>
+          <w:tcPr/>
+          <w:p>
+            <w:pPr>
+              <w:pStyle w:val="Compact"/>
+            </w:pPr>
+            <w:r>
+              <w:t xml:space="preserve">Deploy-success alert (Render webhook → Telegram / GitHub Action polling Render API)</w:t>
+            </w:r>
+          </w:p>
+        </w:tc>
+        <w:tc>
+          <w:tcPr/>
+          <w:p>
+            <w:pPr>
+              <w:pStyle w:val="Compact"/>
+            </w:pPr>
+            <w:r>
+              <w:t xml:space="preserve">Before the next time a deploy silently fails</w:t>
+            </w:r>
+          </w:p>
+        </w:tc>
+      </w:tr>
+      <w:tr>
+        <w:tc>
+          <w:tcPr/>
+          <w:p>
+            <w:pPr>
+              <w:pStyle w:val="Compact"/>
+            </w:pPr>
+            <w:r>
+              <w:t xml:space="preserve">2</w:t>
+            </w:r>
+          </w:p>
+        </w:tc>
+        <w:tc>
+          <w:tcPr/>
+          <w:p>
+            <w:pPr>
+              <w:pStyle w:val="Compact"/>
+            </w:pPr>
+            <w:r>
+              <w:rPr>
+                <w:rStyle w:val="VerbatimChar"/>
+              </w:rPr>
+              <w:t xml:space="preserve">python -m build --wheel</w:t>
+            </w:r>
+            <w:r>
+              <w:t xml:space="preserve"> </w:t>
+            </w:r>
+            <w:r>
+              <w:t xml:space="preserve">step in CI to catch wheel-build issues locally</w:t>
+            </w:r>
+          </w:p>
+        </w:tc>
+        <w:tc>
+          <w:tcPr/>
+          <w:p>
+            <w:pPr>
+              <w:pStyle w:val="Compact"/>
+            </w:pPr>
+            <w:r>
+              <w:t xml:space="preserve">Same as #1 — both prevent the silent failure pattern</w:t>
+            </w:r>
+          </w:p>
+        </w:tc>
+      </w:tr>
+      <w:tr>
+        <w:tc>
+          <w:tcPr/>
+          <w:p>
+            <w:pPr>
+              <w:pStyle w:val="Compact"/>
+            </w:pPr>
+            <w:r>
+              <w:t xml:space="preserve">3</w:t>
+            </w:r>
+          </w:p>
+        </w:tc>
+        <w:tc>
+          <w:tcPr/>
+          <w:p>
+            <w:pPr>
+              <w:pStyle w:val="Compact"/>
+            </w:pPr>
+            <w:r>
+              <w:t xml:space="preserve">Rebuild missing monthly tabs: October 2026, December 2026, May 2027</w:t>
+            </w:r>
+          </w:p>
+        </w:tc>
+        <w:tc>
+          <w:tcPr/>
+          <w:p>
+            <w:pPr>
+              <w:pStyle w:val="Compact"/>
+            </w:pPr>
+            <w:r>
+              <w:t xml:space="preserve">Before each of those months arrives in real time</w:t>
+            </w:r>
+          </w:p>
+        </w:tc>
+      </w:tr>
+      <w:tr>
+        <w:tc>
+          <w:tcPr/>
+          <w:p>
+            <w:pPr>
+              <w:pStyle w:val="Compact"/>
+            </w:pPr>
+            <w:r>
+              <w:t xml:space="preserve">4</w:t>
+            </w:r>
+          </w:p>
+        </w:tc>
+        <w:tc>
+          <w:tcPr/>
+          <w:p>
+            <w:pPr>
+              <w:pStyle w:val="Compact"/>
+            </w:pPr>
+            <w:r>
+              <w:t xml:space="preserve">Replace</w:t>
+            </w:r>
+            <w:r>
+              <w:t xml:space="preserve"> </w:t>
+            </w:r>
+            <w:r>
+              <w:rPr>
+                <w:rStyle w:val="VerbatimChar"/>
+              </w:rPr>
+              <w:t xml:space="preserve">build_month_tab()</w:t>
+            </w:r>
+            <w:r>
+              <w:t xml:space="preserve"> </w:t>
+            </w:r>
+            <w:r>
+              <w:t xml:space="preserve">per-cell API calls with a single Sheets</w:t>
+            </w:r>
+            <w:r>
+              <w:t xml:space="preserve"> </w:t>
+            </w:r>
+            <w:r>
+              <w:rPr>
+                <w:rStyle w:val="VerbatimChar"/>
+              </w:rPr>
+              <w:t xml:space="preserve">batchUpdate</w:t>
+            </w:r>
+          </w:p>
+        </w:tc>
+        <w:tc>
+          <w:tcPr/>
+          <w:p>
+            <w:pPr>
+              <w:pStyle w:val="Compact"/>
+            </w:pPr>
+            <w:r>
+              <w:t xml:space="preserve">Eliminates the 429 burst issue at its root → makes the year-prebuild script obsolete</w:t>
+            </w:r>
+          </w:p>
+        </w:tc>
+      </w:tr>
+      <w:tr>
+        <w:tc>
+          <w:tcPr/>
+          <w:p>
+            <w:pPr>
+              <w:pStyle w:val="Compact"/>
+            </w:pPr>
+            <w:r>
+              <w:t xml:space="preserve">5</w:t>
+            </w:r>
+          </w:p>
+        </w:tc>
+        <w:tc>
+          <w:tcPr/>
+          <w:p>
+            <w:pPr>
+              <w:pStyle w:val="Compact"/>
+            </w:pPr>
+            <w:r>
+              <w:t xml:space="preserve">Postgres mirror wiring (Supabase) — code is built, config not done</w:t>
+            </w:r>
+          </w:p>
+        </w:tc>
+        <w:tc>
+          <w:tcPr/>
+          <w:p>
+            <w:pPr>
+              <w:pStyle w:val="Compact"/>
+            </w:pPr>
+            <w:r>
+              <w:t xml:space="preserve">When SQL analytics over expense history becomes desired</w:t>
+            </w:r>
+          </w:p>
+        </w:tc>
+      </w:tr>
+      <w:tr>
+        <w:tc>
+          <w:tcPr/>
+          <w:p>
+            <w:pPr>
+              <w:pStyle w:val="Compact"/>
+            </w:pPr>
+            <w:r>
+              <w:t xml:space="preserve">6</w:t>
+            </w:r>
+          </w:p>
+        </w:tc>
+        <w:tc>
+          <w:tcPr/>
+          <w:p>
+            <w:pPr>
+              <w:pStyle w:val="Compact"/>
+            </w:pPr>
+            <w:r>
+              <w:t xml:space="preserve">LLM model deprecation alert (auto-check</w:t>
+            </w:r>
+            <w:r>
+              <w:t xml:space="preserve"> </w:t>
+            </w:r>
+            <w:r>
+              <w:rPr>
+                <w:rStyle w:val="VerbatimChar"/>
+              </w:rPr>
+              <w:t xml:space="preserve">/v1/models</w:t>
+            </w:r>
+            <w:r>
+              <w:t xml:space="preserve"> </w:t>
+            </w:r>
+            <w:r>
+              <w:t xml:space="preserve">weekly?)</w:t>
+            </w:r>
+          </w:p>
+        </w:tc>
+        <w:tc>
+          <w:tcPr/>
+          <w:p>
+            <w:pPr>
+              <w:pStyle w:val="Compact"/>
+            </w:pPr>
+            <w:r>
+              <w:t xml:space="preserve">Nice-to-have. Email is good enough until it isn’t.</w:t>
+            </w:r>
+          </w:p>
+        </w:tc>
+      </w:tr>
+      <w:tr>
+        <w:tc>
+          <w:tcPr/>
+          <w:p>
+            <w:pPr>
+              <w:pStyle w:val="Compact"/>
+            </w:pPr>
+            <w:r>
+              <w:t xml:space="preserve">7</w:t>
+            </w:r>
+          </w:p>
+        </w:tc>
+        <w:tc>
+          <w:tcPr/>
+          <w:p>
+            <w:pPr>
+              <w:pStyle w:val="Compact"/>
+            </w:pPr>
+            <w:r>
+              <w:t xml:space="preserve">Receipt OCR HF Space (photo → bot logs the line)</w:t>
+            </w:r>
+          </w:p>
+        </w:tc>
+        <w:tc>
+          <w:tcPr/>
+          <w:p>
+            <w:pPr>
+              <w:pStyle w:val="Compact"/>
+            </w:pPr>
+            <w:r>
+              <w:t xml:space="preserve">When manual restaurant-receipt entry becomes annoying</w:t>
+            </w:r>
+          </w:p>
+        </w:tc>
+      </w:tr>
+    </w:tbl>
+    <w:p>
+      <w:r>
+        <w:pict>
+          <v:rect style="width:0;height:1.5pt" o:hralign="center" o:hrstd="t" o:hr="t"/>
+        </w:pict>
+      </w:r>
+    </w:p>
+    <w:p>
+      <w:pPr>
+        <w:pStyle w:val="FirstParagraph"/>
+      </w:pPr>
       <w:r>
         <w:rPr>
           <w:i/>
           <w:iCs/>
         </w:rPr>
-        <w:t xml:space="preserve"> </w:t>
+        <w:t xml:space="preserve">End of Master Guide. If you hit a question this doesn’t answer,</w:t>
       </w:r>
       <w:r>
         <w:rPr>
           <w:i/>
           <w:iCs/>
         </w:rPr>
-        <w:t xml:space="preserve">document stays useful long-term.</w:t>
-      </w:r>
-    </w:p>
-    <w:bookmarkEnd w:id="73"/>
-    <w:bookmarkEnd w:id="74"/>
+        <w:t xml:space="preserve"> </w:t>
+      </w:r>
+      <w:r>
+        <w:rPr>
+          <w:i/>
+          <w:iCs/>
+        </w:rPr>
+        <w:t xml:space="preserve">add it to §12 with the answer once you find it — that’s how this</w:t>
+      </w:r>
+      <w:r>
+        <w:rPr>
+          <w:i/>
+          <w:iCs/>
+        </w:rPr>
+        <w:t xml:space="preserve"> </w:t>
+      </w:r>
+      <w:r>
+        <w:rPr>
+          <w:i/>
+          <w:iCs/>
+        </w:rPr>
+        <w:t xml:space="preserve">document stays useful long-term. If you make a production change</w:t>
+      </w:r>
+      <w:r>
+        <w:rPr>
+          <w:i/>
+          <w:iCs/>
+        </w:rPr>
+        <w:t xml:space="preserve"> </w:t>
+      </w:r>
+      <w:r>
+        <w:rPr>
+          <w:i/>
+          <w:iCs/>
+        </w:rPr>
+        <w:t xml:space="preserve">not yet captured here, add a new row to §13 with the</w:t>
+      </w:r>
+      <w:r>
+        <w:rPr>
+          <w:i/>
+          <w:iCs/>
+        </w:rPr>
+        <w:t xml:space="preserve"> </w:t>
+      </w:r>
+      <w:r>
+        <w:rPr>
+          <w:b/>
+          <w:bCs/>
+          <w:i/>
+          <w:iCs/>
+        </w:rPr>
+        <w:t xml:space="preserve">why</w:t>
+      </w:r>
+      <w:r>
+        <w:rPr>
+          <w:i/>
+          <w:iCs/>
+        </w:rPr>
+        <w:t xml:space="preserve"> </w:t>
+      </w:r>
+      <w:r>
+        <w:rPr>
+          <w:i/>
+          <w:iCs/>
+        </w:rPr>
+        <w:t xml:space="preserve">—</w:t>
+      </w:r>
+      <w:r>
+        <w:rPr>
+          <w:i/>
+          <w:iCs/>
+        </w:rPr>
+        <w:t xml:space="preserve"> </w:t>
+      </w:r>
+      <w:r>
+        <w:rPr>
+          <w:i/>
+          <w:iCs/>
+        </w:rPr>
+        <w:t xml:space="preserve">that’s how this document compounds in value over time.</w:t>
+      </w:r>
+    </w:p>
+    <w:bookmarkEnd w:id="85"/>
+    <w:bookmarkEnd w:id="86"/>
+    <w:bookmarkEnd w:id="87"/>
     <w:sectPr>
       <w:footnotePr>
         <w:numRestart w:val="eachSect"/>
@@ -17282,6 +22877,27 @@
     <w:abstractNumId w:val="991"/>
   </w:num>
   <w:num w:numId="1062">
+    <w:abstractNumId w:val="991"/>
+  </w:num>
+  <w:num w:numId="1063">
+    <w:abstractNumId w:val="991"/>
+  </w:num>
+  <w:num w:numId="1064">
+    <w:abstractNumId w:val="991"/>
+  </w:num>
+  <w:num w:numId="1065">
+    <w:abstractNumId w:val="991"/>
+  </w:num>
+  <w:num w:numId="1066">
+    <w:abstractNumId w:val="991"/>
+  </w:num>
+  <w:num w:numId="1067">
+    <w:abstractNumId w:val="991"/>
+  </w:num>
+  <w:num w:numId="1068">
+    <w:abstractNumId w:val="991"/>
+  </w:num>
+  <w:num w:numId="1069">
     <w:abstractNumId w:val="99411"/>
     <w:lvlOverride w:ilvl="0">
       <w:startOverride w:val="1"/>
@@ -17311,27 +22927,6 @@
       <w:startOverride w:val="1"/>
     </w:lvlOverride>
   </w:num>
-  <w:num w:numId="1063">
-    <w:abstractNumId w:val="991"/>
-  </w:num>
-  <w:num w:numId="1064">
-    <w:abstractNumId w:val="991"/>
-  </w:num>
-  <w:num w:numId="1065">
-    <w:abstractNumId w:val="991"/>
-  </w:num>
-  <w:num w:numId="1066">
-    <w:abstractNumId w:val="991"/>
-  </w:num>
-  <w:num w:numId="1067">
-    <w:abstractNumId w:val="991"/>
-  </w:num>
-  <w:num w:numId="1068">
-    <w:abstractNumId w:val="991"/>
-  </w:num>
-  <w:num w:numId="1069">
-    <w:abstractNumId w:val="991"/>
-  </w:num>
   <w:num w:numId="1070">
     <w:abstractNumId w:val="991"/>
   </w:num>
@@ -17339,6 +22934,27 @@
     <w:abstractNumId w:val="991"/>
   </w:num>
   <w:num w:numId="1072">
+    <w:abstractNumId w:val="991"/>
+  </w:num>
+  <w:num w:numId="1073">
+    <w:abstractNumId w:val="991"/>
+  </w:num>
+  <w:num w:numId="1074">
+    <w:abstractNumId w:val="991"/>
+  </w:num>
+  <w:num w:numId="1075">
+    <w:abstractNumId w:val="991"/>
+  </w:num>
+  <w:num w:numId="1076">
+    <w:abstractNumId w:val="991"/>
+  </w:num>
+  <w:num w:numId="1077">
+    <w:abstractNumId w:val="991"/>
+  </w:num>
+  <w:num w:numId="1078">
+    <w:abstractNumId w:val="991"/>
+  </w:num>
+  <w:num w:numId="1079">
     <w:abstractNumId w:val="99411"/>
     <w:lvlOverride w:ilvl="0">
       <w:startOverride w:val="1"/>
@@ -17368,8 +22984,137 @@
       <w:startOverride w:val="1"/>
     </w:lvlOverride>
   </w:num>
-  <w:num w:numId="1073">
+  <w:num w:numId="1080">
+    <w:abstractNumId w:val="99411"/>
+    <w:lvlOverride w:ilvl="0">
+      <w:startOverride w:val="1"/>
+    </w:lvlOverride>
+    <w:lvlOverride w:ilvl="1">
+      <w:startOverride w:val="1"/>
+    </w:lvlOverride>
+    <w:lvlOverride w:ilvl="2">
+      <w:startOverride w:val="1"/>
+    </w:lvlOverride>
+    <w:lvlOverride w:ilvl="3">
+      <w:startOverride w:val="1"/>
+    </w:lvlOverride>
+    <w:lvlOverride w:ilvl="4">
+      <w:startOverride w:val="1"/>
+    </w:lvlOverride>
+    <w:lvlOverride w:ilvl="5">
+      <w:startOverride w:val="1"/>
+    </w:lvlOverride>
+    <w:lvlOverride w:ilvl="6">
+      <w:startOverride w:val="1"/>
+    </w:lvlOverride>
+    <w:lvlOverride w:ilvl="7">
+      <w:startOverride w:val="1"/>
+    </w:lvlOverride>
+    <w:lvlOverride w:ilvl="8">
+      <w:startOverride w:val="1"/>
+    </w:lvlOverride>
+  </w:num>
+  <w:num w:numId="1081">
     <w:abstractNumId w:val="991"/>
+  </w:num>
+  <w:num w:numId="1082">
+    <w:abstractNumId w:val="991"/>
+  </w:num>
+  <w:num w:numId="1083">
+    <w:abstractNumId w:val="99411"/>
+    <w:lvlOverride w:ilvl="0">
+      <w:startOverride w:val="1"/>
+    </w:lvlOverride>
+    <w:lvlOverride w:ilvl="1">
+      <w:startOverride w:val="1"/>
+    </w:lvlOverride>
+    <w:lvlOverride w:ilvl="2">
+      <w:startOverride w:val="1"/>
+    </w:lvlOverride>
+    <w:lvlOverride w:ilvl="3">
+      <w:startOverride w:val="1"/>
+    </w:lvlOverride>
+    <w:lvlOverride w:ilvl="4">
+      <w:startOverride w:val="1"/>
+    </w:lvlOverride>
+    <w:lvlOverride w:ilvl="5">
+      <w:startOverride w:val="1"/>
+    </w:lvlOverride>
+    <w:lvlOverride w:ilvl="6">
+      <w:startOverride w:val="1"/>
+    </w:lvlOverride>
+    <w:lvlOverride w:ilvl="7">
+      <w:startOverride w:val="1"/>
+    </w:lvlOverride>
+    <w:lvlOverride w:ilvl="8">
+      <w:startOverride w:val="1"/>
+    </w:lvlOverride>
+  </w:num>
+  <w:num w:numId="1084">
+    <w:abstractNumId w:val="991"/>
+  </w:num>
+  <w:num w:numId="1085">
+    <w:abstractNumId w:val="99411"/>
+    <w:lvlOverride w:ilvl="0">
+      <w:startOverride w:val="1"/>
+    </w:lvlOverride>
+    <w:lvlOverride w:ilvl="1">
+      <w:startOverride w:val="1"/>
+    </w:lvlOverride>
+    <w:lvlOverride w:ilvl="2">
+      <w:startOverride w:val="1"/>
+    </w:lvlOverride>
+    <w:lvlOverride w:ilvl="3">
+      <w:startOverride w:val="1"/>
+    </w:lvlOverride>
+    <w:lvlOverride w:ilvl="4">
+      <w:startOverride w:val="1"/>
+    </w:lvlOverride>
+    <w:lvlOverride w:ilvl="5">
+      <w:startOverride w:val="1"/>
+    </w:lvlOverride>
+    <w:lvlOverride w:ilvl="6">
+      <w:startOverride w:val="1"/>
+    </w:lvlOverride>
+    <w:lvlOverride w:ilvl="7">
+      <w:startOverride w:val="1"/>
+    </w:lvlOverride>
+    <w:lvlOverride w:ilvl="8">
+      <w:startOverride w:val="1"/>
+    </w:lvlOverride>
+  </w:num>
+  <w:num w:numId="1086">
+    <w:abstractNumId w:val="991"/>
+  </w:num>
+  <w:num w:numId="1087">
+    <w:abstractNumId w:val="99411"/>
+    <w:lvlOverride w:ilvl="0">
+      <w:startOverride w:val="1"/>
+    </w:lvlOverride>
+    <w:lvlOverride w:ilvl="1">
+      <w:startOverride w:val="1"/>
+    </w:lvlOverride>
+    <w:lvlOverride w:ilvl="2">
+      <w:startOverride w:val="1"/>
+    </w:lvlOverride>
+    <w:lvlOverride w:ilvl="3">
+      <w:startOverride w:val="1"/>
+    </w:lvlOverride>
+    <w:lvlOverride w:ilvl="4">
+      <w:startOverride w:val="1"/>
+    </w:lvlOverride>
+    <w:lvlOverride w:ilvl="5">
+      <w:startOverride w:val="1"/>
+    </w:lvlOverride>
+    <w:lvlOverride w:ilvl="6">
+      <w:startOverride w:val="1"/>
+    </w:lvlOverride>
+    <w:lvlOverride w:ilvl="7">
+      <w:startOverride w:val="1"/>
+    </w:lvlOverride>
+    <w:lvlOverride w:ilvl="8">
+      <w:startOverride w:val="1"/>
+    </w:lvlOverride>
   </w:num>
 </w:numbering>
 </file>
